--- a/linear-algebra-vectors.docx
+++ b/linear-algebra-vectors.docx
@@ -15,7 +15,7 @@
         <w:pStyle w:val="Date"/>
       </w:pPr>
       <w:r>
-        <w:t xml:space="preserve">Last modified: 2026-10-09 22:14:55 (PDT)</w:t>
+        <w:t xml:space="preserve">Last modified: 2026-10-10 10:38:55 (PDT)</w:t>
       </w:r>
     </w:p>
     <w:bookmarkStart w:id="86" w:name="vectors"/>

--- a/linear-algebra-vectors.docx
+++ b/linear-algebra-vectors.docx
@@ -15,7 +15,7 @@
         <w:pStyle w:val="Date"/>
       </w:pPr>
       <w:r>
-        <w:t xml:space="preserve">Last modified: 2026-10-10 10:38:55 (PDT)</w:t>
+        <w:t xml:space="preserve">Last modified: 2026-10-10 11:17:20 (PDT)</w:t>
       </w:r>
     </w:p>
     <w:bookmarkStart w:id="86" w:name="vectors"/>

--- a/linear-algebra-vectors.docx
+++ b/linear-algebra-vectors.docx
@@ -15,7 +15,7 @@
         <w:pStyle w:val="Date"/>
       </w:pPr>
       <w:r>
-        <w:t xml:space="preserve">Last modified: 2026-10-10 11:17:20 (PDT)</w:t>
+        <w:t xml:space="preserve">Last modified: 2026-10-10 18:57:52 (PDT)</w:t>
       </w:r>
     </w:p>
     <w:bookmarkStart w:id="86" w:name="vectors"/>

--- a/linear-algebra-vectors.docx
+++ b/linear-algebra-vectors.docx
@@ -15,7 +15,7 @@
         <w:pStyle w:val="Date"/>
       </w:pPr>
       <w:r>
-        <w:t xml:space="preserve">Last modified: 2026-10-10 18:57:52 (PDT)</w:t>
+        <w:t xml:space="preserve">Last modified: 2026-10-10 19:44:14 (PDT)</w:t>
       </w:r>
     </w:p>
     <w:bookmarkStart w:id="86" w:name="vectors"/>

--- a/linear-algebra-vectors.docx
+++ b/linear-algebra-vectors.docx
@@ -15,7 +15,7 @@
         <w:pStyle w:val="Date"/>
       </w:pPr>
       <w:r>
-        <w:t xml:space="preserve">Last modified: 2026-10-10 19:44:14 (PDT)</w:t>
+        <w:t xml:space="preserve">Last modified: 2026-10-11 00:33:48 (PDT)</w:t>
       </w:r>
     </w:p>
     <w:bookmarkStart w:id="86" w:name="vectors"/>

--- a/linear-algebra-vectors.docx
+++ b/linear-algebra-vectors.docx
@@ -15,7 +15,7 @@
         <w:pStyle w:val="Date"/>
       </w:pPr>
       <w:r>
-        <w:t xml:space="preserve">Last modified: 2026-10-11 00:33:48 (PDT)</w:t>
+        <w:t xml:space="preserve">Last modified: 2026-10-11 01:21:14 (PDT)</w:t>
       </w:r>
     </w:p>
     <w:bookmarkStart w:id="86" w:name="vectors"/>

--- a/linear-algebra-vectors.docx
+++ b/linear-algebra-vectors.docx
@@ -15,7 +15,7 @@
         <w:pStyle w:val="Date"/>
       </w:pPr>
       <w:r>
-        <w:t xml:space="preserve">Last modified: 2026-10-11 01:21:14 (PDT)</w:t>
+        <w:t xml:space="preserve">Last modified: 2026-10-12 01:27:56 (PDT)</w:t>
       </w:r>
     </w:p>
     <w:bookmarkStart w:id="86" w:name="vectors"/>

--- a/linear-algebra-vectors.docx
+++ b/linear-algebra-vectors.docx
@@ -15,7 +15,7 @@
         <w:pStyle w:val="Date"/>
       </w:pPr>
       <w:r>
-        <w:t xml:space="preserve">Last modified: 2026-10-12 01:27:56 (PDT)</w:t>
+        <w:t xml:space="preserve">Last modified: 2026-10-12 19:40:12 (PDT)</w:t>
       </w:r>
     </w:p>
     <w:bookmarkStart w:id="86" w:name="vectors"/>

--- a/linear-algebra-vectors.docx
+++ b/linear-algebra-vectors.docx
@@ -15,7 +15,7 @@
         <w:pStyle w:val="Date"/>
       </w:pPr>
       <w:r>
-        <w:t xml:space="preserve">Last modified: 2026-10-12 19:40:12 (PDT)</w:t>
+        <w:t xml:space="preserve">Last modified: 2026-10-12 20:31:51 (PDT)</w:t>
       </w:r>
     </w:p>
     <w:bookmarkStart w:id="86" w:name="vectors"/>

--- a/linear-algebra-vectors.docx
+++ b/linear-algebra-vectors.docx
@@ -15,7 +15,7 @@
         <w:pStyle w:val="Date"/>
       </w:pPr>
       <w:r>
-        <w:t xml:space="preserve">Last modified: 2026-10-12 20:31:51 (PDT)</w:t>
+        <w:t xml:space="preserve">Last modified: 2026-10-12 21:21:07 (PDT)</w:t>
       </w:r>
     </w:p>
     <w:bookmarkStart w:id="86" w:name="vectors"/>

--- a/linear-algebra-vectors.docx
+++ b/linear-algebra-vectors.docx
@@ -15,7 +15,7 @@
         <w:pStyle w:val="Date"/>
       </w:pPr>
       <w:r>
-        <w:t xml:space="preserve">Last modified: 2026-10-12 21:21:07 (PDT)</w:t>
+        <w:t xml:space="preserve">Last modified: 2026-10-12 22:07:53 (PDT)</w:t>
       </w:r>
     </w:p>
     <w:bookmarkStart w:id="86" w:name="vectors"/>

--- a/linear-algebra-vectors.docx
+++ b/linear-algebra-vectors.docx
@@ -15,7 +15,7 @@
         <w:pStyle w:val="Date"/>
       </w:pPr>
       <w:r>
-        <w:t xml:space="preserve">Last modified: 2026-10-12 22:07:53 (PDT)</w:t>
+        <w:t xml:space="preserve">Last modified: 2026-10-12 22:45:08 (PDT)</w:t>
       </w:r>
     </w:p>
     <w:bookmarkStart w:id="86" w:name="vectors"/>

--- a/linear-algebra-vectors.docx
+++ b/linear-algebra-vectors.docx
@@ -15,7 +15,7 @@
         <w:pStyle w:val="Date"/>
       </w:pPr>
       <w:r>
-        <w:t xml:space="preserve">Last modified: 2026-10-12 22:45:08 (PDT)</w:t>
+        <w:t xml:space="preserve">Last modified: 2026-10-13 01:20:47 (PDT)</w:t>
       </w:r>
     </w:p>
     <w:bookmarkStart w:id="86" w:name="vectors"/>

--- a/linear-algebra-vectors.docx
+++ b/linear-algebra-vectors.docx
@@ -15,7 +15,7 @@
         <w:pStyle w:val="Date"/>
       </w:pPr>
       <w:r>
-        <w:t xml:space="preserve">Last modified: 2026-10-13 01:20:47 (PDT)</w:t>
+        <w:t xml:space="preserve">Last modified: 2026-10-13 10:37:49 (PDT)</w:t>
       </w:r>
     </w:p>
     <w:bookmarkStart w:id="86" w:name="vectors"/>

--- a/linear-algebra-vectors.docx
+++ b/linear-algebra-vectors.docx
@@ -15,7 +15,7 @@
         <w:pStyle w:val="Date"/>
       </w:pPr>
       <w:r>
-        <w:t xml:space="preserve">Last modified: 2026-10-13 10:37:49 (PDT)</w:t>
+        <w:t xml:space="preserve">Last modified: 2026-10-13 11:22:25 (PDT)</w:t>
       </w:r>
     </w:p>
     <w:bookmarkStart w:id="86" w:name="vectors"/>

--- a/linear-algebra-vectors.docx
+++ b/linear-algebra-vectors.docx
@@ -15,10 +15,10 @@
         <w:pStyle w:val="Date"/>
       </w:pPr>
       <w:r>
-        <w:t xml:space="preserve">Last modified: 2026-10-13 11:22:25 (PDT)</w:t>
+        <w:t xml:space="preserve">Last modified: 2026-10-13 14:29:41 (PDT)</w:t>
       </w:r>
     </w:p>
-    <w:bookmarkStart w:id="86" w:name="vectors"/>
+    <w:bookmarkStart w:id="89" w:name="vectors"/>
     <w:p>
       <w:pPr>
         <w:pStyle w:val="Heading2"/>
@@ -4755,11 +4755,25 @@
       <w:r>
         <w:t xml:space="preserve">with the same coefficients.</w:t>
       </w:r>
-      <w:r>
-        <w:t xml:space="preserve"> </w:t>
-      </w:r>
-      <w:r>
-        <w:t xml:space="preserve">For example, the linear combination of</w:t>
+    </w:p>
+    <w:bookmarkEnd w:id="32"/>
+    <w:bookmarkStart w:id="33" w:name="exm-linear-combination-vectors"/>
+    <w:p>
+      <w:pPr>
+        <w:pStyle w:val="BodyText"/>
+      </w:pPr>
+      <w:r>
+        <w:rPr>
+          <w:b/>
+          <w:bCs/>
+        </w:rPr>
+        <w:t xml:space="preserve">Example 6 (A linear combination of two vectors)</w:t>
+      </w:r>
+      <w:r>
+        <w:t xml:space="preserve"> </w:t>
+      </w:r>
+      <w:r>
+        <w:t xml:space="preserve">The linear combination of</w:t>
       </w:r>
       <w:r>
         <w:t xml:space="preserve"> </w:t>
@@ -5027,8 +5041,8 @@
         <w:t xml:space="preserve">.</w:t>
       </w:r>
     </w:p>
-    <w:bookmarkEnd w:id="32"/>
-    <w:bookmarkStart w:id="34" w:name="rem-dot-product-lincom"/>
+    <w:bookmarkEnd w:id="33"/>
+    <w:bookmarkStart w:id="35" w:name="rem-dot-product-lincom"/>
     <w:p>
       <w:pPr>
         <w:pStyle w:val="BodyText"/>
@@ -5408,7 +5422,7 @@
       <w:r>
         <w:t xml:space="preserve">is the general notion (</w:t>
       </w:r>
-      <w:hyperlink r:id="rId33">
+      <w:hyperlink r:id="rId34">
         <w:r>
           <w:rPr>
             <w:rStyle w:val="Hyperlink"/>
@@ -5426,8 +5440,8 @@
         <w:t xml:space="preserve">of which the dot product is one example.</w:t>
       </w:r>
     </w:p>
-    <w:bookmarkEnd w:id="34"/>
-    <w:bookmarkStart w:id="35" w:name="thm-lincom-symmetric"/>
+    <w:bookmarkEnd w:id="35"/>
+    <w:bookmarkStart w:id="36" w:name="thm-lincom-symmetric"/>
     <w:p>
       <w:pPr>
         <w:pStyle w:val="BodyText"/>
@@ -5516,7 +5530,7 @@
         </m:oMath>
       </m:oMathPara>
     </w:p>
-    <w:bookmarkEnd w:id="35"/>
+    <w:bookmarkEnd w:id="36"/>
     <w:p>
       <w:pPr>
         <w:pStyle w:val="FirstParagraph"/>
@@ -5776,7 +5790,7 @@
         </m:oMath>
       </m:oMathPara>
     </w:p>
-    <w:bookmarkStart w:id="49" w:name="special-vectors"/>
+    <w:bookmarkStart w:id="52" w:name="special-vectors"/>
     <w:p>
       <w:pPr>
         <w:pStyle w:val="Heading3"/>
@@ -5785,7 +5799,7 @@
         <w:t xml:space="preserve">1.1 Special vectors</w:t>
       </w:r>
     </w:p>
-    <w:bookmarkStart w:id="36" w:name="def-zero-vector"/>
+    <w:bookmarkStart w:id="37" w:name="def-zero-vector"/>
     <w:p>
       <w:pPr>
         <w:pStyle w:val="FirstParagraph"/>
@@ -5932,8 +5946,8 @@
         </m:oMath>
       </m:oMathPara>
     </w:p>
-    <w:bookmarkEnd w:id="36"/>
-    <w:bookmarkStart w:id="38" w:name="rem-zero-vector-identity"/>
+    <w:bookmarkEnd w:id="37"/>
+    <w:bookmarkStart w:id="39" w:name="rem-zero-vector-identity"/>
     <w:p>
       <w:pPr>
         <w:pStyle w:val="FirstParagraph"/>
@@ -6072,7 +6086,7 @@
       <w:r>
         <w:t xml:space="preserve"> </w:t>
       </w:r>
-      <w:hyperlink r:id="rId37">
+      <w:hyperlink r:id="rId38">
         <w:r>
           <w:rPr>
             <w:rStyle w:val="Hyperlink"/>
@@ -6273,8 +6287,8 @@
         </m:oMath>
       </m:oMathPara>
     </w:p>
-    <w:bookmarkEnd w:id="38"/>
-    <w:bookmarkStart w:id="40" w:name="def-mean"/>
+    <w:bookmarkEnd w:id="39"/>
+    <w:bookmarkStart w:id="41" w:name="def-mean"/>
     <w:p>
       <w:pPr>
         <w:pStyle w:val="FirstParagraph"/>
@@ -6397,7 +6411,7 @@
       <w:r>
         <w:t xml:space="preserve"> </w:t>
       </w:r>
-      <w:hyperlink r:id="rId39">
+      <w:hyperlink r:id="rId40">
         <w:r>
           <w:rPr>
             <w:rStyle w:val="Hyperlink"/>
@@ -6509,60 +6523,18 @@
         </m:oMath>
       </m:oMathPara>
     </w:p>
+    <w:bookmarkEnd w:id="41"/>
+    <w:bookmarkStart w:id="42" w:name="exm-mean"/>
     <w:p>
       <w:pPr>
         <w:pStyle w:val="FirstParagraph"/>
       </w:pPr>
       <w:r>
-        <w:t xml:space="preserve">When the numbers are observed data values,</w:t>
-      </w:r>
-      <w:r>
-        <w:t xml:space="preserve"> </w:t>
-      </w:r>
-      <m:oMath>
-        <m:acc>
-          <m:accPr>
-            <m:chr m:val="‾"/>
-          </m:accPr>
-          <m:e>
-            <m:r>
-              <m:t>y</m:t>
-            </m:r>
-          </m:e>
-        </m:acc>
-      </m:oMath>
-      <w:r>
-        <w:t xml:space="preserve"> </w:t>
-      </w:r>
-      <w:r>
-        <w:t xml:space="preserve">is also called the</w:t>
-      </w:r>
-      <w:r>
-        <w:t xml:space="preserve"> </w:t>
-      </w:r>
-      <w:r>
         <w:rPr>
           <w:b/>
           <w:bCs/>
         </w:rPr>
-        <w:t xml:space="preserve">sample mean</w:t>
-      </w:r>
-      <w:r>
-        <w:t xml:space="preserve">.</w:t>
-      </w:r>
-    </w:p>
-    <w:bookmarkEnd w:id="40"/>
-    <w:bookmarkStart w:id="41" w:name="exm-mean"/>
-    <w:p>
-      <w:pPr>
-        <w:pStyle w:val="BodyText"/>
-      </w:pPr>
-      <w:r>
-        <w:rPr>
-          <w:b/>
-          <w:bCs/>
-        </w:rPr>
-        <w:t xml:space="preserve">Example 6 (The mean of three numbers)</w:t>
+        <w:t xml:space="preserve">Example 7 (The mean of three numbers)</w:t>
       </w:r>
       <w:r>
         <w:t xml:space="preserve"> </w:t>
@@ -6882,11 +6854,72 @@
         </m:oMath>
       </m:oMathPara>
     </w:p>
-    <w:bookmarkEnd w:id="41"/>
-    <w:bookmarkStart w:id="42" w:name="def-ones-vector"/>
+    <w:bookmarkEnd w:id="42"/>
+    <w:bookmarkStart w:id="44" w:name="rem-mean-sample-mean"/>
     <w:p>
       <w:pPr>
         <w:pStyle w:val="FirstParagraph"/>
+      </w:pPr>
+      <w:r>
+        <w:rPr>
+          <w:i/>
+          <w:iCs/>
+        </w:rPr>
+        <w:t xml:space="preserve">Remark 5</w:t>
+      </w:r>
+      <w:r>
+        <w:t xml:space="preserve"> (The sample mean estimates the population mean). </w:t>
+      </w:r>
+      <w:r>
+        <w:t xml:space="preserve">When the numbers are observed data values,</w:t>
+      </w:r>
+      <w:r>
+        <w:t xml:space="preserve"> </w:t>
+      </w:r>
+      <m:oMath>
+        <m:acc>
+          <m:accPr>
+            <m:chr m:val="‾"/>
+          </m:accPr>
+          <m:e>
+            <m:r>
+              <m:t>y</m:t>
+            </m:r>
+          </m:e>
+        </m:acc>
+      </m:oMath>
+      <w:r>
+        <w:t xml:space="preserve"> </w:t>
+      </w:r>
+      <w:r>
+        <w:t xml:space="preserve">is also called the sample mean,</w:t>
+      </w:r>
+      <w:r>
+        <w:t xml:space="preserve"> </w:t>
+      </w:r>
+      <w:r>
+        <w:t xml:space="preserve">an estimator of the</w:t>
+      </w:r>
+      <w:r>
+        <w:t xml:space="preserve"> </w:t>
+      </w:r>
+      <w:hyperlink r:id="rId43">
+        <w:r>
+          <w:rPr>
+            <w:rStyle w:val="Hyperlink"/>
+          </w:rPr>
+          <w:t xml:space="preserve">population mean</w:t>
+        </w:r>
+      </w:hyperlink>
+      <w:r>
+        <w:t xml:space="preserve">.</w:t>
+      </w:r>
+    </w:p>
+    <w:bookmarkEnd w:id="44"/>
+    <w:bookmarkStart w:id="45" w:name="def-ones-vector"/>
+    <w:p>
+      <w:pPr>
+        <w:pStyle w:val="BodyText"/>
       </w:pPr>
       <w:r>
         <w:rPr>
@@ -7030,8 +7063,8 @@
         </m:oMath>
       </m:oMathPara>
     </w:p>
-    <w:bookmarkEnd w:id="42"/>
-    <w:bookmarkStart w:id="43" w:name="rem-ones-vector-sum"/>
+    <w:bookmarkEnd w:id="45"/>
+    <w:bookmarkStart w:id="46" w:name="rem-ones-vector-sum"/>
     <w:p>
       <w:pPr>
         <w:pStyle w:val="FirstParagraph"/>
@@ -7041,7 +7074,7 @@
           <w:i/>
           <w:iCs/>
         </w:rPr>
-        <w:t xml:space="preserve">Remark 5</w:t>
+        <w:t xml:space="preserve">Remark 6</w:t>
       </w:r>
       <w:r>
         <w:t xml:space="preserve"> (The ones vector sums the entries). </w:t>
@@ -7538,8 +7571,8 @@
         <w:t xml:space="preserve">.</w:t>
       </w:r>
     </w:p>
-    <w:bookmarkEnd w:id="43"/>
-    <w:bookmarkStart w:id="44" w:name="def-indicator-vector"/>
+    <w:bookmarkEnd w:id="46"/>
+    <w:bookmarkStart w:id="47" w:name="def-indicator-vector"/>
     <w:p>
       <w:pPr>
         <w:pStyle w:val="BodyText"/>
@@ -7948,8 +7981,8 @@
         </m:oMath>
       </m:oMathPara>
     </w:p>
-    <w:bookmarkEnd w:id="44"/>
-    <w:bookmarkStart w:id="45" w:name="rem-indicator-vector-weighted-sums"/>
+    <w:bookmarkEnd w:id="47"/>
+    <w:bookmarkStart w:id="48" w:name="rem-indicator-vector-weighted-sums"/>
     <w:p>
       <w:pPr>
         <w:pStyle w:val="FirstParagraph"/>
@@ -7959,7 +7992,7 @@
           <w:i/>
           <w:iCs/>
         </w:rPr>
-        <w:t xml:space="preserve">Remark 6</w:t>
+        <w:t xml:space="preserve">Remark 7</w:t>
       </w:r>
       <w:r>
         <w:t xml:space="preserve"> (Indicator vectors build every vector). </w:t>
@@ -8670,8 +8703,8 @@
         <w:t xml:space="preserve">of the vector.</w:t>
       </w:r>
     </w:p>
-    <w:bookmarkEnd w:id="45"/>
-    <w:bookmarkStart w:id="46" w:name="thm-indicator-selection"/>
+    <w:bookmarkEnd w:id="48"/>
+    <w:bookmarkStart w:id="49" w:name="thm-indicator-selection"/>
     <w:p>
       <w:pPr>
         <w:pStyle w:val="BodyText"/>
@@ -8843,7 +8876,7 @@
         </m:oMath>
       </m:oMathPara>
     </w:p>
-    <w:bookmarkEnd w:id="46"/>
+    <w:bookmarkEnd w:id="49"/>
     <w:p>
       <w:pPr>
         <w:pStyle w:val="FirstParagraph"/>
@@ -9275,7 +9308,7 @@
         </m:oMath>
       </m:oMathPara>
     </w:p>
-    <w:bookmarkStart w:id="47" w:name="thm-standard-basis-expansion"/>
+    <w:bookmarkStart w:id="50" w:name="thm-standard-basis-expansion"/>
     <w:p>
       <w:pPr>
         <w:pStyle w:val="FirstParagraph"/>
@@ -9576,7 +9609,7 @@
         </m:oMath>
       </m:oMathPara>
     </w:p>
-    <w:bookmarkEnd w:id="47"/>
+    <w:bookmarkEnd w:id="50"/>
     <w:p>
       <w:pPr>
         <w:pStyle w:val="FirstParagraph"/>
@@ -10296,7 +10329,7 @@
         </m:oMath>
       </m:oMathPara>
     </w:p>
-    <w:bookmarkStart w:id="48" w:name="exm-standard-basis-expansion"/>
+    <w:bookmarkStart w:id="51" w:name="exm-standard-basis-expansion"/>
     <w:p>
       <w:pPr>
         <w:pStyle w:val="FirstParagraph"/>
@@ -10306,7 +10339,7 @@
           <w:b/>
           <w:bCs/>
         </w:rPr>
-        <w:t xml:space="preserve">Example 7 (Expanding a vector in indicator vectors)</w:t>
+        <w:t xml:space="preserve">Example 8 (Expanding a vector in indicator vectors)</w:t>
       </w:r>
     </w:p>
     <w:p>
@@ -10645,9 +10678,9 @@
         </m:oMath>
       </m:oMathPara>
     </w:p>
-    <w:bookmarkEnd w:id="48"/>
-    <w:bookmarkEnd w:id="49"/>
-    <w:bookmarkStart w:id="85" w:name="orthogonality"/>
+    <w:bookmarkEnd w:id="51"/>
+    <w:bookmarkEnd w:id="52"/>
+    <w:bookmarkStart w:id="88" w:name="orthogonality"/>
     <w:p>
       <w:pPr>
         <w:pStyle w:val="Heading3"/>
@@ -10656,7 +10689,7 @@
         <w:t xml:space="preserve">1.2 Orthogonality</w:t>
       </w:r>
     </w:p>
-    <w:bookmarkStart w:id="50" w:name="def-orthogonal-vectors"/>
+    <w:bookmarkStart w:id="53" w:name="def-orthogonal-vectors"/>
     <w:p>
       <w:pPr>
         <w:pStyle w:val="FirstParagraph"/>
@@ -10857,8 +10890,8 @@
         </m:oMath>
       </m:oMathPara>
     </w:p>
-    <w:bookmarkEnd w:id="50"/>
-    <w:bookmarkStart w:id="51" w:name="rem-orthogonal-perpendicular"/>
+    <w:bookmarkEnd w:id="53"/>
+    <w:bookmarkStart w:id="54" w:name="rem-orthogonal-perpendicular"/>
     <w:p>
       <w:pPr>
         <w:pStyle w:val="FirstParagraph"/>
@@ -10868,7 +10901,7 @@
           <w:i/>
           <w:iCs/>
         </w:rPr>
-        <w:t xml:space="preserve">Remark 7</w:t>
+        <w:t xml:space="preserve">Remark 8</w:t>
       </w:r>
       <w:r>
         <w:t xml:space="preserve"> (Orthogonal means perpendicular). </w:t>
@@ -11304,8 +11337,8 @@
         <w:t xml:space="preserve">.</w:t>
       </w:r>
     </w:p>
-    <w:bookmarkEnd w:id="51"/>
-    <w:bookmarkStart w:id="52" w:name="exm-not-orthogonal"/>
+    <w:bookmarkEnd w:id="54"/>
+    <w:bookmarkStart w:id="55" w:name="exm-not-orthogonal"/>
     <w:p>
       <w:pPr>
         <w:pStyle w:val="BodyText"/>
@@ -11315,7 +11348,7 @@
           <w:b/>
           <w:bCs/>
         </w:rPr>
-        <w:t xml:space="preserve">Example 8 (Vectors that are not orthogonal)</w:t>
+        <w:t xml:space="preserve">Example 9 (Vectors that are not orthogonal)</w:t>
       </w:r>
     </w:p>
     <w:p>
@@ -11539,8 +11572,8 @@
         <w:t xml:space="preserve">are not orthogonal.</w:t>
       </w:r>
     </w:p>
-    <w:bookmarkEnd w:id="52"/>
-    <w:bookmarkStart w:id="55" w:name="def-euclidean-norm"/>
+    <w:bookmarkEnd w:id="55"/>
+    <w:bookmarkStart w:id="58" w:name="def-euclidean-norm"/>
     <w:p>
       <w:pPr>
         <w:pStyle w:val="BodyText"/>
@@ -11742,7 +11775,7 @@
       <w:pPr>
         <w:pStyle w:val="BodyText"/>
       </w:pPr>
-      <w:bookmarkStart w:id="53" w:name="eq-l2-norm"/>
+      <w:bookmarkStart w:id="56" w:name="eq-l2-norm"/>
       <m:oMathPara>
         <m:oMathParaPr>
           <m:jc m:val="center"/>
@@ -11907,7 +11940,7 @@
           </m:r>
         </m:oMath>
       </m:oMathPara>
-      <w:bookmarkEnd w:id="53"/>
+      <w:bookmarkEnd w:id="56"/>
     </w:p>
     <w:p>
       <w:pPr>
@@ -11944,7 +11977,7 @@
       <w:r>
         <w:t xml:space="preserve"> </w:t>
       </w:r>
-      <w:hyperlink r:id="rId54">
+      <w:hyperlink r:id="rId57">
         <w:r>
           <w:rPr>
             <w:rStyle w:val="Hyperlink"/>
@@ -11956,8 +11989,8 @@
         <w:t xml:space="preserve">.</w:t>
       </w:r>
     </w:p>
-    <w:bookmarkEnd w:id="55"/>
-    <w:bookmarkStart w:id="56" w:name="exm-euclidean-norm"/>
+    <w:bookmarkEnd w:id="58"/>
+    <w:bookmarkStart w:id="59" w:name="exm-euclidean-norm"/>
     <w:p>
       <w:pPr>
         <w:pStyle w:val="BodyText"/>
@@ -11967,7 +12000,7 @@
           <w:b/>
           <w:bCs/>
         </w:rPr>
-        <w:t xml:space="preserve">Example 9 (The length of a vector)</w:t>
+        <w:t xml:space="preserve">Example 10 (The length of a vector)</w:t>
       </w:r>
       <w:r>
         <w:t xml:space="preserve"> </w:t>
@@ -12255,8 +12288,8 @@
         <w:t xml:space="preserve">.</w:t>
       </w:r>
     </w:p>
-    <w:bookmarkEnd w:id="56"/>
-    <w:bookmarkStart w:id="57" w:name="def-unit-vector"/>
+    <w:bookmarkEnd w:id="59"/>
+    <w:bookmarkStart w:id="60" w:name="def-unit-vector"/>
     <w:p>
       <w:pPr>
         <w:pStyle w:val="BodyText"/>
@@ -12332,8 +12365,8 @@
         <w:t xml:space="preserve">.</w:t>
       </w:r>
     </w:p>
-    <w:bookmarkEnd w:id="57"/>
-    <w:bookmarkStart w:id="58" w:name="exm-unit-vector"/>
+    <w:bookmarkEnd w:id="60"/>
+    <w:bookmarkStart w:id="61" w:name="exm-unit-vector"/>
     <w:p>
       <w:pPr>
         <w:pStyle w:val="BodyText"/>
@@ -12343,7 +12376,7 @@
           <w:b/>
           <w:bCs/>
         </w:rPr>
-        <w:t xml:space="preserve">Example 10 (A unit vector and a vector that is not one)</w:t>
+        <w:t xml:space="preserve">Example 11 (A unit vector and a vector that is not one)</w:t>
       </w:r>
       <w:r>
         <w:t xml:space="preserve"> </w:t>
@@ -12837,8 +12870,8 @@
         </m:oMath>
       </m:oMathPara>
     </w:p>
-    <w:bookmarkEnd w:id="58"/>
-    <w:bookmarkStart w:id="59" w:name="exr-euclidean-distance"/>
+    <w:bookmarkEnd w:id="61"/>
+    <w:bookmarkStart w:id="62" w:name="exr-euclidean-distance"/>
     <w:p>
       <w:pPr>
         <w:pStyle w:val="FirstParagraph"/>
@@ -13117,8 +13150,8 @@
         <w:t xml:space="preserve">instead?</w:t>
       </w:r>
     </w:p>
-    <w:bookmarkEnd w:id="59"/>
-    <w:bookmarkStart w:id="60" w:name="sol-euclidean-distance"/>
+    <w:bookmarkEnd w:id="62"/>
+    <w:bookmarkStart w:id="63" w:name="sol-euclidean-distance"/>
     <w:p>
       <w:pPr>
         <w:pStyle w:val="FirstParagraph"/>
@@ -13674,8 +13707,8 @@
         <w:t xml:space="preserve">Yes, the result is the same.</w:t>
       </w:r>
     </w:p>
-    <w:bookmarkEnd w:id="60"/>
-    <w:bookmarkStart w:id="62" w:name="def-euclidean-distance"/>
+    <w:bookmarkEnd w:id="63"/>
+    <w:bookmarkStart w:id="65" w:name="def-euclidean-distance"/>
     <w:p>
       <w:pPr>
         <w:pStyle w:val="FirstParagraph"/>
@@ -13787,7 +13820,7 @@
       <w:pPr>
         <w:pStyle w:val="BodyText"/>
       </w:pPr>
-      <w:bookmarkStart w:id="61" w:name="eq-euclidean-distance"/>
+      <w:bookmarkStart w:id="64" w:name="eq-euclidean-distance"/>
       <m:oMathPara>
         <m:oMathParaPr>
           <m:jc m:val="center"/>
@@ -14009,10 +14042,10 @@
           </m:r>
         </m:oMath>
       </m:oMathPara>
-      <w:bookmarkEnd w:id="61"/>
+      <w:bookmarkEnd w:id="64"/>
     </w:p>
-    <w:bookmarkEnd w:id="62"/>
-    <w:bookmarkStart w:id="63" w:name="rem-distance-from-origin"/>
+    <w:bookmarkEnd w:id="65"/>
+    <w:bookmarkStart w:id="66" w:name="rem-distance-from-origin"/>
     <w:p>
       <w:pPr>
         <w:pStyle w:val="FirstParagraph"/>
@@ -14022,7 +14055,7 @@
           <w:i/>
           <w:iCs/>
         </w:rPr>
-        <w:t xml:space="preserve">Remark 8</w:t>
+        <w:t xml:space="preserve">Remark 9</w:t>
       </w:r>
       <w:r>
         <w:t xml:space="preserve"> (Distance from the origin). </w:t>
@@ -14381,15 +14414,15 @@
           <w:rPr>
             <w:rStyle w:val="Hyperlink"/>
           </w:rPr>
-          <w:t xml:space="preserve">Example 9</w:t>
+          <w:t xml:space="preserve">Example 10</w:t>
         </w:r>
       </w:hyperlink>
       <w:r>
         <w:t xml:space="preserve">.</w:t>
       </w:r>
     </w:p>
-    <w:bookmarkEnd w:id="63"/>
-    <w:bookmarkStart w:id="64" w:name="def-orthonormal-vectors"/>
+    <w:bookmarkEnd w:id="66"/>
+    <w:bookmarkStart w:id="67" w:name="def-orthonormal-vectors"/>
     <w:p>
       <w:pPr>
         <w:pStyle w:val="BodyText"/>
@@ -14738,8 +14771,8 @@
         </m:oMath>
       </m:oMathPara>
     </w:p>
-    <w:bookmarkEnd w:id="64"/>
-    <w:bookmarkStart w:id="65" w:name="exm-indicator-orthonormal"/>
+    <w:bookmarkEnd w:id="67"/>
+    <w:bookmarkStart w:id="68" w:name="exm-indicator-orthonormal"/>
     <w:p>
       <w:pPr>
         <w:pStyle w:val="FirstParagraph"/>
@@ -14749,7 +14782,7 @@
           <w:b/>
           <w:bCs/>
         </w:rPr>
-        <w:t xml:space="preserve">Example 11 (Indicator vectors are orthonormal)</w:t>
+        <w:t xml:space="preserve">Example 12 (Indicator vectors are orthonormal)</w:t>
       </w:r>
       <w:r>
         <w:t xml:space="preserve"> </w:t>
@@ -15445,8 +15478,8 @@
         </m:oMath>
       </m:oMathPara>
     </w:p>
-    <w:bookmarkEnd w:id="65"/>
-    <w:bookmarkStart w:id="66" w:name="exm-not-orthonormal"/>
+    <w:bookmarkEnd w:id="68"/>
+    <w:bookmarkStart w:id="69" w:name="exm-not-orthonormal"/>
     <w:p>
       <w:pPr>
         <w:pStyle w:val="FirstParagraph"/>
@@ -15456,7 +15489,7 @@
           <w:b/>
           <w:bCs/>
         </w:rPr>
-        <w:t xml:space="preserve">Example 12 (Two ways to fail to be orthonormal)</w:t>
+        <w:t xml:space="preserve">Example 13 (Two ways to fail to be orthonormal)</w:t>
       </w:r>
       <w:r>
         <w:t xml:space="preserve"> </w:t>
@@ -16054,8 +16087,8 @@
         <w:t xml:space="preserve">.</w:t>
       </w:r>
     </w:p>
-    <w:bookmarkEnd w:id="66"/>
-    <w:bookmarkStart w:id="67" w:name="exr-inner-product"/>
+    <w:bookmarkEnd w:id="69"/>
+    <w:bookmarkStart w:id="70" w:name="exr-inner-product"/>
     <w:p>
       <w:pPr>
         <w:pStyle w:val="FirstParagraph"/>
@@ -16323,8 +16356,8 @@
         <w:t xml:space="preserve">.</w:t>
       </w:r>
     </w:p>
-    <w:bookmarkEnd w:id="67"/>
-    <w:bookmarkStart w:id="68" w:name="sol-inner-product"/>
+    <w:bookmarkEnd w:id="70"/>
+    <w:bookmarkStart w:id="71" w:name="sol-inner-product"/>
     <w:p>
       <w:pPr>
         <w:pStyle w:val="BodyText"/>
@@ -17411,7 +17444,7 @@
         <w:t xml:space="preserve">.</w:t>
       </w:r>
     </w:p>
-    <w:bookmarkEnd w:id="68"/>
+    <w:bookmarkEnd w:id="71"/>
     <w:tbl>
       <w:tblPr>
         <w:tblStyle w:val="Table"/>
@@ -17453,18 +17486,18 @@
                 <wp:inline>
                   <wp:extent cx="152400" cy="152400"/>
                   <wp:effectExtent b="0" l="0" r="0" t="0"/>
-                  <wp:docPr descr="" title="" id="70" name="Picture"/>
+                  <wp:docPr descr="" title="" id="73" name="Picture"/>
                   <a:graphic>
                     <a:graphicData uri="http://schemas.openxmlformats.org/drawingml/2006/picture">
                       <pic:pic>
                         <pic:nvPicPr>
-                          <pic:cNvPr descr="/opt/quarto/share/formats/docx/tip.png" id="71" name="Picture"/>
+                          <pic:cNvPr descr="/opt/quarto/share/formats/docx/tip.png" id="74" name="Picture"/>
                           <pic:cNvPicPr>
                             <a:picLocks noChangeArrowheads="1" noChangeAspect="1"/>
                           </pic:cNvPicPr>
                         </pic:nvPicPr>
                         <pic:blipFill>
-                          <a:blip r:embed="rId69"/>
+                          <a:blip r:embed="rId72"/>
                           <a:stretch>
                             <a:fillRect/>
                           </a:stretch>
@@ -17526,7 +17559,7 @@
             <w:r>
               <w:t xml:space="preserve"> </w:t>
             </w:r>
-            <w:hyperlink r:id="rId72">
+            <w:hyperlink r:id="rId75">
               <w:r>
                 <w:rPr>
                   <w:rStyle w:val="Hyperlink"/>
@@ -17552,7 +17585,7 @@
             <w:r>
               <w:t xml:space="preserve">and goes on to hyperplanes (</w:t>
             </w:r>
-            <w:hyperlink r:id="rId73">
+            <w:hyperlink r:id="rId76">
               <w:r>
                 <w:rPr>
                   <w:rStyle w:val="Hyperlink"/>
@@ -17572,7 +17605,7 @@
             <w:r>
               <w:t xml:space="preserve"> </w:t>
             </w:r>
-            <w:hyperlink r:id="rId74">
+            <w:hyperlink r:id="rId77">
               <w:r>
                 <w:rPr>
                   <w:rStyle w:val="Hyperlink"/>
@@ -17598,7 +17631,7 @@
             <w:r>
               <w:t xml:space="preserve"> </w:t>
             </w:r>
-            <w:hyperlink r:id="rId75">
+            <w:hyperlink r:id="rId78">
               <w:r>
                 <w:rPr>
                   <w:rStyle w:val="Hyperlink"/>
@@ -17614,8 +17647,8 @@
         </w:tc>
       </w:tr>
     </w:tbl>
-    <w:bookmarkStart w:id="84" w:name="refs"/>
-    <w:bookmarkStart w:id="77" w:name="ref-dobson4e"/>
+    <w:bookmarkStart w:id="87" w:name="refs"/>
+    <w:bookmarkStart w:id="80" w:name="ref-dobson4e"/>
     <w:p>
       <w:pPr>
         <w:pStyle w:val="Bibliography"/>
@@ -17639,7 +17672,7 @@
       <w:r>
         <w:t xml:space="preserve"> </w:t>
       </w:r>
-      <w:hyperlink r:id="rId76">
+      <w:hyperlink r:id="rId79">
         <w:r>
           <w:rPr>
             <w:rStyle w:val="Hyperlink"/>
@@ -17651,8 +17684,8 @@
         <w:t xml:space="preserve">.</w:t>
       </w:r>
     </w:p>
-    <w:bookmarkEnd w:id="77"/>
-    <w:bookmarkStart w:id="79" w:name="ref-goodfellow2016deep"/>
+    <w:bookmarkEnd w:id="80"/>
+    <w:bookmarkStart w:id="82" w:name="ref-goodfellow2016deep"/>
     <w:p>
       <w:pPr>
         <w:pStyle w:val="Bibliography"/>
@@ -17676,7 +17709,7 @@
       <w:r>
         <w:t xml:space="preserve"> </w:t>
       </w:r>
-      <w:hyperlink r:id="rId78">
+      <w:hyperlink r:id="rId81">
         <w:r>
           <w:rPr>
             <w:rStyle w:val="Hyperlink"/>
@@ -17688,8 +17721,8 @@
         <w:t xml:space="preserve">.</w:t>
       </w:r>
     </w:p>
-    <w:bookmarkEnd w:id="79"/>
-    <w:bookmarkStart w:id="81" w:name="ref-hutchinson_wwu_ml_videos"/>
+    <w:bookmarkEnd w:id="82"/>
+    <w:bookmarkStart w:id="84" w:name="ref-hutchinson_wwu_ml_videos"/>
     <w:p>
       <w:pPr>
         <w:pStyle w:val="Bibliography"/>
@@ -17755,7 +17788,7 @@
       <w:r>
         <w:t xml:space="preserve"> </w:t>
       </w:r>
-      <w:hyperlink r:id="rId80">
+      <w:hyperlink r:id="rId83">
         <w:r>
           <w:rPr>
             <w:rStyle w:val="Hyperlink"/>
@@ -17767,8 +17800,8 @@
         <w:t xml:space="preserve">.</w:t>
       </w:r>
     </w:p>
-    <w:bookmarkEnd w:id="81"/>
-    <w:bookmarkStart w:id="83" w:name="ref-mosaiccalc"/>
+    <w:bookmarkEnd w:id="84"/>
+    <w:bookmarkStart w:id="86" w:name="ref-mosaiccalc"/>
     <w:p>
       <w:pPr>
         <w:pStyle w:val="Bibliography"/>
@@ -17792,7 +17825,7 @@
       <w:r>
         <w:t xml:space="preserve"> </w:t>
       </w:r>
-      <w:hyperlink r:id="rId82">
+      <w:hyperlink r:id="rId85">
         <w:r>
           <w:rPr>
             <w:rStyle w:val="Hyperlink"/>
@@ -17804,10 +17837,10 @@
         <w:t xml:space="preserve">.</w:t>
       </w:r>
     </w:p>
-    <w:bookmarkEnd w:id="83"/>
-    <w:bookmarkEnd w:id="84"/>
-    <w:bookmarkEnd w:id="85"/>
     <w:bookmarkEnd w:id="86"/>
+    <w:bookmarkEnd w:id="87"/>
+    <w:bookmarkEnd w:id="88"/>
+    <w:bookmarkEnd w:id="89"/>
     <w:sectPr>
       <w:footnotePr>
         <w:numRestart w:val="eachSect"/>

--- a/linear-algebra-vectors.docx
+++ b/linear-algebra-vectors.docx
@@ -15,7 +15,7 @@
         <w:pStyle w:val="Date"/>
       </w:pPr>
       <w:r>
-        <w:t xml:space="preserve">Last modified: 2026-10-13 14:29:41 (PDT)</w:t>
+        <w:t xml:space="preserve">Last modified: 2026-10-13 15:25:57 (PDT)</w:t>
       </w:r>
     </w:p>
     <w:bookmarkStart w:id="89" w:name="vectors"/>

--- a/linear-algebra-vectors.docx
+++ b/linear-algebra-vectors.docx
@@ -15,7 +15,7 @@
         <w:pStyle w:val="Date"/>
       </w:pPr>
       <w:r>
-        <w:t xml:space="preserve">Last modified: 2026-10-13 15:25:57 (PDT)</w:t>
+        <w:t xml:space="preserve">Last modified: 2026-10-13 16:09:33 (PDT)</w:t>
       </w:r>
     </w:p>
     <w:bookmarkStart w:id="89" w:name="vectors"/>

--- a/linear-algebra-vectors.docx
+++ b/linear-algebra-vectors.docx
@@ -15,7 +15,7 @@
         <w:pStyle w:val="Date"/>
       </w:pPr>
       <w:r>
-        <w:t xml:space="preserve">Last modified: 2026-10-13 16:09:33 (PDT)</w:t>
+        <w:t xml:space="preserve">Last modified: 2026-10-13 16:58:37 (PDT)</w:t>
       </w:r>
     </w:p>
     <w:bookmarkStart w:id="89" w:name="vectors"/>

--- a/linear-algebra-vectors.docx
+++ b/linear-algebra-vectors.docx
@@ -15,7 +15,7 @@
         <w:pStyle w:val="Date"/>
       </w:pPr>
       <w:r>
-        <w:t xml:space="preserve">Last modified: 2026-10-13 16:58:37 (PDT)</w:t>
+        <w:t xml:space="preserve">Last modified: 2026-10-13 17:46:07 (PDT)</w:t>
       </w:r>
     </w:p>
     <w:bookmarkStart w:id="89" w:name="vectors"/>

--- a/linear-algebra-vectors.docx
+++ b/linear-algebra-vectors.docx
@@ -15,7 +15,7 @@
         <w:pStyle w:val="Date"/>
       </w:pPr>
       <w:r>
-        <w:t xml:space="preserve">Last modified: 2026-10-13 17:46:07 (PDT)</w:t>
+        <w:t xml:space="preserve">Last modified: 2026-10-13 18:36:45 (PDT)</w:t>
       </w:r>
     </w:p>
     <w:bookmarkStart w:id="89" w:name="vectors"/>

--- a/linear-algebra-vectors.docx
+++ b/linear-algebra-vectors.docx
@@ -15,7 +15,7 @@
         <w:pStyle w:val="Date"/>
       </w:pPr>
       <w:r>
-        <w:t xml:space="preserve">Last modified: 2026-10-13 18:36:45 (PDT)</w:t>
+        <w:t xml:space="preserve">Last modified: 2026-10-13 19:28:53 (PDT)</w:t>
       </w:r>
     </w:p>
     <w:bookmarkStart w:id="89" w:name="vectors"/>

--- a/linear-algebra-vectors.docx
+++ b/linear-algebra-vectors.docx
@@ -15,7 +15,7 @@
         <w:pStyle w:val="Date"/>
       </w:pPr>
       <w:r>
-        <w:t xml:space="preserve">Last modified: 2026-10-13 19:28:53 (PDT)</w:t>
+        <w:t xml:space="preserve">Last modified: 2026-10-13 20:27:09 (PDT)</w:t>
       </w:r>
     </w:p>
     <w:bookmarkStart w:id="89" w:name="vectors"/>

--- a/linear-algebra-vectors.docx
+++ b/linear-algebra-vectors.docx
@@ -15,7 +15,7 @@
         <w:pStyle w:val="Date"/>
       </w:pPr>
       <w:r>
-        <w:t xml:space="preserve">Last modified: 2026-10-13 20:27:09 (PDT)</w:t>
+        <w:t xml:space="preserve">Last modified: 2026-10-13 23:18:59 (PDT)</w:t>
       </w:r>
     </w:p>
     <w:bookmarkStart w:id="89" w:name="vectors"/>

--- a/linear-algebra-vectors.docx
+++ b/linear-algebra-vectors.docx
@@ -15,7 +15,7 @@
         <w:pStyle w:val="Date"/>
       </w:pPr>
       <w:r>
-        <w:t xml:space="preserve">Last modified: 2026-10-13 23:18:59 (PDT)</w:t>
+        <w:t xml:space="preserve">Last modified: 2026-10-14 01:48:43 (PDT)</w:t>
       </w:r>
     </w:p>
     <w:bookmarkStart w:id="89" w:name="vectors"/>

--- a/linear-algebra-vectors.docx
+++ b/linear-algebra-vectors.docx
@@ -15,7 +15,7 @@
         <w:pStyle w:val="Date"/>
       </w:pPr>
       <w:r>
-        <w:t xml:space="preserve">Last modified: 2026-10-14 01:48:43 (PDT)</w:t>
+        <w:t xml:space="preserve">Last modified: 2026-10-14 08:08:00 (PDT)</w:t>
       </w:r>
     </w:p>
     <w:bookmarkStart w:id="89" w:name="vectors"/>

--- a/linear-algebra-vectors.docx
+++ b/linear-algebra-vectors.docx
@@ -15,7 +15,7 @@
         <w:pStyle w:val="Date"/>
       </w:pPr>
       <w:r>
-        <w:t xml:space="preserve">Last modified: 2026-10-14 08:08:00 (PDT)</w:t>
+        <w:t xml:space="preserve">Last modified: 2026-10-14 13:15:43 (PDT)</w:t>
       </w:r>
     </w:p>
     <w:bookmarkStart w:id="89" w:name="vectors"/>

--- a/linear-algebra-vectors.docx
+++ b/linear-algebra-vectors.docx
@@ -15,7 +15,7 @@
         <w:pStyle w:val="Date"/>
       </w:pPr>
       <w:r>
-        <w:t xml:space="preserve">Last modified: 2026-10-14 13:15:43 (PDT)</w:t>
+        <w:t xml:space="preserve">Last modified: 2026-10-14 23:45:57 (PDT)</w:t>
       </w:r>
     </w:p>
     <w:bookmarkStart w:id="89" w:name="vectors"/>

--- a/linear-algebra-vectors.docx
+++ b/linear-algebra-vectors.docx
@@ -15,7 +15,7 @@
         <w:pStyle w:val="Date"/>
       </w:pPr>
       <w:r>
-        <w:t xml:space="preserve">Last modified: 2026-10-14 23:45:57 (PDT)</w:t>
+        <w:t xml:space="preserve">Last modified: 2026-10-15 00:49:40 (PDT)</w:t>
       </w:r>
     </w:p>
     <w:bookmarkStart w:id="89" w:name="vectors"/>

--- a/linear-algebra-vectors.docx
+++ b/linear-algebra-vectors.docx
@@ -15,7 +15,7 @@
         <w:pStyle w:val="Date"/>
       </w:pPr>
       <w:r>
-        <w:t xml:space="preserve">Last modified: 2026-10-15 00:49:40 (PDT)</w:t>
+        <w:t xml:space="preserve">Last modified: 2026-10-15 02:44:48 (PDT)</w:t>
       </w:r>
     </w:p>
     <w:bookmarkStart w:id="89" w:name="vectors"/>

--- a/linear-algebra-vectors.docx
+++ b/linear-algebra-vectors.docx
@@ -15,7 +15,7 @@
         <w:pStyle w:val="Date"/>
       </w:pPr>
       <w:r>
-        <w:t xml:space="preserve">Last modified: 2026-10-15 02:44:48 (PDT)</w:t>
+        <w:t xml:space="preserve">Last modified: 2026-10-15 03:52:50 (PDT)</w:t>
       </w:r>
     </w:p>
     <w:bookmarkStart w:id="89" w:name="vectors"/>

--- a/linear-algebra-vectors.docx
+++ b/linear-algebra-vectors.docx
@@ -15,7 +15,7 @@
         <w:pStyle w:val="Date"/>
       </w:pPr>
       <w:r>
-        <w:t xml:space="preserve">Last modified: 2026-10-15 03:52:50 (PDT)</w:t>
+        <w:t xml:space="preserve">Last modified: 2026-10-15 04:45:51 (PDT)</w:t>
       </w:r>
     </w:p>
     <w:bookmarkStart w:id="89" w:name="vectors"/>

--- a/linear-algebra-vectors.docx
+++ b/linear-algebra-vectors.docx
@@ -15,7 +15,7 @@
         <w:pStyle w:val="Date"/>
       </w:pPr>
       <w:r>
-        <w:t xml:space="preserve">Last modified: 2026-10-15 04:45:51 (PDT)</w:t>
+        <w:t xml:space="preserve">Last modified: 2026-10-15 06:48:48 (PDT)</w:t>
       </w:r>
     </w:p>
     <w:bookmarkStart w:id="89" w:name="vectors"/>

--- a/linear-algebra-vectors.docx
+++ b/linear-algebra-vectors.docx
@@ -15,7 +15,7 @@
         <w:pStyle w:val="Date"/>
       </w:pPr>
       <w:r>
-        <w:t xml:space="preserve">Last modified: 2026-10-15 06:48:48 (PDT)</w:t>
+        <w:t xml:space="preserve">Last modified: 2026-10-15 07:39:11 (PDT)</w:t>
       </w:r>
     </w:p>
     <w:bookmarkStart w:id="89" w:name="vectors"/>

--- a/linear-algebra-vectors.docx
+++ b/linear-algebra-vectors.docx
@@ -15,7 +15,7 @@
         <w:pStyle w:val="Date"/>
       </w:pPr>
       <w:r>
-        <w:t xml:space="preserve">Last modified: 2026-10-15 07:39:11 (PDT)</w:t>
+        <w:t xml:space="preserve">Last modified: 2026-10-15 08:28:32 (PDT)</w:t>
       </w:r>
     </w:p>
     <w:bookmarkStart w:id="89" w:name="vectors"/>

--- a/linear-algebra-vectors.docx
+++ b/linear-algebra-vectors.docx
@@ -15,7 +15,7 @@
         <w:pStyle w:val="Date"/>
       </w:pPr>
       <w:r>
-        <w:t xml:space="preserve">Last modified: 2026-10-15 08:28:32 (PDT)</w:t>
+        <w:t xml:space="preserve">Last modified: 2026-10-15 09:23:43 (PDT)</w:t>
       </w:r>
     </w:p>
     <w:bookmarkStart w:id="89" w:name="vectors"/>

--- a/linear-algebra-vectors.docx
+++ b/linear-algebra-vectors.docx
@@ -15,7 +15,7 @@
         <w:pStyle w:val="Date"/>
       </w:pPr>
       <w:r>
-        <w:t xml:space="preserve">Last modified: 2026-10-15 09:23:43 (PDT)</w:t>
+        <w:t xml:space="preserve">Last modified: 2026-10-15 10:07:44 (PDT)</w:t>
       </w:r>
     </w:p>
     <w:bookmarkStart w:id="89" w:name="vectors"/>
@@ -17590,7 +17590,7 @@
                 <w:rPr>
                   <w:rStyle w:val="Hyperlink"/>
                 </w:rPr>
-                <w:t xml:space="preserve">Definition 19 in Matrices</w:t>
+                <w:t xml:space="preserve">Definition 22 in Matrices</w:t>
               </w:r>
             </w:hyperlink>
             <w:r>

--- a/linear-algebra-vectors.docx
+++ b/linear-algebra-vectors.docx
@@ -15,7 +15,7 @@
         <w:pStyle w:val="Date"/>
       </w:pPr>
       <w:r>
-        <w:t xml:space="preserve">Last modified: 2026-10-15 10:07:44 (PDT)</w:t>
+        <w:t xml:space="preserve">Last modified: 2026-10-15 12:42:30 (PDT)</w:t>
       </w:r>
     </w:p>
     <w:bookmarkStart w:id="89" w:name="vectors"/>

--- a/linear-algebra-vectors.docx
+++ b/linear-algebra-vectors.docx
@@ -15,7 +15,7 @@
         <w:pStyle w:val="Date"/>
       </w:pPr>
       <w:r>
-        <w:t xml:space="preserve">Last modified: 2026-10-15 12:42:30 (PDT)</w:t>
+        <w:t xml:space="preserve">Last modified: 2026-10-15 13:39:21 (PDT)</w:t>
       </w:r>
     </w:p>
     <w:bookmarkStart w:id="89" w:name="vectors"/>

--- a/linear-algebra-vectors.docx
+++ b/linear-algebra-vectors.docx
@@ -15,7 +15,7 @@
         <w:pStyle w:val="Date"/>
       </w:pPr>
       <w:r>
-        <w:t xml:space="preserve">Last modified: 2026-10-15 13:39:21 (PDT)</w:t>
+        <w:t xml:space="preserve">Last modified: 2026-10-15 14:23:59 (PDT)</w:t>
       </w:r>
     </w:p>
     <w:bookmarkStart w:id="89" w:name="vectors"/>

--- a/linear-algebra-vectors.docx
+++ b/linear-algebra-vectors.docx
@@ -15,10 +15,10 @@
         <w:pStyle w:val="Date"/>
       </w:pPr>
       <w:r>
-        <w:t xml:space="preserve">Last modified: 2026-10-15 14:23:59 (PDT)</w:t>
+        <w:t xml:space="preserve">Last modified: 2026-10-15 15:19:18 (PDT)</w:t>
       </w:r>
     </w:p>
-    <w:bookmarkStart w:id="89" w:name="vectors"/>
+    <w:bookmarkStart w:id="92" w:name="vectors"/>
     <w:p>
       <w:pPr>
         <w:pStyle w:val="Heading2"/>
@@ -1678,7 +1678,7 @@
           <w:b/>
           <w:bCs/>
         </w:rPr>
-        <w:t xml:space="preserve">Definition 4 (Real-valued (scalar-valued) and vector-valued functions)</w:t>
+        <w:t xml:space="preserve">Definition 4 (Real-valued (scalar-valued) function)</w:t>
       </w:r>
       <w:r>
         <w:t xml:space="preserve"> </w:t>
@@ -1785,6 +1785,20 @@
       <w:r>
         <w:t xml:space="preserve">).</w:t>
       </w:r>
+    </w:p>
+    <w:bookmarkEnd w:id="20"/>
+    <w:bookmarkStart w:id="21" w:name="def-vector-valued"/>
+    <w:p>
+      <w:pPr>
+        <w:pStyle w:val="BodyText"/>
+      </w:pPr>
+      <w:r>
+        <w:rPr>
+          <w:b/>
+          <w:bCs/>
+        </w:rPr>
+        <w:t xml:space="preserve">Definition 5 (Vector-valued function)</w:t>
+      </w:r>
       <w:r>
         <w:t xml:space="preserve"> </w:t>
       </w:r>
@@ -1870,8 +1884,8 @@
         <w:t xml:space="preserve">.</w:t>
       </w:r>
     </w:p>
-    <w:bookmarkEnd w:id="20"/>
-    <w:bookmarkStart w:id="21" w:name="exm-real-vector-valued"/>
+    <w:bookmarkEnd w:id="21"/>
+    <w:bookmarkStart w:id="22" w:name="exm-real-vector-valued"/>
     <w:p>
       <w:pPr>
         <w:pStyle w:val="BodyText"/>
@@ -2400,8 +2414,8 @@
         </m:oMath>
       </m:oMathPara>
     </w:p>
-    <w:bookmarkEnd w:id="21"/>
-    <w:bookmarkStart w:id="23" w:name="def-transpose"/>
+    <w:bookmarkEnd w:id="22"/>
+    <w:bookmarkStart w:id="24" w:name="def-transpose"/>
     <w:p>
       <w:pPr>
         <w:pStyle w:val="FirstParagraph"/>
@@ -2411,7 +2425,7 @@
           <w:b/>
           <w:bCs/>
         </w:rPr>
-        <w:t xml:space="preserve">Definition 5 (Transpose)</w:t>
+        <w:t xml:space="preserve">Definition 6 (Transpose)</w:t>
       </w:r>
       <w:r>
         <w:t xml:space="preserve"> </w:t>
@@ -2465,7 +2479,7 @@
       <w:r>
         <w:t xml:space="preserve"> </w:t>
       </w:r>
-      <w:hyperlink r:id="rId22">
+      <w:hyperlink r:id="rId23">
         <w:r>
           <w:rPr>
             <w:rStyle w:val="Hyperlink"/>
@@ -2629,8 +2643,8 @@
         </m:oMath>
       </m:oMathPara>
     </w:p>
-    <w:bookmarkEnd w:id="23"/>
-    <w:bookmarkStart w:id="24" w:name="exm-transpose-column-vector"/>
+    <w:bookmarkEnd w:id="24"/>
+    <w:bookmarkStart w:id="25" w:name="exm-transpose-column-vector"/>
     <w:p>
       <w:pPr>
         <w:pStyle w:val="FirstParagraph"/>
@@ -2823,8 +2837,8 @@
         </m:oMath>
       </m:oMathPara>
     </w:p>
-    <w:bookmarkEnd w:id="24"/>
-    <w:bookmarkStart w:id="25" w:name="def-vector-addition"/>
+    <w:bookmarkEnd w:id="25"/>
+    <w:bookmarkStart w:id="26" w:name="def-vector-addition"/>
     <w:p>
       <w:pPr>
         <w:pStyle w:val="FirstParagraph"/>
@@ -2834,7 +2848,7 @@
           <w:b/>
           <w:bCs/>
         </w:rPr>
-        <w:t xml:space="preserve">Definition 6 (Vector addition)</w:t>
+        <w:t xml:space="preserve">Definition 7 (Vector addition)</w:t>
       </w:r>
       <w:r>
         <w:t xml:space="preserve"> </w:t>
@@ -3116,8 +3130,8 @@
         </m:oMath>
       </m:oMathPara>
     </w:p>
-    <w:bookmarkEnd w:id="25"/>
-    <w:bookmarkStart w:id="26" w:name="exm-vector-addition"/>
+    <w:bookmarkEnd w:id="26"/>
+    <w:bookmarkStart w:id="27" w:name="exm-vector-addition"/>
     <w:p>
       <w:pPr>
         <w:pStyle w:val="FirstParagraph"/>
@@ -3379,8 +3393,8 @@
         </m:oMath>
       </m:oMathPara>
     </w:p>
-    <w:bookmarkEnd w:id="26"/>
-    <w:bookmarkStart w:id="28" w:name="def-dot-product"/>
+    <w:bookmarkEnd w:id="27"/>
+    <w:bookmarkStart w:id="29" w:name="def-dot-product"/>
     <w:p>
       <w:pPr>
         <w:pStyle w:val="FirstParagraph"/>
@@ -3390,7 +3404,7 @@
           <w:b/>
           <w:bCs/>
         </w:rPr>
-        <w:t xml:space="preserve">Definition 7 (Dot product)</w:t>
+        <w:t xml:space="preserve">Definition 8 (Dot product)</w:t>
       </w:r>
       <w:r>
         <w:t xml:space="preserve"> </w:t>
@@ -3640,7 +3654,7 @@
       <w:pPr>
         <w:pStyle w:val="BodyText"/>
       </w:pPr>
-      <w:bookmarkStart w:id="27" w:name="eq-inner-product"/>
+      <w:bookmarkStart w:id="28" w:name="eq-inner-product"/>
       <m:oMathPara>
         <m:oMathParaPr>
           <m:jc m:val="center"/>
@@ -3802,9 +3816,9 @@
           </m:r>
         </m:oMath>
       </m:oMathPara>
-      <w:bookmarkEnd w:id="27"/>
+      <w:bookmarkEnd w:id="28"/>
     </w:p>
-    <w:bookmarkEnd w:id="28"/>
+    <w:bookmarkEnd w:id="29"/>
     <w:p>
       <w:pPr>
         <w:pStyle w:val="FirstParagraph"/>
@@ -3851,7 +3865,7 @@
           <w:numId w:val="1003"/>
         </w:numPr>
       </w:pPr>
-      <w:hyperlink r:id="rId29">
+      <w:hyperlink r:id="rId30">
         <w:r>
           <w:rPr>
             <w:rStyle w:val="Hyperlink"/>
@@ -3876,7 +3890,7 @@
       <w:r>
         <w:t xml:space="preserve"> </w:t>
       </w:r>
-      <w:hyperlink r:id="rId30">
+      <w:hyperlink r:id="rId31">
         <w:r>
           <w:rPr>
             <w:rStyle w:val="Hyperlink"/>
@@ -3891,7 +3905,7 @@
         <w:t xml:space="preserve">for more.</w:t>
       </w:r>
     </w:p>
-    <w:bookmarkStart w:id="31" w:name="exm-dot-product"/>
+    <w:bookmarkStart w:id="32" w:name="exm-dot-product"/>
     <w:p>
       <w:pPr>
         <w:pStyle w:val="BodyText"/>
@@ -4211,8 +4225,8 @@
         </m:oMath>
       </m:oMathPara>
     </w:p>
-    <w:bookmarkEnd w:id="31"/>
-    <w:bookmarkStart w:id="32" w:name="def-linear-combination"/>
+    <w:bookmarkEnd w:id="32"/>
+    <w:bookmarkStart w:id="33" w:name="def-linear-combination"/>
     <w:p>
       <w:pPr>
         <w:pStyle w:val="FirstParagraph"/>
@@ -4222,7 +4236,7 @@
           <w:b/>
           <w:bCs/>
         </w:rPr>
-        <w:t xml:space="preserve">Definition 8 (Linear combination)</w:t>
+        <w:t xml:space="preserve">Definition 9 (Linear combination)</w:t>
       </w:r>
       <w:r>
         <w:t xml:space="preserve"> </w:t>
@@ -4297,17 +4311,7 @@
         <w:t xml:space="preserve"> </w:t>
       </w:r>
       <w:r>
-        <w:t xml:space="preserve">with</w:t>
-      </w:r>
-      <w:r>
-        <w:t xml:space="preserve"> </w:t>
-      </w:r>
-      <w:r>
-        <w:rPr>
-          <w:b/>
-          <w:bCs/>
-        </w:rPr>
-        <w:t xml:space="preserve">coefficients</w:t>
+        <w:t xml:space="preserve">with coefficients</w:t>
       </w:r>
       <w:r>
         <w:t xml:space="preserve"> </w:t>
@@ -4356,6 +4360,23 @@
           </m:sub>
         </m:sSub>
       </m:oMath>
+      <w:r>
+        <w:t xml:space="preserve"> </w:t>
+      </w:r>
+      <w:r>
+        <w:t xml:space="preserve">(</w:t>
+      </w:r>
+      <w:hyperlink w:anchor="def-lincom-coefficient">
+        <w:r>
+          <w:rPr>
+            <w:rStyle w:val="Hyperlink"/>
+          </w:rPr>
+          <w:t xml:space="preserve">Definition 10</w:t>
+        </w:r>
+      </w:hyperlink>
+      <w:r>
+        <w:t xml:space="preserve">)</w:t>
+      </w:r>
       <w:r>
         <w:t xml:space="preserve"> </w:t>
       </w:r>
@@ -4756,8 +4777,8 @@
         <w:t xml:space="preserve">with the same coefficients.</w:t>
       </w:r>
     </w:p>
-    <w:bookmarkEnd w:id="32"/>
-    <w:bookmarkStart w:id="33" w:name="exm-linear-combination-vectors"/>
+    <w:bookmarkEnd w:id="33"/>
+    <w:bookmarkStart w:id="34" w:name="def-lincom-coefficient"/>
     <w:p>
       <w:pPr>
         <w:pStyle w:val="BodyText"/>
@@ -4767,7 +4788,309 @@
           <w:b/>
           <w:bCs/>
         </w:rPr>
-        <w:t xml:space="preserve">Example 6 (A linear combination of two vectors)</w:t>
+        <w:t xml:space="preserve">Definition 10 (Coefficients of a linear combination)</w:t>
+      </w:r>
+      <w:r>
+        <w:t xml:space="preserve"> </w:t>
+      </w:r>
+      <w:r>
+        <w:t xml:space="preserve">The numbers</w:t>
+      </w:r>
+      <w:r>
+        <w:t xml:space="preserve"> </w:t>
+      </w:r>
+      <m:oMath>
+        <m:sSub>
+          <m:e>
+            <m:r>
+              <m:t>c</m:t>
+            </m:r>
+          </m:e>
+          <m:sub>
+            <m:r>
+              <m:t>1</m:t>
+            </m:r>
+          </m:sub>
+        </m:sSub>
+        <m:r>
+          <m:rPr>
+            <m:sty m:val="p"/>
+          </m:rPr>
+          <m:t>,</m:t>
+        </m:r>
+        <m:r>
+          <m:rPr>
+            <m:sty m:val="p"/>
+          </m:rPr>
+          <m:t>…</m:t>
+        </m:r>
+        <m:r>
+          <m:rPr>
+            <m:sty m:val="p"/>
+          </m:rPr>
+          <m:t>,</m:t>
+        </m:r>
+        <m:sSub>
+          <m:e>
+            <m:r>
+              <m:t>c</m:t>
+            </m:r>
+          </m:e>
+          <m:sub>
+            <m:r>
+              <m:t>k</m:t>
+            </m:r>
+          </m:sub>
+        </m:sSub>
+      </m:oMath>
+      <w:r>
+        <w:t xml:space="preserve"> </w:t>
+      </w:r>
+      <w:r>
+        <w:t xml:space="preserve">in a linear combination (</w:t>
+      </w:r>
+      <w:hyperlink w:anchor="def-linear-combination">
+        <w:r>
+          <w:rPr>
+            <w:rStyle w:val="Hyperlink"/>
+          </w:rPr>
+          <w:t xml:space="preserve">Definition 9</w:t>
+        </w:r>
+      </w:hyperlink>
+      <w:r>
+        <w:t xml:space="preserve">)</w:t>
+      </w:r>
+      <w:r>
+        <w:t xml:space="preserve"> </w:t>
+      </w:r>
+      <m:oMath>
+        <m:nary>
+          <m:naryPr>
+            <m:chr m:val="∑"/>
+            <m:limLoc m:val="undOvr"/>
+            <m:subHide m:val="off"/>
+            <m:supHide m:val="off"/>
+          </m:naryPr>
+          <m:sub>
+            <m:r>
+              <m:t>i</m:t>
+            </m:r>
+            <m:r>
+              <m:rPr>
+                <m:sty m:val="p"/>
+              </m:rPr>
+              <m:t>=</m:t>
+            </m:r>
+            <m:r>
+              <m:t>1</m:t>
+            </m:r>
+          </m:sub>
+          <m:sup>
+            <m:r>
+              <m:t>k</m:t>
+            </m:r>
+          </m:sup>
+          <m:e>
+            <m:sSub>
+              <m:e>
+                <m:r>
+                  <m:t>c</m:t>
+                </m:r>
+              </m:e>
+              <m:sub>
+                <m:r>
+                  <m:t>i</m:t>
+                </m:r>
+              </m:sub>
+            </m:sSub>
+          </m:e>
+        </m:nary>
+        <m:sSub>
+          <m:e>
+            <m:r>
+              <m:t>a</m:t>
+            </m:r>
+          </m:e>
+          <m:sub>
+            <m:r>
+              <m:t>i</m:t>
+            </m:r>
+          </m:sub>
+        </m:sSub>
+      </m:oMath>
+      <w:r>
+        <w:t xml:space="preserve"> </w:t>
+      </w:r>
+      <w:r>
+        <w:t xml:space="preserve">are its</w:t>
+      </w:r>
+      <w:r>
+        <w:t xml:space="preserve"> </w:t>
+      </w:r>
+      <w:r>
+        <w:rPr>
+          <w:b/>
+          <w:bCs/>
+        </w:rPr>
+        <w:t xml:space="preserve">coefficients</w:t>
+      </w:r>
+      <w:r>
+        <w:t xml:space="preserve">.</w:t>
+      </w:r>
+    </w:p>
+    <w:bookmarkEnd w:id="34"/>
+    <w:bookmarkStart w:id="35" w:name="exm-lincom-coefficient"/>
+    <w:p>
+      <w:pPr>
+        <w:pStyle w:val="BodyText"/>
+      </w:pPr>
+      <w:r>
+        <w:rPr>
+          <w:b/>
+          <w:bCs/>
+        </w:rPr>
+        <w:t xml:space="preserve">Example 6 (Coefficients of a linear combination of numbers)</w:t>
+      </w:r>
+      <w:r>
+        <w:t xml:space="preserve"> </w:t>
+      </w:r>
+      <w:r>
+        <w:t xml:space="preserve">The linear combination of the numbers</w:t>
+      </w:r>
+      <w:r>
+        <w:t xml:space="preserve"> </w:t>
+      </w:r>
+      <m:oMath>
+        <m:r>
+          <m:t>4</m:t>
+        </m:r>
+      </m:oMath>
+      <w:r>
+        <w:t xml:space="preserve"> </w:t>
+      </w:r>
+      <w:r>
+        <w:t xml:space="preserve">and</w:t>
+      </w:r>
+      <w:r>
+        <w:t xml:space="preserve"> </w:t>
+      </w:r>
+      <m:oMath>
+        <m:r>
+          <m:t>5</m:t>
+        </m:r>
+      </m:oMath>
+      <w:r>
+        <w:t xml:space="preserve"> </w:t>
+      </w:r>
+      <w:r>
+        <w:t xml:space="preserve">with coefficients</w:t>
+      </w:r>
+      <w:r>
+        <w:t xml:space="preserve"> </w:t>
+      </w:r>
+      <m:oMath>
+        <m:r>
+          <m:t>2</m:t>
+        </m:r>
+      </m:oMath>
+      <w:r>
+        <w:t xml:space="preserve"> </w:t>
+      </w:r>
+      <w:r>
+        <w:t xml:space="preserve">and</w:t>
+      </w:r>
+      <w:r>
+        <w:t xml:space="preserve"> </w:t>
+      </w:r>
+      <m:oMath>
+        <m:r>
+          <m:t>3</m:t>
+        </m:r>
+      </m:oMath>
+      <w:r>
+        <w:t xml:space="preserve"> </w:t>
+      </w:r>
+      <w:r>
+        <w:t xml:space="preserve">is</w:t>
+      </w:r>
+      <w:r>
+        <w:t xml:space="preserve"> </w:t>
+      </w:r>
+      <m:oMath>
+        <m:r>
+          <m:t>2</m:t>
+        </m:r>
+        <m:r>
+          <m:rPr>
+            <m:sty m:val="p"/>
+          </m:rPr>
+          <m:t>⋅</m:t>
+        </m:r>
+        <m:r>
+          <m:t>4</m:t>
+        </m:r>
+        <m:r>
+          <m:rPr>
+            <m:sty m:val="p"/>
+          </m:rPr>
+          <m:t>+</m:t>
+        </m:r>
+        <m:r>
+          <m:t>3</m:t>
+        </m:r>
+        <m:r>
+          <m:rPr>
+            <m:sty m:val="p"/>
+          </m:rPr>
+          <m:t>⋅</m:t>
+        </m:r>
+        <m:r>
+          <m:t>5</m:t>
+        </m:r>
+        <m:r>
+          <m:rPr>
+            <m:sty m:val="p"/>
+          </m:rPr>
+          <m:t>=</m:t>
+        </m:r>
+        <m:r>
+          <m:t>8</m:t>
+        </m:r>
+        <m:r>
+          <m:rPr>
+            <m:sty m:val="p"/>
+          </m:rPr>
+          <m:t>+</m:t>
+        </m:r>
+        <m:r>
+          <m:t>15</m:t>
+        </m:r>
+        <m:r>
+          <m:rPr>
+            <m:sty m:val="p"/>
+          </m:rPr>
+          <m:t>=</m:t>
+        </m:r>
+        <m:r>
+          <m:t>23</m:t>
+        </m:r>
+      </m:oMath>
+      <w:r>
+        <w:t xml:space="preserve">.</w:t>
+      </w:r>
+    </w:p>
+    <w:bookmarkEnd w:id="35"/>
+    <w:bookmarkStart w:id="36" w:name="exm-linear-combination-vectors"/>
+    <w:p>
+      <w:pPr>
+        <w:pStyle w:val="BodyText"/>
+      </w:pPr>
+      <w:r>
+        <w:rPr>
+          <w:b/>
+          <w:bCs/>
+        </w:rPr>
+        <w:t xml:space="preserve">Example 7 (A linear combination of two vectors)</w:t>
       </w:r>
       <w:r>
         <w:t xml:space="preserve"> </w:t>
@@ -5041,8 +5364,8 @@
         <w:t xml:space="preserve">.</w:t>
       </w:r>
     </w:p>
-    <w:bookmarkEnd w:id="33"/>
-    <w:bookmarkStart w:id="35" w:name="rem-dot-product-lincom"/>
+    <w:bookmarkEnd w:id="36"/>
+    <w:bookmarkStart w:id="38" w:name="rem-dot-product-lincom"/>
     <w:p>
       <w:pPr>
         <w:pStyle w:val="BodyText"/>
@@ -5102,7 +5425,7 @@
           <w:rPr>
             <w:rStyle w:val="Hyperlink"/>
           </w:rPr>
-          <w:t xml:space="preserve">Definition 8</w:t>
+          <w:t xml:space="preserve">Definition 9</w:t>
         </w:r>
       </w:hyperlink>
       <w:r>
@@ -5422,7 +5745,7 @@
       <w:r>
         <w:t xml:space="preserve">is the general notion (</w:t>
       </w:r>
-      <w:hyperlink r:id="rId34">
+      <w:hyperlink r:id="rId37">
         <w:r>
           <w:rPr>
             <w:rStyle w:val="Hyperlink"/>
@@ -5440,8 +5763,8 @@
         <w:t xml:space="preserve">of which the dot product is one example.</w:t>
       </w:r>
     </w:p>
-    <w:bookmarkEnd w:id="35"/>
-    <w:bookmarkStart w:id="36" w:name="thm-lincom-symmetric"/>
+    <w:bookmarkEnd w:id="38"/>
+    <w:bookmarkStart w:id="39" w:name="thm-lincom-symmetric"/>
     <w:p>
       <w:pPr>
         <w:pStyle w:val="BodyText"/>
@@ -5530,7 +5853,7 @@
         </m:oMath>
       </m:oMathPara>
     </w:p>
-    <w:bookmarkEnd w:id="36"/>
+    <w:bookmarkEnd w:id="39"/>
     <w:p>
       <w:pPr>
         <w:pStyle w:val="FirstParagraph"/>
@@ -5790,7 +6113,7 @@
         </m:oMath>
       </m:oMathPara>
     </w:p>
-    <w:bookmarkStart w:id="52" w:name="special-vectors"/>
+    <w:bookmarkStart w:id="55" w:name="special-vectors"/>
     <w:p>
       <w:pPr>
         <w:pStyle w:val="Heading3"/>
@@ -5799,7 +6122,7 @@
         <w:t xml:space="preserve">1.1 Special vectors</w:t>
       </w:r>
     </w:p>
-    <w:bookmarkStart w:id="37" w:name="def-zero-vector"/>
+    <w:bookmarkStart w:id="40" w:name="def-zero-vector"/>
     <w:p>
       <w:pPr>
         <w:pStyle w:val="FirstParagraph"/>
@@ -5809,7 +6132,7 @@
           <w:b/>
           <w:bCs/>
         </w:rPr>
-        <w:t xml:space="preserve">Definition 9 (Zero vector)</w:t>
+        <w:t xml:space="preserve">Definition 11 (Zero vector)</w:t>
       </w:r>
       <w:r>
         <w:t xml:space="preserve"> </w:t>
@@ -5946,8 +6269,8 @@
         </m:oMath>
       </m:oMathPara>
     </w:p>
-    <w:bookmarkEnd w:id="37"/>
-    <w:bookmarkStart w:id="39" w:name="rem-zero-vector-identity"/>
+    <w:bookmarkEnd w:id="40"/>
+    <w:bookmarkStart w:id="42" w:name="rem-zero-vector-identity"/>
     <w:p>
       <w:pPr>
         <w:pStyle w:val="FirstParagraph"/>
@@ -5976,7 +6299,7 @@
           <w:rPr>
             <w:rStyle w:val="Hyperlink"/>
           </w:rPr>
-          <w:t xml:space="preserve">Definition 6</w:t>
+          <w:t xml:space="preserve">Definition 7</w:t>
         </w:r>
       </w:hyperlink>
       <w:r>
@@ -6086,7 +6409,7 @@
       <w:r>
         <w:t xml:space="preserve"> </w:t>
       </w:r>
-      <w:hyperlink r:id="rId38">
+      <w:hyperlink r:id="rId41">
         <w:r>
           <w:rPr>
             <w:rStyle w:val="Hyperlink"/>
@@ -6287,8 +6610,8 @@
         </m:oMath>
       </m:oMathPara>
     </w:p>
-    <w:bookmarkEnd w:id="39"/>
-    <w:bookmarkStart w:id="41" w:name="def-mean"/>
+    <w:bookmarkEnd w:id="42"/>
+    <w:bookmarkStart w:id="44" w:name="def-mean"/>
     <w:p>
       <w:pPr>
         <w:pStyle w:val="FirstParagraph"/>
@@ -6298,7 +6621,7 @@
           <w:b/>
           <w:bCs/>
         </w:rPr>
-        <w:t xml:space="preserve">Definition 10 (Mean (average, sample mean))</w:t>
+        <w:t xml:space="preserve">Definition 12 (Mean (average, sample mean))</w:t>
       </w:r>
       <w:r>
         <w:t xml:space="preserve"> </w:t>
@@ -6411,7 +6734,7 @@
       <w:r>
         <w:t xml:space="preserve"> </w:t>
       </w:r>
-      <w:hyperlink r:id="rId40">
+      <w:hyperlink r:id="rId43">
         <w:r>
           <w:rPr>
             <w:rStyle w:val="Hyperlink"/>
@@ -6523,8 +6846,8 @@
         </m:oMath>
       </m:oMathPara>
     </w:p>
-    <w:bookmarkEnd w:id="41"/>
-    <w:bookmarkStart w:id="42" w:name="exm-mean"/>
+    <w:bookmarkEnd w:id="44"/>
+    <w:bookmarkStart w:id="45" w:name="exm-mean"/>
     <w:p>
       <w:pPr>
         <w:pStyle w:val="FirstParagraph"/>
@@ -6534,7 +6857,7 @@
           <w:b/>
           <w:bCs/>
         </w:rPr>
-        <w:t xml:space="preserve">Example 7 (The mean of three numbers)</w:t>
+        <w:t xml:space="preserve">Example 8 (The mean of three numbers)</w:t>
       </w:r>
       <w:r>
         <w:t xml:space="preserve"> </w:t>
@@ -6854,8 +7177,8 @@
         </m:oMath>
       </m:oMathPara>
     </w:p>
-    <w:bookmarkEnd w:id="42"/>
-    <w:bookmarkStart w:id="44" w:name="rem-mean-sample-mean"/>
+    <w:bookmarkEnd w:id="45"/>
+    <w:bookmarkStart w:id="47" w:name="rem-mean-sample-mean"/>
     <w:p>
       <w:pPr>
         <w:pStyle w:val="FirstParagraph"/>
@@ -6903,7 +7226,7 @@
       <w:r>
         <w:t xml:space="preserve"> </w:t>
       </w:r>
-      <w:hyperlink r:id="rId43">
+      <w:hyperlink r:id="rId46">
         <w:r>
           <w:rPr>
             <w:rStyle w:val="Hyperlink"/>
@@ -6915,8 +7238,8 @@
         <w:t xml:space="preserve">.</w:t>
       </w:r>
     </w:p>
-    <w:bookmarkEnd w:id="44"/>
-    <w:bookmarkStart w:id="45" w:name="def-ones-vector"/>
+    <w:bookmarkEnd w:id="47"/>
+    <w:bookmarkStart w:id="48" w:name="def-ones-vector"/>
     <w:p>
       <w:pPr>
         <w:pStyle w:val="BodyText"/>
@@ -6926,7 +7249,7 @@
           <w:b/>
           <w:bCs/>
         </w:rPr>
-        <w:t xml:space="preserve">Definition 11 (Ones vector)</w:t>
+        <w:t xml:space="preserve">Definition 13 (Ones vector)</w:t>
       </w:r>
       <w:r>
         <w:t xml:space="preserve"> </w:t>
@@ -7063,8 +7386,8 @@
         </m:oMath>
       </m:oMathPara>
     </w:p>
-    <w:bookmarkEnd w:id="45"/>
-    <w:bookmarkStart w:id="46" w:name="rem-ones-vector-sum"/>
+    <w:bookmarkEnd w:id="48"/>
+    <w:bookmarkStart w:id="49" w:name="rem-ones-vector-sum"/>
     <w:p>
       <w:pPr>
         <w:pStyle w:val="FirstParagraph"/>
@@ -7087,7 +7410,7 @@
           <w:rPr>
             <w:rStyle w:val="Hyperlink"/>
           </w:rPr>
-          <w:t xml:space="preserve">Definition 7</w:t>
+          <w:t xml:space="preserve">Definition 8</w:t>
         </w:r>
       </w:hyperlink>
       <w:r>
@@ -7571,8 +7894,8 @@
         <w:t xml:space="preserve">.</w:t>
       </w:r>
     </w:p>
-    <w:bookmarkEnd w:id="46"/>
-    <w:bookmarkStart w:id="47" w:name="def-indicator-vector"/>
+    <w:bookmarkEnd w:id="49"/>
+    <w:bookmarkStart w:id="50" w:name="def-indicator-vector"/>
     <w:p>
       <w:pPr>
         <w:pStyle w:val="BodyText"/>
@@ -7582,7 +7905,7 @@
           <w:b/>
           <w:bCs/>
         </w:rPr>
-        <w:t xml:space="preserve">Definition 12 (Indicator vector (standard basis vector))</w:t>
+        <w:t xml:space="preserve">Definition 14 (Indicator vector (standard basis vector))</w:t>
       </w:r>
       <w:r>
         <w:t xml:space="preserve"> </w:t>
@@ -7981,8 +8304,8 @@
         </m:oMath>
       </m:oMathPara>
     </w:p>
-    <w:bookmarkEnd w:id="47"/>
-    <w:bookmarkStart w:id="48" w:name="rem-indicator-vector-weighted-sums"/>
+    <w:bookmarkEnd w:id="50"/>
+    <w:bookmarkStart w:id="51" w:name="rem-indicator-vector-weighted-sums"/>
     <w:p>
       <w:pPr>
         <w:pStyle w:val="FirstParagraph"/>
@@ -8703,8 +9026,8 @@
         <w:t xml:space="preserve">of the vector.</w:t>
       </w:r>
     </w:p>
-    <w:bookmarkEnd w:id="48"/>
-    <w:bookmarkStart w:id="49" w:name="thm-indicator-selection"/>
+    <w:bookmarkEnd w:id="51"/>
+    <w:bookmarkStart w:id="52" w:name="thm-indicator-selection"/>
     <w:p>
       <w:pPr>
         <w:pStyle w:val="BodyText"/>
@@ -8876,7 +9199,7 @@
         </m:oMath>
       </m:oMathPara>
     </w:p>
-    <w:bookmarkEnd w:id="49"/>
+    <w:bookmarkEnd w:id="52"/>
     <w:p>
       <w:pPr>
         <w:pStyle w:val="FirstParagraph"/>
@@ -9308,7 +9631,7 @@
         </m:oMath>
       </m:oMathPara>
     </w:p>
-    <w:bookmarkStart w:id="50" w:name="thm-standard-basis-expansion"/>
+    <w:bookmarkStart w:id="53" w:name="thm-standard-basis-expansion"/>
     <w:p>
       <w:pPr>
         <w:pStyle w:val="FirstParagraph"/>
@@ -9380,7 +9703,7 @@
           <w:rPr>
             <w:rStyle w:val="Hyperlink"/>
           </w:rPr>
-          <w:t xml:space="preserve">Definition 8</w:t>
+          <w:t xml:space="preserve">Definition 9</w:t>
         </w:r>
       </w:hyperlink>
       <w:r>
@@ -9458,7 +9781,7 @@
           <w:rPr>
             <w:rStyle w:val="Hyperlink"/>
           </w:rPr>
-          <w:t xml:space="preserve">Definition 12</w:t>
+          <w:t xml:space="preserve">Definition 14</w:t>
         </w:r>
       </w:hyperlink>
       <w:r>
@@ -9609,7 +9932,7 @@
         </m:oMath>
       </m:oMathPara>
     </w:p>
-    <w:bookmarkEnd w:id="50"/>
+    <w:bookmarkEnd w:id="53"/>
     <w:p>
       <w:pPr>
         <w:pStyle w:val="FirstParagraph"/>
@@ -9885,7 +10208,7 @@
                   <m:nor/>
                   <m:sty m:val="p"/>
                 </m:rPr>
-                <m:t>Definition 8</m:t>
+                <m:t>Definition 9</m:t>
               </m:r>
               <m:r>
                 <m:rPr>
@@ -10074,7 +10397,7 @@
                   <m:nor/>
                   <m:sty m:val="p"/>
                 </m:rPr>
-                <m:t>Definition 12</m:t>
+                <m:t>Definition 14</m:t>
               </m:r>
               <m:r>
                 <m:rPr>
@@ -10329,7 +10652,7 @@
         </m:oMath>
       </m:oMathPara>
     </w:p>
-    <w:bookmarkStart w:id="51" w:name="exm-standard-basis-expansion"/>
+    <w:bookmarkStart w:id="54" w:name="exm-standard-basis-expansion"/>
     <w:p>
       <w:pPr>
         <w:pStyle w:val="FirstParagraph"/>
@@ -10339,7 +10662,7 @@
           <w:b/>
           <w:bCs/>
         </w:rPr>
-        <w:t xml:space="preserve">Example 8 (Expanding a vector in indicator vectors)</w:t>
+        <w:t xml:space="preserve">Example 9 (Expanding a vector in indicator vectors)</w:t>
       </w:r>
     </w:p>
     <w:p>
@@ -10678,9 +11001,9 @@
         </m:oMath>
       </m:oMathPara>
     </w:p>
-    <w:bookmarkEnd w:id="51"/>
-    <w:bookmarkEnd w:id="52"/>
-    <w:bookmarkStart w:id="88" w:name="orthogonality"/>
+    <w:bookmarkEnd w:id="54"/>
+    <w:bookmarkEnd w:id="55"/>
+    <w:bookmarkStart w:id="91" w:name="orthogonality"/>
     <w:p>
       <w:pPr>
         <w:pStyle w:val="Heading3"/>
@@ -10689,7 +11012,7 @@
         <w:t xml:space="preserve">1.2 Orthogonality</w:t>
       </w:r>
     </w:p>
-    <w:bookmarkStart w:id="53" w:name="def-orthogonal-vectors"/>
+    <w:bookmarkStart w:id="56" w:name="def-orthogonal-vectors"/>
     <w:p>
       <w:pPr>
         <w:pStyle w:val="FirstParagraph"/>
@@ -10699,7 +11022,7 @@
           <w:b/>
           <w:bCs/>
         </w:rPr>
-        <w:t xml:space="preserve">Definition 13 (Orthogonal vectors)</w:t>
+        <w:t xml:space="preserve">Definition 15 (Orthogonal vectors)</w:t>
       </w:r>
       <w:r>
         <w:t xml:space="preserve"> </w:t>
@@ -10804,7 +11127,7 @@
           <w:rPr>
             <w:rStyle w:val="Hyperlink"/>
           </w:rPr>
-          <w:t xml:space="preserve">Definition 7</w:t>
+          <w:t xml:space="preserve">Definition 8</w:t>
         </w:r>
       </w:hyperlink>
       <w:r>
@@ -10890,8 +11213,8 @@
         </m:oMath>
       </m:oMathPara>
     </w:p>
-    <w:bookmarkEnd w:id="53"/>
-    <w:bookmarkStart w:id="54" w:name="rem-orthogonal-perpendicular"/>
+    <w:bookmarkEnd w:id="56"/>
+    <w:bookmarkStart w:id="57" w:name="rem-orthogonal-perpendicular"/>
     <w:p>
       <w:pPr>
         <w:pStyle w:val="FirstParagraph"/>
@@ -11337,8 +11660,8 @@
         <w:t xml:space="preserve">.</w:t>
       </w:r>
     </w:p>
-    <w:bookmarkEnd w:id="54"/>
-    <w:bookmarkStart w:id="55" w:name="exm-not-orthogonal"/>
+    <w:bookmarkEnd w:id="57"/>
+    <w:bookmarkStart w:id="58" w:name="exm-not-orthogonal"/>
     <w:p>
       <w:pPr>
         <w:pStyle w:val="BodyText"/>
@@ -11348,7 +11671,7 @@
           <w:b/>
           <w:bCs/>
         </w:rPr>
-        <w:t xml:space="preserve">Example 9 (Vectors that are not orthogonal)</w:t>
+        <w:t xml:space="preserve">Example 10 (Vectors that are not orthogonal)</w:t>
       </w:r>
     </w:p>
     <w:p>
@@ -11572,8 +11895,8 @@
         <w:t xml:space="preserve">are not orthogonal.</w:t>
       </w:r>
     </w:p>
-    <w:bookmarkEnd w:id="55"/>
-    <w:bookmarkStart w:id="58" w:name="def-euclidean-norm"/>
+    <w:bookmarkEnd w:id="58"/>
+    <w:bookmarkStart w:id="61" w:name="def-euclidean-norm"/>
     <w:p>
       <w:pPr>
         <w:pStyle w:val="BodyText"/>
@@ -11583,7 +11906,7 @@
           <w:b/>
           <w:bCs/>
         </w:rPr>
-        <w:t xml:space="preserve">Definition 14 (Euclidean norm (length,</w:t>
+        <w:t xml:space="preserve">Definition 16 (Euclidean norm (length,</w:t>
       </w:r>
       <w:r>
         <w:rPr>
@@ -11775,7 +12098,7 @@
       <w:pPr>
         <w:pStyle w:val="BodyText"/>
       </w:pPr>
-      <w:bookmarkStart w:id="56" w:name="eq-l2-norm"/>
+      <w:bookmarkStart w:id="59" w:name="eq-l2-norm"/>
       <m:oMathPara>
         <m:oMathParaPr>
           <m:jc m:val="center"/>
@@ -11940,7 +12263,7 @@
           </m:r>
         </m:oMath>
       </m:oMathPara>
-      <w:bookmarkEnd w:id="56"/>
+      <w:bookmarkEnd w:id="59"/>
     </w:p>
     <w:p>
       <w:pPr>
@@ -11977,7 +12300,7 @@
       <w:r>
         <w:t xml:space="preserve"> </w:t>
       </w:r>
-      <w:hyperlink r:id="rId57">
+      <w:hyperlink r:id="rId60">
         <w:r>
           <w:rPr>
             <w:rStyle w:val="Hyperlink"/>
@@ -11989,8 +12312,8 @@
         <w:t xml:space="preserve">.</w:t>
       </w:r>
     </w:p>
-    <w:bookmarkEnd w:id="58"/>
-    <w:bookmarkStart w:id="59" w:name="exm-euclidean-norm"/>
+    <w:bookmarkEnd w:id="61"/>
+    <w:bookmarkStart w:id="62" w:name="exm-euclidean-norm"/>
     <w:p>
       <w:pPr>
         <w:pStyle w:val="BodyText"/>
@@ -12000,7 +12323,7 @@
           <w:b/>
           <w:bCs/>
         </w:rPr>
-        <w:t xml:space="preserve">Example 10 (The length of a vector)</w:t>
+        <w:t xml:space="preserve">Example 11 (The length of a vector)</w:t>
       </w:r>
       <w:r>
         <w:t xml:space="preserve"> </w:t>
@@ -12288,8 +12611,8 @@
         <w:t xml:space="preserve">.</w:t>
       </w:r>
     </w:p>
-    <w:bookmarkEnd w:id="59"/>
-    <w:bookmarkStart w:id="60" w:name="def-unit-vector"/>
+    <w:bookmarkEnd w:id="62"/>
+    <w:bookmarkStart w:id="63" w:name="def-unit-vector"/>
     <w:p>
       <w:pPr>
         <w:pStyle w:val="BodyText"/>
@@ -12299,7 +12622,7 @@
           <w:b/>
           <w:bCs/>
         </w:rPr>
-        <w:t xml:space="preserve">Definition 15 (Unit vector)</w:t>
+        <w:t xml:space="preserve">Definition 17 (Unit vector)</w:t>
       </w:r>
       <w:r>
         <w:t xml:space="preserve"> </w:t>
@@ -12328,7 +12651,7 @@
           <w:rPr>
             <w:rStyle w:val="Hyperlink"/>
           </w:rPr>
-          <w:t xml:space="preserve">Definition 14</w:t>
+          <w:t xml:space="preserve">Definition 16</w:t>
         </w:r>
       </w:hyperlink>
       <w:r>
@@ -12365,8 +12688,8 @@
         <w:t xml:space="preserve">.</w:t>
       </w:r>
     </w:p>
-    <w:bookmarkEnd w:id="60"/>
-    <w:bookmarkStart w:id="61" w:name="exm-unit-vector"/>
+    <w:bookmarkEnd w:id="63"/>
+    <w:bookmarkStart w:id="64" w:name="exm-unit-vector"/>
     <w:p>
       <w:pPr>
         <w:pStyle w:val="BodyText"/>
@@ -12376,7 +12699,7 @@
           <w:b/>
           <w:bCs/>
         </w:rPr>
-        <w:t xml:space="preserve">Example 11 (A unit vector and a vector that is not one)</w:t>
+        <w:t xml:space="preserve">Example 12 (A unit vector and a vector that is not one)</w:t>
       </w:r>
       <w:r>
         <w:t xml:space="preserve"> </w:t>
@@ -12870,8 +13193,8 @@
         </m:oMath>
       </m:oMathPara>
     </w:p>
-    <w:bookmarkEnd w:id="61"/>
-    <w:bookmarkStart w:id="62" w:name="exr-euclidean-distance"/>
+    <w:bookmarkEnd w:id="64"/>
+    <w:bookmarkStart w:id="65" w:name="exr-euclidean-distance"/>
     <w:p>
       <w:pPr>
         <w:pStyle w:val="FirstParagraph"/>
@@ -13150,8 +13473,8 @@
         <w:t xml:space="preserve">instead?</w:t>
       </w:r>
     </w:p>
-    <w:bookmarkEnd w:id="62"/>
-    <w:bookmarkStart w:id="63" w:name="sol-euclidean-distance"/>
+    <w:bookmarkEnd w:id="65"/>
+    <w:bookmarkStart w:id="66" w:name="sol-euclidean-distance"/>
     <w:p>
       <w:pPr>
         <w:pStyle w:val="FirstParagraph"/>
@@ -13707,8 +14030,8 @@
         <w:t xml:space="preserve">Yes, the result is the same.</w:t>
       </w:r>
     </w:p>
-    <w:bookmarkEnd w:id="63"/>
-    <w:bookmarkStart w:id="65" w:name="def-euclidean-distance"/>
+    <w:bookmarkEnd w:id="66"/>
+    <w:bookmarkStart w:id="68" w:name="def-euclidean-distance"/>
     <w:p>
       <w:pPr>
         <w:pStyle w:val="FirstParagraph"/>
@@ -13718,7 +14041,7 @@
           <w:b/>
           <w:bCs/>
         </w:rPr>
-        <w:t xml:space="preserve">Definition 16 (Euclidean distance)</w:t>
+        <w:t xml:space="preserve">Definition 18 (Euclidean distance)</w:t>
       </w:r>
       <w:r>
         <w:t xml:space="preserve"> </w:t>
@@ -13820,7 +14143,7 @@
       <w:pPr>
         <w:pStyle w:val="BodyText"/>
       </w:pPr>
-      <w:bookmarkStart w:id="64" w:name="eq-euclidean-distance"/>
+      <w:bookmarkStart w:id="67" w:name="eq-euclidean-distance"/>
       <m:oMathPara>
         <m:oMathParaPr>
           <m:jc m:val="center"/>
@@ -14042,10 +14365,10 @@
           </m:r>
         </m:oMath>
       </m:oMathPara>
-      <w:bookmarkEnd w:id="64"/>
+      <w:bookmarkEnd w:id="67"/>
     </w:p>
-    <w:bookmarkEnd w:id="65"/>
-    <w:bookmarkStart w:id="66" w:name="rem-distance-from-origin"/>
+    <w:bookmarkEnd w:id="68"/>
+    <w:bookmarkStart w:id="69" w:name="rem-distance-from-origin"/>
     <w:p>
       <w:pPr>
         <w:pStyle w:val="FirstParagraph"/>
@@ -14414,15 +14737,15 @@
           <w:rPr>
             <w:rStyle w:val="Hyperlink"/>
           </w:rPr>
-          <w:t xml:space="preserve">Example 10</w:t>
+          <w:t xml:space="preserve">Example 11</w:t>
         </w:r>
       </w:hyperlink>
       <w:r>
         <w:t xml:space="preserve">.</w:t>
       </w:r>
     </w:p>
-    <w:bookmarkEnd w:id="66"/>
-    <w:bookmarkStart w:id="67" w:name="def-orthonormal-vectors"/>
+    <w:bookmarkEnd w:id="69"/>
+    <w:bookmarkStart w:id="70" w:name="def-orthonormal-vectors"/>
     <w:p>
       <w:pPr>
         <w:pStyle w:val="BodyText"/>
@@ -14432,7 +14755,7 @@
           <w:b/>
           <w:bCs/>
         </w:rPr>
-        <w:t xml:space="preserve">Definition 17 (Orthonormal vectors)</w:t>
+        <w:t xml:space="preserve">Definition 19 (Orthonormal vectors)</w:t>
       </w:r>
       <w:r>
         <w:t xml:space="preserve"> </w:t>
@@ -14571,7 +14894,7 @@
           <w:rPr>
             <w:rStyle w:val="Hyperlink"/>
           </w:rPr>
-          <w:t xml:space="preserve">Definition 13</w:t>
+          <w:t xml:space="preserve">Definition 15</w:t>
         </w:r>
       </w:hyperlink>
       <w:r>
@@ -14602,7 +14925,7 @@
           <w:rPr>
             <w:rStyle w:val="Hyperlink"/>
           </w:rPr>
-          <w:t xml:space="preserve">Definition 14</w:t>
+          <w:t xml:space="preserve">Definition 16</w:t>
         </w:r>
       </w:hyperlink>
       <w:r>
@@ -14771,8 +15094,8 @@
         </m:oMath>
       </m:oMathPara>
     </w:p>
-    <w:bookmarkEnd w:id="67"/>
-    <w:bookmarkStart w:id="68" w:name="exm-indicator-orthonormal"/>
+    <w:bookmarkEnd w:id="70"/>
+    <w:bookmarkStart w:id="71" w:name="exm-indicator-orthonormal"/>
     <w:p>
       <w:pPr>
         <w:pStyle w:val="FirstParagraph"/>
@@ -14782,7 +15105,7 @@
           <w:b/>
           <w:bCs/>
         </w:rPr>
-        <w:t xml:space="preserve">Example 12 (Indicator vectors are orthonormal)</w:t>
+        <w:t xml:space="preserve">Example 13 (Indicator vectors are orthonormal)</w:t>
       </w:r>
       <w:r>
         <w:t xml:space="preserve"> </w:t>
@@ -14887,7 +15210,7 @@
           <w:rPr>
             <w:rStyle w:val="Hyperlink"/>
           </w:rPr>
-          <w:t xml:space="preserve">Definition 12</w:t>
+          <w:t xml:space="preserve">Definition 14</w:t>
         </w:r>
       </w:hyperlink>
       <w:r>
@@ -15478,8 +15801,8 @@
         </m:oMath>
       </m:oMathPara>
     </w:p>
-    <w:bookmarkEnd w:id="68"/>
-    <w:bookmarkStart w:id="69" w:name="exm-not-orthonormal"/>
+    <w:bookmarkEnd w:id="71"/>
+    <w:bookmarkStart w:id="72" w:name="exm-not-orthonormal"/>
     <w:p>
       <w:pPr>
         <w:pStyle w:val="FirstParagraph"/>
@@ -15489,7 +15812,7 @@
           <w:b/>
           <w:bCs/>
         </w:rPr>
-        <w:t xml:space="preserve">Example 13 (Two ways to fail to be orthonormal)</w:t>
+        <w:t xml:space="preserve">Example 14 (Two ways to fail to be orthonormal)</w:t>
       </w:r>
       <w:r>
         <w:t xml:space="preserve"> </w:t>
@@ -16087,8 +16410,8 @@
         <w:t xml:space="preserve">.</w:t>
       </w:r>
     </w:p>
-    <w:bookmarkEnd w:id="69"/>
-    <w:bookmarkStart w:id="70" w:name="exr-inner-product"/>
+    <w:bookmarkEnd w:id="72"/>
+    <w:bookmarkStart w:id="73" w:name="exr-inner-product"/>
     <w:p>
       <w:pPr>
         <w:pStyle w:val="FirstParagraph"/>
@@ -16356,8 +16679,8 @@
         <w:t xml:space="preserve">.</w:t>
       </w:r>
     </w:p>
-    <w:bookmarkEnd w:id="70"/>
-    <w:bookmarkStart w:id="71" w:name="sol-inner-product"/>
+    <w:bookmarkEnd w:id="73"/>
+    <w:bookmarkStart w:id="74" w:name="sol-inner-product"/>
     <w:p>
       <w:pPr>
         <w:pStyle w:val="BodyText"/>
@@ -17444,7 +17767,7 @@
         <w:t xml:space="preserve">.</w:t>
       </w:r>
     </w:p>
-    <w:bookmarkEnd w:id="71"/>
+    <w:bookmarkEnd w:id="74"/>
     <w:tbl>
       <w:tblPr>
         <w:tblStyle w:val="Table"/>
@@ -17486,18 +17809,18 @@
                 <wp:inline>
                   <wp:extent cx="152400" cy="152400"/>
                   <wp:effectExtent b="0" l="0" r="0" t="0"/>
-                  <wp:docPr descr="" title="" id="73" name="Picture"/>
+                  <wp:docPr descr="" title="" id="76" name="Picture"/>
                   <a:graphic>
                     <a:graphicData uri="http://schemas.openxmlformats.org/drawingml/2006/picture">
                       <pic:pic>
                         <pic:nvPicPr>
-                          <pic:cNvPr descr="/opt/quarto/share/formats/docx/tip.png" id="74" name="Picture"/>
+                          <pic:cNvPr descr="/opt/quarto/share/formats/docx/tip.png" id="77" name="Picture"/>
                           <pic:cNvPicPr>
                             <a:picLocks noChangeArrowheads="1" noChangeAspect="1"/>
                           </pic:cNvPicPr>
                         </pic:nvPicPr>
                         <pic:blipFill>
-                          <a:blip r:embed="rId72"/>
+                          <a:blip r:embed="rId75"/>
                           <a:stretch>
                             <a:fillRect/>
                           </a:stretch>
@@ -17559,7 +17882,7 @@
             <w:r>
               <w:t xml:space="preserve"> </w:t>
             </w:r>
-            <w:hyperlink r:id="rId75">
+            <w:hyperlink r:id="rId78">
               <w:r>
                 <w:rPr>
                   <w:rStyle w:val="Hyperlink"/>
@@ -17585,7 +17908,7 @@
             <w:r>
               <w:t xml:space="preserve">and goes on to hyperplanes (</w:t>
             </w:r>
-            <w:hyperlink r:id="rId76">
+            <w:hyperlink r:id="rId79">
               <w:r>
                 <w:rPr>
                   <w:rStyle w:val="Hyperlink"/>
@@ -17605,7 +17928,7 @@
             <w:r>
               <w:t xml:space="preserve"> </w:t>
             </w:r>
-            <w:hyperlink r:id="rId77">
+            <w:hyperlink r:id="rId80">
               <w:r>
                 <w:rPr>
                   <w:rStyle w:val="Hyperlink"/>
@@ -17631,7 +17954,7 @@
             <w:r>
               <w:t xml:space="preserve"> </w:t>
             </w:r>
-            <w:hyperlink r:id="rId78">
+            <w:hyperlink r:id="rId81">
               <w:r>
                 <w:rPr>
                   <w:rStyle w:val="Hyperlink"/>
@@ -17647,8 +17970,8 @@
         </w:tc>
       </w:tr>
     </w:tbl>
-    <w:bookmarkStart w:id="87" w:name="refs"/>
-    <w:bookmarkStart w:id="80" w:name="ref-dobson4e"/>
+    <w:bookmarkStart w:id="90" w:name="refs"/>
+    <w:bookmarkStart w:id="83" w:name="ref-dobson4e"/>
     <w:p>
       <w:pPr>
         <w:pStyle w:val="Bibliography"/>
@@ -17672,7 +17995,7 @@
       <w:r>
         <w:t xml:space="preserve"> </w:t>
       </w:r>
-      <w:hyperlink r:id="rId79">
+      <w:hyperlink r:id="rId82">
         <w:r>
           <w:rPr>
             <w:rStyle w:val="Hyperlink"/>
@@ -17684,8 +18007,8 @@
         <w:t xml:space="preserve">.</w:t>
       </w:r>
     </w:p>
-    <w:bookmarkEnd w:id="80"/>
-    <w:bookmarkStart w:id="82" w:name="ref-goodfellow2016deep"/>
+    <w:bookmarkEnd w:id="83"/>
+    <w:bookmarkStart w:id="85" w:name="ref-goodfellow2016deep"/>
     <w:p>
       <w:pPr>
         <w:pStyle w:val="Bibliography"/>
@@ -17709,7 +18032,7 @@
       <w:r>
         <w:t xml:space="preserve"> </w:t>
       </w:r>
-      <w:hyperlink r:id="rId81">
+      <w:hyperlink r:id="rId84">
         <w:r>
           <w:rPr>
             <w:rStyle w:val="Hyperlink"/>
@@ -17721,8 +18044,8 @@
         <w:t xml:space="preserve">.</w:t>
       </w:r>
     </w:p>
-    <w:bookmarkEnd w:id="82"/>
-    <w:bookmarkStart w:id="84" w:name="ref-hutchinson_wwu_ml_videos"/>
+    <w:bookmarkEnd w:id="85"/>
+    <w:bookmarkStart w:id="87" w:name="ref-hutchinson_wwu_ml_videos"/>
     <w:p>
       <w:pPr>
         <w:pStyle w:val="Bibliography"/>
@@ -17788,7 +18111,7 @@
       <w:r>
         <w:t xml:space="preserve"> </w:t>
       </w:r>
-      <w:hyperlink r:id="rId83">
+      <w:hyperlink r:id="rId86">
         <w:r>
           <w:rPr>
             <w:rStyle w:val="Hyperlink"/>
@@ -17800,8 +18123,8 @@
         <w:t xml:space="preserve">.</w:t>
       </w:r>
     </w:p>
-    <w:bookmarkEnd w:id="84"/>
-    <w:bookmarkStart w:id="86" w:name="ref-mosaiccalc"/>
+    <w:bookmarkEnd w:id="87"/>
+    <w:bookmarkStart w:id="89" w:name="ref-mosaiccalc"/>
     <w:p>
       <w:pPr>
         <w:pStyle w:val="Bibliography"/>
@@ -17825,7 +18148,7 @@
       <w:r>
         <w:t xml:space="preserve"> </w:t>
       </w:r>
-      <w:hyperlink r:id="rId85">
+      <w:hyperlink r:id="rId88">
         <w:r>
           <w:rPr>
             <w:rStyle w:val="Hyperlink"/>
@@ -17837,10 +18160,10 @@
         <w:t xml:space="preserve">.</w:t>
       </w:r>
     </w:p>
-    <w:bookmarkEnd w:id="86"/>
-    <w:bookmarkEnd w:id="87"/>
-    <w:bookmarkEnd w:id="88"/>
     <w:bookmarkEnd w:id="89"/>
+    <w:bookmarkEnd w:id="90"/>
+    <w:bookmarkEnd w:id="91"/>
+    <w:bookmarkEnd w:id="92"/>
     <w:sectPr>
       <w:footnotePr>
         <w:numRestart w:val="eachSect"/>

--- a/linear-algebra-vectors.docx
+++ b/linear-algebra-vectors.docx
@@ -15,7 +15,7 @@
         <w:pStyle w:val="Date"/>
       </w:pPr>
       <w:r>
-        <w:t xml:space="preserve">Last modified: 2026-10-15 15:19:18 (PDT)</w:t>
+        <w:t xml:space="preserve">Last modified: 2026-10-15 16:26:25 (PDT)</w:t>
       </w:r>
     </w:p>
     <w:bookmarkStart w:id="92" w:name="vectors"/>

--- a/linear-algebra-vectors.docx
+++ b/linear-algebra-vectors.docx
@@ -15,7 +15,7 @@
         <w:pStyle w:val="Date"/>
       </w:pPr>
       <w:r>
-        <w:t xml:space="preserve">Last modified: 2026-10-15 16:26:25 (PDT)</w:t>
+        <w:t xml:space="preserve">Last modified: 2026-10-15 17:47:31 (PDT)</w:t>
       </w:r>
     </w:p>
     <w:bookmarkStart w:id="92" w:name="vectors"/>

--- a/linear-algebra-vectors.docx
+++ b/linear-algebra-vectors.docx
@@ -15,7 +15,7 @@
         <w:pStyle w:val="Date"/>
       </w:pPr>
       <w:r>
-        <w:t xml:space="preserve">Last modified: 2026-10-15 17:47:31 (PDT)</w:t>
+        <w:t xml:space="preserve">Last modified: 2026-10-15 18:37:38 (PDT)</w:t>
       </w:r>
     </w:p>
     <w:bookmarkStart w:id="92" w:name="vectors"/>

--- a/linear-algebra-vectors.docx
+++ b/linear-algebra-vectors.docx
@@ -15,7 +15,7 @@
         <w:pStyle w:val="Date"/>
       </w:pPr>
       <w:r>
-        <w:t xml:space="preserve">Last modified: 2026-10-15 18:37:38 (PDT)</w:t>
+        <w:t xml:space="preserve">Last modified: 2026-10-15 19:41:40 (PDT)</w:t>
       </w:r>
     </w:p>
     <w:bookmarkStart w:id="92" w:name="vectors"/>

--- a/linear-algebra-vectors.docx
+++ b/linear-algebra-vectors.docx
@@ -15,7 +15,7 @@
         <w:pStyle w:val="Date"/>
       </w:pPr>
       <w:r>
-        <w:t xml:space="preserve">Last modified: 2026-10-15 19:41:40 (PDT)</w:t>
+        <w:t xml:space="preserve">Last modified: 2026-10-15 20:43:22 (PDT)</w:t>
       </w:r>
     </w:p>
     <w:bookmarkStart w:id="92" w:name="vectors"/>

--- a/linear-algebra-vectors.docx
+++ b/linear-algebra-vectors.docx
@@ -15,7 +15,7 @@
         <w:pStyle w:val="Date"/>
       </w:pPr>
       <w:r>
-        <w:t xml:space="preserve">Last modified: 2026-10-15 20:43:22 (PDT)</w:t>
+        <w:t xml:space="preserve">Last modified: 2026-10-15 21:43:14 (PDT)</w:t>
       </w:r>
     </w:p>
     <w:bookmarkStart w:id="92" w:name="vectors"/>

--- a/linear-algebra-vectors.docx
+++ b/linear-algebra-vectors.docx
@@ -15,7 +15,7 @@
         <w:pStyle w:val="Date"/>
       </w:pPr>
       <w:r>
-        <w:t xml:space="preserve">Last modified: 2026-10-15 21:43:14 (PDT)</w:t>
+        <w:t xml:space="preserve">Last modified: 2026-10-15 23:56:47 (PDT)</w:t>
       </w:r>
     </w:p>
     <w:bookmarkStart w:id="92" w:name="vectors"/>

--- a/linear-algebra-vectors.docx
+++ b/linear-algebra-vectors.docx
@@ -15,7 +15,7 @@
         <w:pStyle w:val="Date"/>
       </w:pPr>
       <w:r>
-        <w:t xml:space="preserve">Last modified: 2026-10-15 23:56:47 (PDT)</w:t>
+        <w:t xml:space="preserve">Last modified: 2026-10-16 01:00:03 (PDT)</w:t>
       </w:r>
     </w:p>
     <w:bookmarkStart w:id="92" w:name="vectors"/>

--- a/linear-algebra-vectors.docx
+++ b/linear-algebra-vectors.docx
@@ -15,7 +15,7 @@
         <w:pStyle w:val="Date"/>
       </w:pPr>
       <w:r>
-        <w:t xml:space="preserve">Last modified: 2026-10-16 01:00:03 (PDT)</w:t>
+        <w:t xml:space="preserve">Last modified: 2026-10-16 01:53:21 (PDT)</w:t>
       </w:r>
     </w:p>
     <w:bookmarkStart w:id="92" w:name="vectors"/>

--- a/linear-algebra-vectors.docx
+++ b/linear-algebra-vectors.docx
@@ -15,7 +15,7 @@
         <w:pStyle w:val="Date"/>
       </w:pPr>
       <w:r>
-        <w:t xml:space="preserve">Last modified: 2026-10-16 01:53:21 (PDT)</w:t>
+        <w:t xml:space="preserve">Last modified: 2026-10-16 02:45:37 (PDT)</w:t>
       </w:r>
     </w:p>
     <w:bookmarkStart w:id="92" w:name="vectors"/>

--- a/linear-algebra-vectors.docx
+++ b/linear-algebra-vectors.docx
@@ -15,7 +15,7 @@
         <w:pStyle w:val="Date"/>
       </w:pPr>
       <w:r>
-        <w:t xml:space="preserve">Last modified: 2026-10-16 02:45:37 (PDT)</w:t>
+        <w:t xml:space="preserve">Last modified: 2026-10-16 03:50:53 (PDT)</w:t>
       </w:r>
     </w:p>
     <w:bookmarkStart w:id="92" w:name="vectors"/>
@@ -109,16 +109,21 @@
         <w:t xml:space="preserve"> </w:t>
       </w:r>
       <m:oMath>
-        <m:acc>
-          <m:accPr>
-            <m:chr m:val="̃"/>
-          </m:accPr>
+        <m:limLow>
           <m:e>
             <m:r>
               <m:t>x</m:t>
             </m:r>
           </m:e>
-        </m:acc>
+          <m:lim>
+            <m:r>
+              <m:rPr>
+                <m:sty m:val="p"/>
+              </m:rPr>
+              <m:t>∼</m:t>
+            </m:r>
+          </m:lim>
+        </m:limLow>
       </m:oMath>
       <w:r>
         <w:t xml:space="preserve">,</w:t>
@@ -318,16 +323,21 @@
           <m:jc m:val="center"/>
         </m:oMathParaPr>
         <m:oMath>
-          <m:acc>
-            <m:accPr>
-              <m:chr m:val="̃"/>
-            </m:accPr>
+          <m:limLow>
             <m:e>
               <m:r>
                 <m:t>x</m:t>
               </m:r>
             </m:e>
-          </m:acc>
+            <m:lim>
+              <m:r>
+                <m:rPr>
+                  <m:sty m:val="p"/>
+                </m:rPr>
+                <m:t>∼</m:t>
+              </m:r>
+            </m:lim>
+          </m:limLow>
           <m:r>
             <m:rPr>
               <m:sty m:val="p"/>
@@ -608,16 +618,21 @@
           <m:jc m:val="center"/>
         </m:oMathParaPr>
         <m:oMath>
-          <m:acc>
-            <m:accPr>
-              <m:chr m:val="̃"/>
-            </m:accPr>
+          <m:limLow>
             <m:e>
               <m:r>
                 <m:t>x</m:t>
               </m:r>
             </m:e>
-          </m:acc>
+            <m:lim>
+              <m:r>
+                <m:rPr>
+                  <m:sty m:val="p"/>
+                </m:rPr>
+                <m:t>∼</m:t>
+              </m:r>
+            </m:lim>
+          </m:limLow>
           <m:r>
             <m:rPr>
               <m:sty m:val="p"/>
@@ -750,16 +765,21 @@
         <w:t xml:space="preserve"> </w:t>
       </w:r>
       <m:oMath>
-        <m:acc>
-          <m:accPr>
-            <m:chr m:val="̃"/>
-          </m:accPr>
+        <m:limLow>
           <m:e>
             <m:r>
               <m:t>x</m:t>
             </m:r>
           </m:e>
-        </m:acc>
+          <m:lim>
+            <m:r>
+              <m:rPr>
+                <m:sty m:val="p"/>
+              </m:rPr>
+              <m:t>∼</m:t>
+            </m:r>
+          </m:lim>
+        </m:limLow>
         <m:r>
           <m:rPr>
             <m:sty m:val="p"/>
@@ -822,16 +842,21 @@
           <m:jc m:val="center"/>
         </m:oMathParaPr>
         <m:oMath>
-          <m:acc>
-            <m:accPr>
-              <m:chr m:val="̃"/>
-            </m:accPr>
+          <m:limLow>
             <m:e>
               <m:r>
                 <m:t>x</m:t>
               </m:r>
             </m:e>
-          </m:acc>
+            <m:lim>
+              <m:r>
+                <m:rPr>
+                  <m:sty m:val="p"/>
+                </m:rPr>
+                <m:t>∼</m:t>
+              </m:r>
+            </m:lim>
+          </m:limLow>
           <m:r>
             <m:rPr>
               <m:sty m:val="p"/>
@@ -1064,16 +1089,21 @@
         <w:t xml:space="preserve"> </w:t>
       </w:r>
       <m:oMath>
-        <m:acc>
-          <m:accPr>
-            <m:chr m:val="̃"/>
-          </m:accPr>
+        <m:limLow>
           <m:e>
             <m:r>
               <m:t>x</m:t>
             </m:r>
           </m:e>
-        </m:acc>
+          <m:lim>
+            <m:r>
+              <m:rPr>
+                <m:sty m:val="p"/>
+              </m:rPr>
+              <m:t>∼</m:t>
+            </m:r>
+          </m:lim>
+        </m:limLow>
         <m:r>
           <m:rPr>
             <m:sty m:val="p"/>
@@ -1107,16 +1137,21 @@
         <w:t xml:space="preserve"> </w:t>
       </w:r>
       <m:oMath>
-        <m:acc>
-          <m:accPr>
-            <m:chr m:val="̃"/>
-          </m:accPr>
+        <m:limLow>
           <m:e>
             <m:r>
               <m:t>x</m:t>
             </m:r>
           </m:e>
-        </m:acc>
+          <m:lim>
+            <m:r>
+              <m:rPr>
+                <m:sty m:val="p"/>
+              </m:rPr>
+              <m:t>∼</m:t>
+            </m:r>
+          </m:lim>
+        </m:limLow>
         <m:r>
           <m:rPr>
             <m:sty m:val="p"/>
@@ -1156,16 +1191,21 @@
         <w:t xml:space="preserve"> </w:t>
       </w:r>
       <m:oMath>
-        <m:acc>
-          <m:accPr>
-            <m:chr m:val="̃"/>
-          </m:accPr>
+        <m:limLow>
           <m:e>
             <m:r>
               <m:t>x</m:t>
             </m:r>
           </m:e>
-        </m:acc>
+          <m:lim>
+            <m:r>
+              <m:rPr>
+                <m:sty m:val="p"/>
+              </m:rPr>
+              <m:t>∼</m:t>
+            </m:r>
+          </m:lim>
+        </m:limLow>
       </m:oMath>
       <w:r>
         <w:t xml:space="preserve"> </w:t>
@@ -1395,16 +1435,21 @@
         <w:t xml:space="preserve"> </w:t>
       </w:r>
       <m:oMath>
-        <m:acc>
-          <m:accPr>
-            <m:chr m:val="̃"/>
-          </m:accPr>
+        <m:limLow>
           <m:e>
             <m:r>
               <m:t>x</m:t>
             </m:r>
           </m:e>
-        </m:acc>
+          <m:lim>
+            <m:r>
+              <m:rPr>
+                <m:sty m:val="p"/>
+              </m:rPr>
+              <m:t>∼</m:t>
+            </m:r>
+          </m:lim>
+        </m:limLow>
         <m:r>
           <m:rPr>
             <m:sty m:val="p"/>
@@ -1940,16 +1985,21 @@
           </m:rPr>
           <m:t>(</m:t>
         </m:r>
-        <m:acc>
-          <m:accPr>
-            <m:chr m:val="̃"/>
-          </m:accPr>
+        <m:limLow>
           <m:e>
             <m:r>
               <m:t>x</m:t>
             </m:r>
           </m:e>
-        </m:acc>
+          <m:lim>
+            <m:r>
+              <m:rPr>
+                <m:sty m:val="p"/>
+              </m:rPr>
+              <m:t>∼</m:t>
+            </m:r>
+          </m:lim>
+        </m:limLow>
         <m:r>
           <m:rPr>
             <m:sty m:val="p"/>
@@ -2018,16 +2068,21 @@
           </m:rPr>
           <m:t>(</m:t>
         </m:r>
-        <m:acc>
-          <m:accPr>
-            <m:chr m:val="̃"/>
-          </m:accPr>
+        <m:limLow>
           <m:e>
             <m:r>
               <m:t>x</m:t>
             </m:r>
           </m:e>
-        </m:acc>
+          <m:lim>
+            <m:r>
+              <m:rPr>
+                <m:sty m:val="p"/>
+              </m:rPr>
+              <m:t>∼</m:t>
+            </m:r>
+          </m:lim>
+        </m:limLow>
         <m:r>
           <m:rPr>
             <m:sty m:val="p"/>
@@ -2453,16 +2508,21 @@
         <w:t xml:space="preserve"> </w:t>
       </w:r>
       <m:oMath>
-        <m:acc>
-          <m:accPr>
-            <m:chr m:val="̃"/>
-          </m:accPr>
+        <m:limLow>
           <m:e>
             <m:r>
               <m:t>x</m:t>
             </m:r>
           </m:e>
-        </m:acc>
+          <m:lim>
+            <m:r>
+              <m:rPr>
+                <m:sty m:val="p"/>
+              </m:rPr>
+              <m:t>∼</m:t>
+            </m:r>
+          </m:lim>
+        </m:limLow>
       </m:oMath>
       <w:r>
         <w:t xml:space="preserve"> </w:t>
@@ -2505,16 +2565,21 @@
         <m:oMath>
           <m:sSup>
             <m:e>
-              <m:acc>
-                <m:accPr>
-                  <m:chr m:val="̃"/>
-                </m:accPr>
+              <m:limLow>
                 <m:e>
                   <m:r>
                     <m:t>x</m:t>
                   </m:r>
                 </m:e>
-              </m:acc>
+                <m:lim>
+                  <m:r>
+                    <m:rPr>
+                      <m:sty m:val="p"/>
+                    </m:rPr>
+                    <m:t>∼</m:t>
+                  </m:r>
+                </m:lim>
+              </m:limLow>
             </m:e>
             <m:sup>
               <m:r>
@@ -2533,16 +2598,21 @@
           </m:r>
           <m:sSup>
             <m:e>
-              <m:acc>
-                <m:accPr>
-                  <m:chr m:val="̃"/>
-                </m:accPr>
+              <m:limLow>
                 <m:e>
                   <m:r>
                     <m:t>x</m:t>
                   </m:r>
                 </m:e>
-              </m:acc>
+                <m:lim>
+                  <m:r>
+                    <m:rPr>
+                      <m:sty m:val="p"/>
+                    </m:rPr>
+                    <m:t>∼</m:t>
+                  </m:r>
+                </m:lim>
+              </m:limLow>
             </m:e>
             <m:sup>
               <m:r>
@@ -2876,16 +2946,21 @@
         <w:t xml:space="preserve"> </w:t>
       </w:r>
       <m:oMath>
-        <m:acc>
-          <m:accPr>
-            <m:chr m:val="̃"/>
-          </m:accPr>
+        <m:limLow>
           <m:e>
             <m:r>
               <m:t>x</m:t>
             </m:r>
           </m:e>
-        </m:acc>
+          <m:lim>
+            <m:r>
+              <m:rPr>
+                <m:sty m:val="p"/>
+              </m:rPr>
+              <m:t>∼</m:t>
+            </m:r>
+          </m:lim>
+        </m:limLow>
       </m:oMath>
       <w:r>
         <w:t xml:space="preserve"> </w:t>
@@ -2897,16 +2972,21 @@
         <w:t xml:space="preserve"> </w:t>
       </w:r>
       <m:oMath>
-        <m:acc>
-          <m:accPr>
-            <m:chr m:val="̃"/>
-          </m:accPr>
+        <m:limLow>
           <m:e>
             <m:r>
               <m:t>y</m:t>
             </m:r>
           </m:e>
-        </m:acc>
+          <m:lim>
+            <m:r>
+              <m:rPr>
+                <m:sty m:val="p"/>
+              </m:rPr>
+              <m:t>∼</m:t>
+            </m:r>
+          </m:lim>
+        </m:limLow>
       </m:oMath>
       <w:r>
         <w:t xml:space="preserve"> </w:t>
@@ -2932,32 +3012,42 @@
         <w:t xml:space="preserve"> </w:t>
       </w:r>
       <m:oMath>
-        <m:acc>
-          <m:accPr>
-            <m:chr m:val="̃"/>
-          </m:accPr>
+        <m:limLow>
           <m:e>
             <m:r>
               <m:t>x</m:t>
             </m:r>
           </m:e>
-        </m:acc>
+          <m:lim>
+            <m:r>
+              <m:rPr>
+                <m:sty m:val="p"/>
+              </m:rPr>
+              <m:t>∼</m:t>
+            </m:r>
+          </m:lim>
+        </m:limLow>
         <m:r>
           <m:rPr>
             <m:sty m:val="p"/>
           </m:rPr>
           <m:t>+</m:t>
         </m:r>
-        <m:acc>
-          <m:accPr>
-            <m:chr m:val="̃"/>
-          </m:accPr>
+        <m:limLow>
           <m:e>
             <m:r>
               <m:t>y</m:t>
             </m:r>
           </m:e>
-        </m:acc>
+          <m:lim>
+            <m:r>
+              <m:rPr>
+                <m:sty m:val="p"/>
+              </m:rPr>
+              <m:t>∼</m:t>
+            </m:r>
+          </m:lim>
+        </m:limLow>
       </m:oMath>
       <w:r>
         <w:t xml:space="preserve"> </w:t>
@@ -2995,32 +3085,42 @@
             </m:rPr>
             <m:t>(</m:t>
           </m:r>
-          <m:acc>
-            <m:accPr>
-              <m:chr m:val="̃"/>
-            </m:accPr>
+          <m:limLow>
             <m:e>
               <m:r>
                 <m:t>x</m:t>
               </m:r>
             </m:e>
-          </m:acc>
+            <m:lim>
+              <m:r>
+                <m:rPr>
+                  <m:sty m:val="p"/>
+                </m:rPr>
+                <m:t>∼</m:t>
+              </m:r>
+            </m:lim>
+          </m:limLow>
           <m:r>
             <m:rPr>
               <m:sty m:val="p"/>
             </m:rPr>
             <m:t>+</m:t>
           </m:r>
-          <m:acc>
-            <m:accPr>
-              <m:chr m:val="̃"/>
-            </m:accPr>
+          <m:limLow>
             <m:e>
               <m:r>
                 <m:t>y</m:t>
               </m:r>
             </m:e>
-          </m:acc>
+            <m:lim>
+              <m:r>
+                <m:rPr>
+                  <m:sty m:val="p"/>
+                </m:rPr>
+                <m:t>∼</m:t>
+              </m:r>
+            </m:lim>
+          </m:limLow>
           <m:sSub>
             <m:e>
               <m:r>
@@ -3416,16 +3516,21 @@
         <w:t xml:space="preserve"> </w:t>
       </w:r>
       <m:oMath>
-        <m:acc>
-          <m:accPr>
-            <m:chr m:val="̃"/>
-          </m:accPr>
+        <m:limLow>
           <m:e>
             <m:r>
               <m:t>x</m:t>
             </m:r>
           </m:e>
-        </m:acc>
+          <m:lim>
+            <m:r>
+              <m:rPr>
+                <m:sty m:val="p"/>
+              </m:rPr>
+              <m:t>∼</m:t>
+            </m:r>
+          </m:lim>
+        </m:limLow>
         <m:r>
           <m:rPr>
             <m:sty m:val="p"/>
@@ -3497,16 +3602,21 @@
         <w:t xml:space="preserve"> </w:t>
       </w:r>
       <m:oMath>
-        <m:acc>
-          <m:accPr>
-            <m:chr m:val="̃"/>
-          </m:accPr>
+        <m:limLow>
           <m:e>
             <m:r>
               <m:t>y</m:t>
             </m:r>
           </m:e>
-        </m:acc>
+          <m:lim>
+            <m:r>
+              <m:rPr>
+                <m:sty m:val="p"/>
+              </m:rPr>
+              <m:t>∼</m:t>
+            </m:r>
+          </m:lim>
+        </m:limLow>
         <m:r>
           <m:rPr>
             <m:sty m:val="p"/>
@@ -3611,16 +3721,21 @@
         <w:t xml:space="preserve"> </w:t>
       </w:r>
       <m:oMath>
-        <m:acc>
-          <m:accPr>
-            <m:chr m:val="̃"/>
-          </m:accPr>
+        <m:limLow>
           <m:e>
             <m:r>
               <m:t>x</m:t>
             </m:r>
           </m:e>
-        </m:acc>
+          <m:lim>
+            <m:r>
+              <m:rPr>
+                <m:sty m:val="p"/>
+              </m:rPr>
+              <m:t>∼</m:t>
+            </m:r>
+          </m:lim>
+        </m:limLow>
       </m:oMath>
       <w:r>
         <w:t xml:space="preserve"> </w:t>
@@ -3632,16 +3747,21 @@
         <w:t xml:space="preserve"> </w:t>
       </w:r>
       <m:oMath>
-        <m:acc>
-          <m:accPr>
-            <m:chr m:val="̃"/>
-          </m:accPr>
+        <m:limLow>
           <m:e>
             <m:r>
               <m:t>y</m:t>
             </m:r>
           </m:e>
-        </m:acc>
+          <m:lim>
+            <m:r>
+              <m:rPr>
+                <m:sty m:val="p"/>
+              </m:rPr>
+              <m:t>∼</m:t>
+            </m:r>
+          </m:lim>
+        </m:limLow>
       </m:oMath>
       <w:r>
         <w:t xml:space="preserve"> </w:t>
@@ -3660,32 +3780,42 @@
           <m:jc m:val="center"/>
         </m:oMathParaPr>
         <m:oMath>
-          <m:acc>
-            <m:accPr>
-              <m:chr m:val="̃"/>
-            </m:accPr>
+          <m:limLow>
             <m:e>
               <m:r>
                 <m:t>x</m:t>
               </m:r>
             </m:e>
-          </m:acc>
+            <m:lim>
+              <m:r>
+                <m:rPr>
+                  <m:sty m:val="p"/>
+                </m:rPr>
+                <m:t>∼</m:t>
+              </m:r>
+            </m:lim>
+          </m:limLow>
           <m:r>
             <m:rPr>
               <m:sty m:val="p"/>
             </m:rPr>
             <m:t>⋅</m:t>
           </m:r>
-          <m:acc>
-            <m:accPr>
-              <m:chr m:val="̃"/>
-            </m:accPr>
+          <m:limLow>
             <m:e>
               <m:r>
                 <m:t>y</m:t>
               </m:r>
             </m:e>
-          </m:acc>
+            <m:lim>
+              <m:r>
+                <m:rPr>
+                  <m:sty m:val="p"/>
+                </m:rPr>
+                <m:t>∼</m:t>
+              </m:r>
+            </m:lim>
+          </m:limLow>
           <m:r>
             <m:rPr>
               <m:sty m:val="p"/>
@@ -3694,16 +3824,21 @@
           </m:r>
           <m:sSup>
             <m:e>
-              <m:acc>
-                <m:accPr>
-                  <m:chr m:val="̃"/>
-                </m:accPr>
+              <m:limLow>
                 <m:e>
                   <m:r>
                     <m:t>x</m:t>
                   </m:r>
                 </m:e>
-              </m:acc>
+                <m:lim>
+                  <m:r>
+                    <m:rPr>
+                      <m:sty m:val="p"/>
+                    </m:rPr>
+                    <m:t>∼</m:t>
+                  </m:r>
+                </m:lim>
+              </m:limLow>
             </m:e>
             <m:sup>
               <m:r>
@@ -3714,16 +3849,21 @@
               </m:r>
             </m:sup>
           </m:sSup>
-          <m:acc>
-            <m:accPr>
-              <m:chr m:val="̃"/>
-            </m:accPr>
+          <m:limLow>
             <m:e>
               <m:r>
                 <m:t>y</m:t>
               </m:r>
             </m:e>
-          </m:acc>
+            <m:lim>
+              <m:r>
+                <m:rPr>
+                  <m:sty m:val="p"/>
+                </m:rPr>
+                <m:t>∼</m:t>
+              </m:r>
+            </m:lim>
+          </m:limLow>
           <m:limUpp>
             <m:e>
               <m:r>
@@ -3927,16 +4067,21 @@
         <w:t xml:space="preserve"> </w:t>
       </w:r>
       <m:oMath>
-        <m:acc>
-          <m:accPr>
-            <m:chr m:val="̃"/>
-          </m:accPr>
+        <m:limLow>
           <m:e>
             <m:r>
               <m:t>x</m:t>
             </m:r>
           </m:e>
-        </m:acc>
+          <m:lim>
+            <m:r>
+              <m:rPr>
+                <m:sty m:val="p"/>
+              </m:rPr>
+              <m:t>∼</m:t>
+            </m:r>
+          </m:lim>
+        </m:limLow>
         <m:r>
           <m:rPr>
             <m:sty m:val="p"/>
@@ -3987,16 +4132,21 @@
         <w:t xml:space="preserve"> </w:t>
       </w:r>
       <m:oMath>
-        <m:acc>
-          <m:accPr>
-            <m:chr m:val="̃"/>
-          </m:accPr>
+        <m:limLow>
           <m:e>
             <m:r>
               <m:t>y</m:t>
             </m:r>
           </m:e>
-        </m:acc>
+          <m:lim>
+            <m:r>
+              <m:rPr>
+                <m:sty m:val="p"/>
+              </m:rPr>
+              <m:t>∼</m:t>
+            </m:r>
+          </m:lim>
+        </m:limLow>
         <m:r>
           <m:rPr>
             <m:sty m:val="p"/>
@@ -4052,32 +4202,42 @@
         <m:oMath>
           <m:eqArr>
             <m:e>
-              <m:acc>
-                <m:accPr>
-                  <m:chr m:val="̃"/>
-                </m:accPr>
+              <m:limLow>
                 <m:e>
                   <m:r>
                     <m:t>x</m:t>
                   </m:r>
                 </m:e>
-              </m:acc>
+                <m:lim>
+                  <m:r>
+                    <m:rPr>
+                      <m:sty m:val="p"/>
+                    </m:rPr>
+                    <m:t>∼</m:t>
+                  </m:r>
+                </m:lim>
+              </m:limLow>
               <m:r>
                 <m:rPr>
                   <m:sty m:val="p"/>
                 </m:rPr>
                 <m:t>⋅</m:t>
               </m:r>
-              <m:acc>
-                <m:accPr>
-                  <m:chr m:val="̃"/>
-                </m:accPr>
+              <m:limLow>
                 <m:e>
                   <m:r>
                     <m:t>y</m:t>
                   </m:r>
                 </m:e>
-              </m:acc>
+                <m:lim>
+                  <m:r>
+                    <m:rPr>
+                      <m:sty m:val="p"/>
+                    </m:rPr>
+                    <m:t>∼</m:t>
+                  </m:r>
+                </m:lim>
+              </m:limLow>
               <m:r>
                 <m:t>&amp;</m:t>
               </m:r>
@@ -4534,16 +4694,21 @@
       <m:oMath>
         <m:sSub>
           <m:e>
-            <m:acc>
-              <m:accPr>
-                <m:chr m:val="̃"/>
-              </m:accPr>
+            <m:limLow>
               <m:e>
                 <m:r>
                   <m:t>v</m:t>
                 </m:r>
               </m:e>
-            </m:acc>
+              <m:lim>
+                <m:r>
+                  <m:rPr>
+                    <m:sty m:val="p"/>
+                  </m:rPr>
+                  <m:t>∼</m:t>
+                </m:r>
+              </m:lim>
+            </m:limLow>
           </m:e>
           <m:sub>
             <m:r>
@@ -4571,16 +4736,21 @@
         </m:r>
         <m:sSub>
           <m:e>
-            <m:acc>
-              <m:accPr>
-                <m:chr m:val="̃"/>
-              </m:accPr>
+            <m:limLow>
               <m:e>
                 <m:r>
                   <m:t>v</m:t>
                 </m:r>
               </m:e>
-            </m:acc>
+              <m:lim>
+                <m:r>
+                  <m:rPr>
+                    <m:sty m:val="p"/>
+                  </m:rPr>
+                  <m:t>∼</m:t>
+                </m:r>
+              </m:lim>
+            </m:limLow>
           </m:e>
           <m:sub>
             <m:r>
@@ -4668,16 +4838,21 @@
         </m:nary>
         <m:sSub>
           <m:e>
-            <m:acc>
-              <m:accPr>
-                <m:chr m:val="̃"/>
-              </m:accPr>
+            <m:limLow>
               <m:e>
                 <m:r>
                   <m:t>v</m:t>
                 </m:r>
               </m:e>
-            </m:acc>
+              <m:lim>
+                <m:r>
+                  <m:rPr>
+                    <m:sty m:val="p"/>
+                  </m:rPr>
+                  <m:t>∼</m:t>
+                </m:r>
+              </m:lim>
+            </m:limLow>
           </m:e>
           <m:sub>
             <m:r>
@@ -4715,16 +4890,21 @@
       <m:oMath>
         <m:sSub>
           <m:e>
-            <m:acc>
-              <m:accPr>
-                <m:chr m:val="̃"/>
-              </m:accPr>
+            <m:limLow>
               <m:e>
                 <m:r>
                   <m:t>v</m:t>
                 </m:r>
               </m:e>
-            </m:acc>
+              <m:lim>
+                <m:r>
+                  <m:rPr>
+                    <m:sty m:val="p"/>
+                  </m:rPr>
+                  <m:t>∼</m:t>
+                </m:r>
+              </m:lim>
+            </m:limLow>
           </m:e>
           <m:sub>
             <m:r>
@@ -4752,16 +4932,21 @@
         </m:r>
         <m:sSub>
           <m:e>
-            <m:acc>
-              <m:accPr>
-                <m:chr m:val="̃"/>
-              </m:accPr>
+            <m:limLow>
               <m:e>
                 <m:r>
                   <m:t>v</m:t>
                 </m:r>
               </m:e>
-            </m:acc>
+              <m:lim>
+                <m:r>
+                  <m:rPr>
+                    <m:sty m:val="p"/>
+                  </m:rPr>
+                  <m:t>∼</m:t>
+                </m:r>
+              </m:lim>
+            </m:limLow>
           </m:e>
           <m:sub>
             <m:r>
@@ -5387,32 +5572,42 @@
         <w:t xml:space="preserve"> </w:t>
       </w:r>
       <m:oMath>
-        <m:acc>
-          <m:accPr>
-            <m:chr m:val="̃"/>
-          </m:accPr>
+        <m:limLow>
           <m:e>
             <m:r>
               <m:t>x</m:t>
             </m:r>
           </m:e>
-        </m:acc>
+          <m:lim>
+            <m:r>
+              <m:rPr>
+                <m:sty m:val="p"/>
+              </m:rPr>
+              <m:t>∼</m:t>
+            </m:r>
+          </m:lim>
+        </m:limLow>
         <m:r>
           <m:rPr>
             <m:sty m:val="p"/>
           </m:rPr>
           <m:t>⋅</m:t>
         </m:r>
-        <m:acc>
-          <m:accPr>
-            <m:chr m:val="̃"/>
-          </m:accPr>
+        <m:limLow>
           <m:e>
             <m:r>
               <m:t>y</m:t>
             </m:r>
           </m:e>
-        </m:acc>
+          <m:lim>
+            <m:r>
+              <m:rPr>
+                <m:sty m:val="p"/>
+              </m:rPr>
+              <m:t>∼</m:t>
+            </m:r>
+          </m:lim>
+        </m:limLow>
       </m:oMath>
       <w:r>
         <w:t xml:space="preserve"> </w:t>
@@ -5441,16 +5636,21 @@
         <w:t xml:space="preserve"> </w:t>
       </w:r>
       <m:oMath>
-        <m:acc>
-          <m:accPr>
-            <m:chr m:val="̃"/>
-          </m:accPr>
+        <m:limLow>
           <m:e>
             <m:r>
               <m:t>y</m:t>
             </m:r>
           </m:e>
-        </m:acc>
+          <m:lim>
+            <m:r>
+              <m:rPr>
+                <m:sty m:val="p"/>
+              </m:rPr>
+              <m:t>∼</m:t>
+            </m:r>
+          </m:lim>
+        </m:limLow>
       </m:oMath>
       <w:r>
         <w:t xml:space="preserve">, with coefficients</w:t>
@@ -5529,32 +5729,42 @@
         <w:t xml:space="preserve"> </w:t>
       </w:r>
       <m:oMath>
-        <m:acc>
-          <m:accPr>
-            <m:chr m:val="̃"/>
-          </m:accPr>
+        <m:limLow>
           <m:e>
             <m:r>
               <m:t>x</m:t>
             </m:r>
           </m:e>
-        </m:acc>
+          <m:lim>
+            <m:r>
+              <m:rPr>
+                <m:sty m:val="p"/>
+              </m:rPr>
+              <m:t>∼</m:t>
+            </m:r>
+          </m:lim>
+        </m:limLow>
         <m:r>
           <m:rPr>
             <m:sty m:val="p"/>
           </m:rPr>
           <m:t>⋅</m:t>
         </m:r>
-        <m:acc>
-          <m:accPr>
-            <m:chr m:val="̃"/>
-          </m:accPr>
+        <m:limLow>
           <m:e>
             <m:r>
               <m:t>y</m:t>
             </m:r>
           </m:e>
-        </m:acc>
+          <m:lim>
+            <m:r>
+              <m:rPr>
+                <m:sty m:val="p"/>
+              </m:rPr>
+              <m:t>∼</m:t>
+            </m:r>
+          </m:lim>
+        </m:limLow>
         <m:r>
           <m:rPr>
             <m:sty m:val="p"/>
@@ -5792,64 +6002,84 @@
           <m:jc m:val="center"/>
         </m:oMathParaPr>
         <m:oMath>
-          <m:acc>
-            <m:accPr>
-              <m:chr m:val="̃"/>
-            </m:accPr>
+          <m:limLow>
             <m:e>
               <m:r>
                 <m:t>x</m:t>
               </m:r>
             </m:e>
-          </m:acc>
+            <m:lim>
+              <m:r>
+                <m:rPr>
+                  <m:sty m:val="p"/>
+                </m:rPr>
+                <m:t>∼</m:t>
+              </m:r>
+            </m:lim>
+          </m:limLow>
           <m:r>
             <m:rPr>
               <m:sty m:val="p"/>
             </m:rPr>
             <m:t>⋅</m:t>
           </m:r>
-          <m:acc>
-            <m:accPr>
-              <m:chr m:val="̃"/>
-            </m:accPr>
+          <m:limLow>
             <m:e>
               <m:r>
                 <m:t>y</m:t>
               </m:r>
             </m:e>
-          </m:acc>
+            <m:lim>
+              <m:r>
+                <m:rPr>
+                  <m:sty m:val="p"/>
+                </m:rPr>
+                <m:t>∼</m:t>
+              </m:r>
+            </m:lim>
+          </m:limLow>
           <m:r>
             <m:rPr>
               <m:sty m:val="p"/>
             </m:rPr>
             <m:t>=</m:t>
           </m:r>
-          <m:acc>
-            <m:accPr>
-              <m:chr m:val="̃"/>
-            </m:accPr>
+          <m:limLow>
             <m:e>
               <m:r>
                 <m:t>y</m:t>
               </m:r>
             </m:e>
-          </m:acc>
+            <m:lim>
+              <m:r>
+                <m:rPr>
+                  <m:sty m:val="p"/>
+                </m:rPr>
+                <m:t>∼</m:t>
+              </m:r>
+            </m:lim>
+          </m:limLow>
           <m:r>
             <m:rPr>
               <m:sty m:val="p"/>
             </m:rPr>
             <m:t>⋅</m:t>
           </m:r>
-          <m:acc>
-            <m:accPr>
-              <m:chr m:val="̃"/>
-            </m:accPr>
+          <m:limLow>
             <m:e>
               <m:r>
                 <m:t>x</m:t>
               </m:r>
             </m:e>
-          </m:acc>
+            <m:lim>
+              <m:r>
+                <m:rPr>
+                  <m:sty m:val="p"/>
+                </m:rPr>
+                <m:t>∼</m:t>
+              </m:r>
+            </m:lim>
+          </m:limLow>
         </m:oMath>
       </m:oMathPara>
     </w:p>
@@ -5880,32 +6110,42 @@
         <m:oMath>
           <m:eqArr>
             <m:e>
-              <m:acc>
-                <m:accPr>
-                  <m:chr m:val="̃"/>
-                </m:accPr>
+              <m:limLow>
                 <m:e>
                   <m:r>
                     <m:t>x</m:t>
                   </m:r>
                 </m:e>
-              </m:acc>
+                <m:lim>
+                  <m:r>
+                    <m:rPr>
+                      <m:sty m:val="p"/>
+                    </m:rPr>
+                    <m:t>∼</m:t>
+                  </m:r>
+                </m:lim>
+              </m:limLow>
               <m:r>
                 <m:rPr>
                   <m:sty m:val="p"/>
                 </m:rPr>
                 <m:t>⋅</m:t>
               </m:r>
-              <m:acc>
-                <m:accPr>
-                  <m:chr m:val="̃"/>
-                </m:accPr>
+              <m:limLow>
                 <m:e>
                   <m:r>
                     <m:t>y</m:t>
                   </m:r>
                 </m:e>
-              </m:acc>
+                <m:lim>
+                  <m:r>
+                    <m:rPr>
+                      <m:sty m:val="p"/>
+                    </m:rPr>
+                    <m:t>∼</m:t>
+                  </m:r>
+                </m:lim>
+              </m:limLow>
               <m:r>
                 <m:t>&amp;</m:t>
               </m:r>
@@ -6069,32 +6309,42 @@
                 </m:rPr>
                 <m:t>=</m:t>
               </m:r>
-              <m:acc>
-                <m:accPr>
-                  <m:chr m:val="̃"/>
-                </m:accPr>
+              <m:limLow>
                 <m:e>
                   <m:r>
                     <m:t>y</m:t>
                   </m:r>
                 </m:e>
-              </m:acc>
+                <m:lim>
+                  <m:r>
+                    <m:rPr>
+                      <m:sty m:val="p"/>
+                    </m:rPr>
+                    <m:t>∼</m:t>
+                  </m:r>
+                </m:lim>
+              </m:limLow>
               <m:r>
                 <m:rPr>
                   <m:sty m:val="p"/>
                 </m:rPr>
                 <m:t>⋅</m:t>
               </m:r>
-              <m:acc>
-                <m:accPr>
-                  <m:chr m:val="̃"/>
-                </m:accPr>
+              <m:limLow>
                 <m:e>
                   <m:r>
                     <m:t>x</m:t>
                   </m:r>
                 </m:e>
-              </m:acc>
+                <m:lim>
+                  <m:r>
+                    <m:rPr>
+                      <m:sty m:val="p"/>
+                    </m:rPr>
+                    <m:t>∼</m:t>
+                  </m:r>
+                </m:lim>
+              </m:limLow>
               <m:r>
                 <m:t>&amp;</m:t>
               </m:r>
@@ -6154,16 +6404,21 @@
         <w:t xml:space="preserve"> </w:t>
       </w:r>
       <m:oMath>
-        <m:acc>
-          <m:accPr>
-            <m:chr m:val="̃"/>
-          </m:accPr>
+        <m:limLow>
           <m:e>
             <m:r>
               <m:t>0</m:t>
             </m:r>
           </m:e>
-        </m:acc>
+          <m:lim>
+            <m:r>
+              <m:rPr>
+                <m:sty m:val="p"/>
+              </m:rPr>
+              <m:t>∼</m:t>
+            </m:r>
+          </m:lim>
+        </m:limLow>
       </m:oMath>
       <w:r>
         <w:t xml:space="preserve"> </w:t>
@@ -6195,16 +6450,21 @@
           <m:jc m:val="center"/>
         </m:oMathParaPr>
         <m:oMath>
-          <m:acc>
-            <m:accPr>
-              <m:chr m:val="̃"/>
-            </m:accPr>
+          <m:limLow>
             <m:e>
               <m:r>
                 <m:t>0</m:t>
               </m:r>
             </m:e>
-          </m:acc>
+            <m:lim>
+              <m:r>
+                <m:rPr>
+                  <m:sty m:val="p"/>
+                </m:rPr>
+                <m:t>∼</m:t>
+              </m:r>
+            </m:lim>
+          </m:limLow>
           <m:r>
             <m:rPr>
               <m:sty m:val="p"/>
@@ -6309,48 +6569,63 @@
         <w:t xml:space="preserve"> </w:t>
       </w:r>
       <m:oMath>
-        <m:acc>
-          <m:accPr>
-            <m:chr m:val="̃"/>
-          </m:accPr>
+        <m:limLow>
           <m:e>
             <m:r>
               <m:t>x</m:t>
             </m:r>
           </m:e>
-        </m:acc>
+          <m:lim>
+            <m:r>
+              <m:rPr>
+                <m:sty m:val="p"/>
+              </m:rPr>
+              <m:t>∼</m:t>
+            </m:r>
+          </m:lim>
+        </m:limLow>
         <m:r>
           <m:rPr>
             <m:sty m:val="p"/>
           </m:rPr>
           <m:t>+</m:t>
         </m:r>
-        <m:acc>
-          <m:accPr>
-            <m:chr m:val="̃"/>
-          </m:accPr>
+        <m:limLow>
           <m:e>
             <m:r>
               <m:t>0</m:t>
             </m:r>
           </m:e>
-        </m:acc>
+          <m:lim>
+            <m:r>
+              <m:rPr>
+                <m:sty m:val="p"/>
+              </m:rPr>
+              <m:t>∼</m:t>
+            </m:r>
+          </m:lim>
+        </m:limLow>
         <m:r>
           <m:rPr>
             <m:sty m:val="p"/>
           </m:rPr>
           <m:t>=</m:t>
         </m:r>
-        <m:acc>
-          <m:accPr>
-            <m:chr m:val="̃"/>
-          </m:accPr>
+        <m:limLow>
           <m:e>
             <m:r>
               <m:t>x</m:t>
             </m:r>
           </m:e>
-        </m:acc>
+          <m:lim>
+            <m:r>
+              <m:rPr>
+                <m:sty m:val="p"/>
+              </m:rPr>
+              <m:t>∼</m:t>
+            </m:r>
+          </m:lim>
+        </m:limLow>
       </m:oMath>
       <w:r>
         <w:t xml:space="preserve"> </w:t>
@@ -6362,16 +6637,21 @@
         <w:t xml:space="preserve"> </w:t>
       </w:r>
       <m:oMath>
-        <m:acc>
-          <m:accPr>
-            <m:chr m:val="̃"/>
-          </m:accPr>
+        <m:limLow>
           <m:e>
             <m:r>
               <m:t>x</m:t>
             </m:r>
           </m:e>
-        </m:acc>
+          <m:lim>
+            <m:r>
+              <m:rPr>
+                <m:sty m:val="p"/>
+              </m:rPr>
+              <m:t>∼</m:t>
+            </m:r>
+          </m:lim>
+        </m:limLow>
       </m:oMath>
       <w:r>
         <w:t xml:space="preserve"> </w:t>
@@ -6389,16 +6669,21 @@
         <w:t xml:space="preserve"> </w:t>
       </w:r>
       <m:oMath>
-        <m:acc>
-          <m:accPr>
-            <m:chr m:val="̃"/>
-          </m:accPr>
+        <m:limLow>
           <m:e>
             <m:r>
               <m:t>0</m:t>
             </m:r>
           </m:e>
-        </m:acc>
+          <m:lim>
+            <m:r>
+              <m:rPr>
+                <m:sty m:val="p"/>
+              </m:rPr>
+              <m:t>∼</m:t>
+            </m:r>
+          </m:lim>
+        </m:limLow>
       </m:oMath>
       <w:r>
         <w:t xml:space="preserve"> </w:t>
@@ -7271,16 +7556,21 @@
         <w:t xml:space="preserve"> </w:t>
       </w:r>
       <m:oMath>
-        <m:acc>
-          <m:accPr>
-            <m:chr m:val="̃"/>
-          </m:accPr>
+        <m:limLow>
           <m:e>
             <m:r>
               <m:t>1</m:t>
             </m:r>
           </m:e>
-        </m:acc>
+          <m:lim>
+            <m:r>
+              <m:rPr>
+                <m:sty m:val="p"/>
+              </m:rPr>
+              <m:t>∼</m:t>
+            </m:r>
+          </m:lim>
+        </m:limLow>
       </m:oMath>
       <w:r>
         <w:t xml:space="preserve"> </w:t>
@@ -7312,16 +7602,21 @@
           <m:jc m:val="center"/>
         </m:oMathParaPr>
         <m:oMath>
-          <m:acc>
-            <m:accPr>
-              <m:chr m:val="̃"/>
-            </m:accPr>
+          <m:limLow>
             <m:e>
               <m:r>
                 <m:t>1</m:t>
               </m:r>
             </m:e>
-          </m:acc>
+            <m:lim>
+              <m:r>
+                <m:rPr>
+                  <m:sty m:val="p"/>
+                </m:rPr>
+                <m:t>∼</m:t>
+              </m:r>
+            </m:lim>
+          </m:limLow>
           <m:r>
             <m:rPr>
               <m:sty m:val="p"/>
@@ -7420,16 +7715,21 @@
         <w:t xml:space="preserve"> </w:t>
       </w:r>
       <m:oMath>
-        <m:acc>
-          <m:accPr>
-            <m:chr m:val="̃"/>
-          </m:accPr>
+        <m:limLow>
           <m:e>
             <m:r>
               <m:t>1</m:t>
             </m:r>
           </m:e>
-        </m:acc>
+          <m:lim>
+            <m:r>
+              <m:rPr>
+                <m:sty m:val="p"/>
+              </m:rPr>
+              <m:t>∼</m:t>
+            </m:r>
+          </m:lim>
+        </m:limLow>
       </m:oMath>
       <w:r>
         <w:t xml:space="preserve"> </w:t>
@@ -7441,16 +7741,21 @@
         <w:t xml:space="preserve"> </w:t>
       </w:r>
       <m:oMath>
-        <m:acc>
-          <m:accPr>
-            <m:chr m:val="̃"/>
-          </m:accPr>
+        <m:limLow>
           <m:e>
             <m:r>
               <m:t>x</m:t>
             </m:r>
           </m:e>
-        </m:acc>
+          <m:lim>
+            <m:r>
+              <m:rPr>
+                <m:sty m:val="p"/>
+              </m:rPr>
+              <m:t>∼</m:t>
+            </m:r>
+          </m:lim>
+        </m:limLow>
       </m:oMath>
       <w:r>
         <w:t xml:space="preserve"> </w:t>
@@ -7462,16 +7767,21 @@
         <w:t xml:space="preserve"> </w:t>
       </w:r>
       <m:oMath>
-        <m:acc>
-          <m:accPr>
-            <m:chr m:val="̃"/>
-          </m:accPr>
+        <m:limLow>
           <m:e>
             <m:r>
               <m:t>x</m:t>
             </m:r>
           </m:e>
-        </m:acc>
+          <m:lim>
+            <m:r>
+              <m:rPr>
+                <m:sty m:val="p"/>
+              </m:rPr>
+              <m:t>∼</m:t>
+            </m:r>
+          </m:lim>
+        </m:limLow>
       </m:oMath>
       <w:r>
         <w:t xml:space="preserve">:</w:t>
@@ -7488,32 +7798,42 @@
         <m:oMath>
           <m:eqArr>
             <m:e>
-              <m:acc>
-                <m:accPr>
-                  <m:chr m:val="̃"/>
-                </m:accPr>
+              <m:limLow>
                 <m:e>
                   <m:r>
                     <m:t>1</m:t>
                   </m:r>
                 </m:e>
-              </m:acc>
+                <m:lim>
+                  <m:r>
+                    <m:rPr>
+                      <m:sty m:val="p"/>
+                    </m:rPr>
+                    <m:t>∼</m:t>
+                  </m:r>
+                </m:lim>
+              </m:limLow>
               <m:r>
                 <m:rPr>
                   <m:sty m:val="p"/>
                 </m:rPr>
                 <m:t>⋅</m:t>
               </m:r>
-              <m:acc>
-                <m:accPr>
-                  <m:chr m:val="̃"/>
-                </m:accPr>
+              <m:limLow>
                 <m:e>
                   <m:r>
                     <m:t>x</m:t>
                   </m:r>
                 </m:e>
-              </m:acc>
+                <m:lim>
+                  <m:r>
+                    <m:rPr>
+                      <m:sty m:val="p"/>
+                    </m:rPr>
+                    <m:t>∼</m:t>
+                  </m:r>
+                </m:lim>
+              </m:limLow>
               <m:r>
                 <m:t>&amp;</m:t>
               </m:r>
@@ -7647,16 +7967,21 @@
         <w:t xml:space="preserve"> </w:t>
       </w:r>
       <m:oMath>
-        <m:acc>
-          <m:accPr>
-            <m:chr m:val="̃"/>
-          </m:accPr>
+        <m:limLow>
           <m:e>
             <m:r>
               <m:t>x</m:t>
             </m:r>
           </m:e>
-        </m:acc>
+          <m:lim>
+            <m:r>
+              <m:rPr>
+                <m:sty m:val="p"/>
+              </m:rPr>
+              <m:t>∼</m:t>
+            </m:r>
+          </m:lim>
+        </m:limLow>
         <m:r>
           <m:rPr>
             <m:sty m:val="p"/>
@@ -7718,32 +8043,42 @@
         <m:oMath>
           <m:eqArr>
             <m:e>
-              <m:acc>
-                <m:accPr>
-                  <m:chr m:val="̃"/>
-                </m:accPr>
+              <m:limLow>
                 <m:e>
                   <m:r>
                     <m:t>1</m:t>
                   </m:r>
                 </m:e>
-              </m:acc>
+                <m:lim>
+                  <m:r>
+                    <m:rPr>
+                      <m:sty m:val="p"/>
+                    </m:rPr>
+                    <m:t>∼</m:t>
+                  </m:r>
+                </m:lim>
+              </m:limLow>
               <m:r>
                 <m:rPr>
                   <m:sty m:val="p"/>
                 </m:rPr>
                 <m:t>⋅</m:t>
               </m:r>
-              <m:acc>
-                <m:accPr>
-                  <m:chr m:val="̃"/>
-                </m:accPr>
+              <m:limLow>
                 <m:e>
                   <m:r>
                     <m:t>x</m:t>
                   </m:r>
                 </m:e>
-              </m:acc>
+                <m:lim>
+                  <m:r>
+                    <m:rPr>
+                      <m:sty m:val="p"/>
+                    </m:rPr>
+                    <m:t>∼</m:t>
+                  </m:r>
+                </m:lim>
+              </m:limLow>
               <m:r>
                 <m:t>&amp;</m:t>
               </m:r>
@@ -7959,16 +8294,21 @@
       <m:oMath>
         <m:sSub>
           <m:e>
-            <m:acc>
-              <m:accPr>
-                <m:chr m:val="̃"/>
-              </m:accPr>
+            <m:limLow>
               <m:e>
                 <m:r>
                   <m:t>e</m:t>
                 </m:r>
               </m:e>
-            </m:acc>
+              <m:lim>
+                <m:r>
+                  <m:rPr>
+                    <m:sty m:val="p"/>
+                  </m:rPr>
+                  <m:t>∼</m:t>
+                </m:r>
+              </m:lim>
+            </m:limLow>
           </m:e>
           <m:sub>
             <m:r>
@@ -8054,16 +8394,21 @@
           </m:r>
           <m:sSub>
             <m:e>
-              <m:acc>
-                <m:accPr>
-                  <m:chr m:val="̃"/>
-                </m:accPr>
+              <m:limLow>
                 <m:e>
                   <m:r>
                     <m:t>e</m:t>
                   </m:r>
                 </m:e>
-              </m:acc>
+                <m:lim>
+                  <m:r>
+                    <m:rPr>
+                      <m:sty m:val="p"/>
+                    </m:rPr>
+                    <m:t>∼</m:t>
+                  </m:r>
+                </m:lim>
+              </m:limLow>
             </m:e>
             <m:sub>
               <m:r>
@@ -8183,16 +8528,21 @@
           </m:r>
           <m:sSub>
             <m:e>
-              <m:acc>
-                <m:accPr>
-                  <m:chr m:val="̃"/>
-                </m:accPr>
+              <m:limLow>
                 <m:e>
                   <m:r>
                     <m:t>e</m:t>
                   </m:r>
                 </m:e>
-              </m:acc>
+                <m:lim>
+                  <m:r>
+                    <m:rPr>
+                      <m:sty m:val="p"/>
+                    </m:rPr>
+                    <m:t>∼</m:t>
+                  </m:r>
+                </m:lim>
+              </m:limLow>
             </m:e>
             <m:sub>
               <m:r>
@@ -8349,16 +8699,21 @@
       <m:oMath>
         <m:sSub>
           <m:e>
-            <m:acc>
-              <m:accPr>
-                <m:chr m:val="̃"/>
-              </m:accPr>
+            <m:limLow>
               <m:e>
                 <m:r>
                   <m:t>e</m:t>
                 </m:r>
               </m:e>
-            </m:acc>
+              <m:lim>
+                <m:r>
+                  <m:rPr>
+                    <m:sty m:val="p"/>
+                  </m:rPr>
+                  <m:t>∼</m:t>
+                </m:r>
+              </m:lim>
+            </m:limLow>
           </m:e>
           <m:sub>
             <m:r>
@@ -8415,16 +8770,21 @@
       <m:oMath>
         <m:sSub>
           <m:e>
-            <m:acc>
-              <m:accPr>
-                <m:chr m:val="̃"/>
-              </m:accPr>
+            <m:limLow>
               <m:e>
                 <m:r>
                   <m:t>e</m:t>
                 </m:r>
               </m:e>
-            </m:acc>
+              <m:lim>
+                <m:r>
+                  <m:rPr>
+                    <m:sty m:val="p"/>
+                  </m:rPr>
+                  <m:t>∼</m:t>
+                </m:r>
+              </m:lim>
+            </m:limLow>
           </m:e>
           <m:sub>
             <m:r>
@@ -8481,16 +8841,21 @@
       <m:oMath>
         <m:sSub>
           <m:e>
-            <m:acc>
-              <m:accPr>
-                <m:chr m:val="̃"/>
-              </m:accPr>
+            <m:limLow>
               <m:e>
                 <m:r>
                   <m:t>e</m:t>
                 </m:r>
               </m:e>
-            </m:acc>
+              <m:lim>
+                <m:r>
+                  <m:rPr>
+                    <m:sty m:val="p"/>
+                  </m:rPr>
+                  <m:t>∼</m:t>
+                </m:r>
+              </m:lim>
+            </m:limLow>
           </m:e>
           <m:sub>
             <m:r>
@@ -8579,16 +8944,21 @@
         </m:sSub>
         <m:sSub>
           <m:e>
-            <m:acc>
-              <m:accPr>
-                <m:chr m:val="̃"/>
-              </m:accPr>
+            <m:limLow>
               <m:e>
                 <m:r>
                   <m:t>e</m:t>
                 </m:r>
               </m:e>
-            </m:acc>
+              <m:lim>
+                <m:r>
+                  <m:rPr>
+                    <m:sty m:val="p"/>
+                  </m:rPr>
+                  <m:t>∼</m:t>
+                </m:r>
+              </m:lim>
+            </m:limLow>
           </m:e>
           <m:sub>
             <m:r>
@@ -8616,16 +8986,21 @@
         </m:sSub>
         <m:sSub>
           <m:e>
-            <m:acc>
-              <m:accPr>
-                <m:chr m:val="̃"/>
-              </m:accPr>
+            <m:limLow>
               <m:e>
                 <m:r>
                   <m:t>e</m:t>
                 </m:r>
               </m:e>
-            </m:acc>
+              <m:lim>
+                <m:r>
+                  <m:rPr>
+                    <m:sty m:val="p"/>
+                  </m:rPr>
+                  <m:t>∼</m:t>
+                </m:r>
+              </m:lim>
+            </m:limLow>
           </m:e>
           <m:sub>
             <m:r>
@@ -8653,16 +9028,21 @@
         </m:sSub>
         <m:sSub>
           <m:e>
-            <m:acc>
-              <m:accPr>
-                <m:chr m:val="̃"/>
-              </m:accPr>
+            <m:limLow>
               <m:e>
                 <m:r>
                   <m:t>e</m:t>
                 </m:r>
               </m:e>
-            </m:acc>
+              <m:lim>
+                <m:r>
+                  <m:rPr>
+                    <m:sty m:val="p"/>
+                  </m:rPr>
+                  <m:t>∼</m:t>
+                </m:r>
+              </m:lim>
+            </m:limLow>
           </m:e>
           <m:sub>
             <m:r>
@@ -8743,16 +9123,21 @@
         </m:r>
         <m:sSub>
           <m:e>
-            <m:acc>
-              <m:accPr>
-                <m:chr m:val="̃"/>
-              </m:accPr>
+            <m:limLow>
               <m:e>
                 <m:r>
                   <m:t>e</m:t>
                 </m:r>
               </m:e>
-            </m:acc>
+              <m:lim>
+                <m:r>
+                  <m:rPr>
+                    <m:sty m:val="p"/>
+                  </m:rPr>
+                  <m:t>∼</m:t>
+                </m:r>
+              </m:lim>
+            </m:limLow>
           </m:e>
           <m:sub>
             <m:r>
@@ -8771,16 +9156,21 @@
         </m:r>
         <m:sSub>
           <m:e>
-            <m:acc>
-              <m:accPr>
-                <m:chr m:val="̃"/>
-              </m:accPr>
+            <m:limLow>
               <m:e>
                 <m:r>
                   <m:t>e</m:t>
                 </m:r>
               </m:e>
-            </m:acc>
+              <m:lim>
+                <m:r>
+                  <m:rPr>
+                    <m:sty m:val="p"/>
+                  </m:rPr>
+                  <m:t>∼</m:t>
+                </m:r>
+              </m:lim>
+            </m:limLow>
           </m:e>
           <m:sub>
             <m:r>
@@ -8799,16 +9189,21 @@
         </m:r>
         <m:sSub>
           <m:e>
-            <m:acc>
-              <m:accPr>
-                <m:chr m:val="̃"/>
-              </m:accPr>
+            <m:limLow>
               <m:e>
                 <m:r>
                   <m:t>e</m:t>
                 </m:r>
               </m:e>
-            </m:acc>
+              <m:lim>
+                <m:r>
+                  <m:rPr>
+                    <m:sty m:val="p"/>
+                  </m:rPr>
+                  <m:t>∼</m:t>
+                </m:r>
+              </m:lim>
+            </m:limLow>
           </m:e>
           <m:sub>
             <m:r>
@@ -8864,16 +9259,21 @@
         </m:sSub>
         <m:sSub>
           <m:e>
-            <m:acc>
-              <m:accPr>
-                <m:chr m:val="̃"/>
-              </m:accPr>
+            <m:limLow>
               <m:e>
                 <m:r>
                   <m:t>e</m:t>
                 </m:r>
               </m:e>
-            </m:acc>
+              <m:lim>
+                <m:r>
+                  <m:rPr>
+                    <m:sty m:val="p"/>
+                  </m:rPr>
+                  <m:t>∼</m:t>
+                </m:r>
+              </m:lim>
+            </m:limLow>
           </m:e>
           <m:sub>
             <m:r>
@@ -8901,16 +9301,21 @@
         </m:sSub>
         <m:sSub>
           <m:e>
-            <m:acc>
-              <m:accPr>
-                <m:chr m:val="̃"/>
-              </m:accPr>
+            <m:limLow>
               <m:e>
                 <m:r>
                   <m:t>e</m:t>
                 </m:r>
               </m:e>
-            </m:acc>
+              <m:lim>
+                <m:r>
+                  <m:rPr>
+                    <m:sty m:val="p"/>
+                  </m:rPr>
+                  <m:t>∼</m:t>
+                </m:r>
+              </m:lim>
+            </m:limLow>
           </m:e>
           <m:sub>
             <m:r>
@@ -8938,16 +9343,21 @@
         </m:sSub>
         <m:sSub>
           <m:e>
-            <m:acc>
-              <m:accPr>
-                <m:chr m:val="̃"/>
-              </m:accPr>
+            <m:limLow>
               <m:e>
                 <m:r>
                   <m:t>e</m:t>
                 </m:r>
               </m:e>
-            </m:acc>
+              <m:lim>
+                <m:r>
+                  <m:rPr>
+                    <m:sty m:val="p"/>
+                  </m:rPr>
+                  <m:t>∼</m:t>
+                </m:r>
+              </m:lim>
+            </m:limLow>
           </m:e>
           <m:sub>
             <m:r>
@@ -9049,16 +9459,21 @@
         <w:t xml:space="preserve"> </w:t>
       </w:r>
       <m:oMath>
-        <m:acc>
-          <m:accPr>
-            <m:chr m:val="̃"/>
-          </m:accPr>
+        <m:limLow>
           <m:e>
             <m:r>
               <m:t>x</m:t>
             </m:r>
           </m:e>
-        </m:acc>
+          <m:lim>
+            <m:r>
+              <m:rPr>
+                <m:sty m:val="p"/>
+              </m:rPr>
+              <m:t>∼</m:t>
+            </m:r>
+          </m:lim>
+        </m:limLow>
       </m:oMath>
       <w:r>
         <w:t xml:space="preserve"> </w:t>
@@ -9145,16 +9560,21 @@
         <m:oMath>
           <m:sSub>
             <m:e>
-              <m:acc>
-                <m:accPr>
-                  <m:chr m:val="̃"/>
-                </m:accPr>
+              <m:limLow>
                 <m:e>
                   <m:r>
                     <m:t>e</m:t>
                   </m:r>
                 </m:e>
-              </m:acc>
+                <m:lim>
+                  <m:r>
+                    <m:rPr>
+                      <m:sty m:val="p"/>
+                    </m:rPr>
+                    <m:t>∼</m:t>
+                  </m:r>
+                </m:lim>
+              </m:limLow>
             </m:e>
             <m:sub>
               <m:r>
@@ -9168,16 +9588,21 @@
             </m:rPr>
             <m:t>⋅</m:t>
           </m:r>
-          <m:acc>
-            <m:accPr>
-              <m:chr m:val="̃"/>
-            </m:accPr>
+          <m:limLow>
             <m:e>
               <m:r>
                 <m:t>x</m:t>
               </m:r>
             </m:e>
-          </m:acc>
+            <m:lim>
+              <m:r>
+                <m:rPr>
+                  <m:sty m:val="p"/>
+                </m:rPr>
+                <m:t>∼</m:t>
+              </m:r>
+            </m:lim>
+          </m:limLow>
           <m:r>
             <m:rPr>
               <m:sty m:val="p"/>
@@ -9231,16 +9656,21 @@
             <m:e>
               <m:sSub>
                 <m:e>
-                  <m:acc>
-                    <m:accPr>
-                      <m:chr m:val="̃"/>
-                    </m:accPr>
+                  <m:limLow>
                     <m:e>
                       <m:r>
                         <m:t>e</m:t>
                       </m:r>
                     </m:e>
-                  </m:acc>
+                    <m:lim>
+                      <m:r>
+                        <m:rPr>
+                          <m:sty m:val="p"/>
+                        </m:rPr>
+                        <m:t>∼</m:t>
+                      </m:r>
+                    </m:lim>
+                  </m:limLow>
                 </m:e>
                 <m:sub>
                   <m:r>
@@ -9254,16 +9684,21 @@
                 </m:rPr>
                 <m:t>⋅</m:t>
               </m:r>
-              <m:acc>
-                <m:accPr>
-                  <m:chr m:val="̃"/>
-                </m:accPr>
+              <m:limLow>
                 <m:e>
                   <m:r>
                     <m:t>x</m:t>
                   </m:r>
                 </m:e>
-              </m:acc>
+                <m:lim>
+                  <m:r>
+                    <m:rPr>
+                      <m:sty m:val="p"/>
+                    </m:rPr>
+                    <m:t>∼</m:t>
+                  </m:r>
+                </m:lim>
+              </m:limLow>
               <m:r>
                 <m:t>&amp;</m:t>
               </m:r>
@@ -9310,16 +9745,21 @@
               </m:nary>
               <m:sSub>
                 <m:e>
-                  <m:acc>
-                    <m:accPr>
-                      <m:chr m:val="̃"/>
-                    </m:accPr>
+                  <m:limLow>
                     <m:e>
                       <m:r>
                         <m:t>e</m:t>
                       </m:r>
                     </m:e>
-                  </m:acc>
+                    <m:lim>
+                      <m:r>
+                        <m:rPr>
+                          <m:sty m:val="p"/>
+                        </m:rPr>
+                        <m:t>∼</m:t>
+                      </m:r>
+                    </m:lim>
+                  </m:limLow>
                 </m:e>
                 <m:sub>
                   <m:r>
@@ -9547,16 +9987,21 @@
               </m:r>
               <m:sSub>
                 <m:e>
-                  <m:acc>
-                    <m:accPr>
-                      <m:chr m:val="̃"/>
-                    </m:accPr>
+                  <m:limLow>
                     <m:e>
                       <m:r>
                         <m:t>e</m:t>
                       </m:r>
                     </m:e>
-                  </m:acc>
+                    <m:lim>
+                      <m:r>
+                        <m:rPr>
+                          <m:sty m:val="p"/>
+                        </m:rPr>
+                        <m:t>∼</m:t>
+                      </m:r>
+                    </m:lim>
+                  </m:limLow>
                 </m:e>
                 <m:sub>
                   <m:r>
@@ -9653,16 +10098,21 @@
         <w:t xml:space="preserve"> </w:t>
       </w:r>
       <m:oMath>
-        <m:acc>
-          <m:accPr>
-            <m:chr m:val="̃"/>
-          </m:accPr>
+        <m:limLow>
           <m:e>
             <m:r>
               <m:t>x</m:t>
             </m:r>
           </m:e>
-        </m:acc>
+          <m:lim>
+            <m:r>
+              <m:rPr>
+                <m:sty m:val="p"/>
+              </m:rPr>
+              <m:t>∼</m:t>
+            </m:r>
+          </m:lim>
+        </m:limLow>
         <m:r>
           <m:rPr>
             <m:sty m:val="p"/>
@@ -9715,16 +10165,21 @@
       <m:oMath>
         <m:sSub>
           <m:e>
-            <m:acc>
-              <m:accPr>
-                <m:chr m:val="̃"/>
-              </m:accPr>
+            <m:limLow>
               <m:e>
                 <m:r>
                   <m:t>e</m:t>
                 </m:r>
               </m:e>
-            </m:acc>
+              <m:lim>
+                <m:r>
+                  <m:rPr>
+                    <m:sty m:val="p"/>
+                  </m:rPr>
+                  <m:t>∼</m:t>
+                </m:r>
+              </m:lim>
+            </m:limLow>
           </m:e>
           <m:sub>
             <m:r>
@@ -9752,16 +10207,21 @@
         </m:r>
         <m:sSub>
           <m:e>
-            <m:acc>
-              <m:accPr>
-                <m:chr m:val="̃"/>
-              </m:accPr>
+            <m:limLow>
               <m:e>
                 <m:r>
                   <m:t>e</m:t>
                 </m:r>
               </m:e>
-            </m:acc>
+              <m:lim>
+                <m:r>
+                  <m:rPr>
+                    <m:sty m:val="p"/>
+                  </m:rPr>
+                  <m:t>∼</m:t>
+                </m:r>
+              </m:lim>
+            </m:limLow>
           </m:e>
           <m:sub>
             <m:r>
@@ -9853,16 +10313,21 @@
           <m:jc m:val="center"/>
         </m:oMathParaPr>
         <m:oMath>
-          <m:acc>
-            <m:accPr>
-              <m:chr m:val="̃"/>
-            </m:accPr>
+          <m:limLow>
             <m:e>
               <m:r>
                 <m:t>x</m:t>
               </m:r>
             </m:e>
-          </m:acc>
+            <m:lim>
+              <m:r>
+                <m:rPr>
+                  <m:sty m:val="p"/>
+                </m:rPr>
+                <m:t>∼</m:t>
+              </m:r>
+            </m:lim>
+          </m:limLow>
           <m:r>
             <m:rPr>
               <m:sty m:val="p"/>
@@ -9912,16 +10377,21 @@
           </m:nary>
           <m:sSub>
             <m:e>
-              <m:acc>
-                <m:accPr>
-                  <m:chr m:val="̃"/>
-                </m:accPr>
+              <m:limLow>
                 <m:e>
                   <m:r>
                     <m:t>e</m:t>
                   </m:r>
                 </m:e>
-              </m:acc>
+                <m:lim>
+                  <m:r>
+                    <m:rPr>
+                      <m:sty m:val="p"/>
+                    </m:rPr>
+                    <m:t>∼</m:t>
+                  </m:r>
+                </m:lim>
+              </m:limLow>
             </m:e>
             <m:sub>
               <m:r>
@@ -10069,16 +10539,21 @@
                   </m:nary>
                   <m:sSub>
                     <m:e>
-                      <m:acc>
-                        <m:accPr>
-                          <m:chr m:val="̃"/>
-                        </m:accPr>
+                      <m:limLow>
                         <m:e>
                           <m:r>
                             <m:t>e</m:t>
                           </m:r>
                         </m:e>
-                      </m:acc>
+                        <m:lim>
+                          <m:r>
+                            <m:rPr>
+                              <m:sty m:val="p"/>
+                            </m:rPr>
+                            <m:t>∼</m:t>
+                          </m:r>
+                        </m:lim>
+                      </m:limLow>
                     </m:e>
                     <m:sub>
                       <m:r>
@@ -10158,16 +10633,21 @@
               </m:r>
               <m:sSub>
                 <m:e>
-                  <m:acc>
-                    <m:accPr>
-                      <m:chr m:val="̃"/>
-                    </m:accPr>
+                  <m:limLow>
                     <m:e>
                       <m:r>
                         <m:t>e</m:t>
                       </m:r>
                     </m:e>
-                  </m:acc>
+                    <m:lim>
+                      <m:r>
+                        <m:rPr>
+                          <m:sty m:val="p"/>
+                        </m:rPr>
+                        <m:t>∼</m:t>
+                      </m:r>
+                    </m:lim>
+                  </m:limLow>
                 </m:e>
                 <m:sub>
                   <m:r>
@@ -10926,16 +11406,21 @@
               </m:r>
               <m:sSub>
                 <m:e>
-                  <m:acc>
-                    <m:accPr>
-                      <m:chr m:val="̃"/>
-                    </m:accPr>
+                  <m:limLow>
                     <m:e>
                       <m:r>
                         <m:t>e</m:t>
                       </m:r>
                     </m:e>
-                  </m:acc>
+                    <m:lim>
+                      <m:r>
+                        <m:rPr>
+                          <m:sty m:val="p"/>
+                        </m:rPr>
+                        <m:t>∼</m:t>
+                      </m:r>
+                    </m:lim>
+                  </m:limLow>
                 </m:e>
                 <m:sub>
                   <m:r>
@@ -10951,16 +11436,21 @@
               </m:r>
               <m:sSub>
                 <m:e>
-                  <m:acc>
-                    <m:accPr>
-                      <m:chr m:val="̃"/>
-                    </m:accPr>
+                  <m:limLow>
                     <m:e>
                       <m:r>
                         <m:t>e</m:t>
                       </m:r>
                     </m:e>
-                  </m:acc>
+                    <m:lim>
+                      <m:r>
+                        <m:rPr>
+                          <m:sty m:val="p"/>
+                        </m:rPr>
+                        <m:t>∼</m:t>
+                      </m:r>
+                    </m:lim>
+                  </m:limLow>
                 </m:e>
                 <m:sub>
                   <m:r>
@@ -10979,16 +11469,21 @@
               </m:r>
               <m:sSub>
                 <m:e>
-                  <m:acc>
-                    <m:accPr>
-                      <m:chr m:val="̃"/>
-                    </m:accPr>
+                  <m:limLow>
                     <m:e>
                       <m:r>
                         <m:t>e</m:t>
                       </m:r>
                     </m:e>
-                  </m:acc>
+                    <m:lim>
+                      <m:r>
+                        <m:rPr>
+                          <m:sty m:val="p"/>
+                        </m:rPr>
+                        <m:t>∼</m:t>
+                      </m:r>
+                    </m:lim>
+                  </m:limLow>
                 </m:e>
                 <m:sub>
                   <m:r>
@@ -11034,16 +11529,21 @@
         <w:t xml:space="preserve"> </w:t>
       </w:r>
       <m:oMath>
-        <m:acc>
-          <m:accPr>
-            <m:chr m:val="̃"/>
-          </m:accPr>
+        <m:limLow>
           <m:e>
             <m:r>
               <m:t>x</m:t>
             </m:r>
           </m:e>
-        </m:acc>
+          <m:lim>
+            <m:r>
+              <m:rPr>
+                <m:sty m:val="p"/>
+              </m:rPr>
+              <m:t>∼</m:t>
+            </m:r>
+          </m:lim>
+        </m:limLow>
       </m:oMath>
       <w:r>
         <w:t xml:space="preserve"> </w:t>
@@ -11055,16 +11555,21 @@
         <w:t xml:space="preserve"> </w:t>
       </w:r>
       <m:oMath>
-        <m:acc>
-          <m:accPr>
-            <m:chr m:val="̃"/>
-          </m:accPr>
+        <m:limLow>
           <m:e>
             <m:r>
               <m:t>y</m:t>
             </m:r>
           </m:e>
-        </m:acc>
+          <m:lim>
+            <m:r>
+              <m:rPr>
+                <m:sty m:val="p"/>
+              </m:rPr>
+              <m:t>∼</m:t>
+            </m:r>
+          </m:lim>
+        </m:limLow>
       </m:oMath>
       <w:r>
         <w:t xml:space="preserve"> </w:t>
@@ -11092,32 +11597,42 @@
         <w:t xml:space="preserve"> </w:t>
       </w:r>
       <m:oMath>
-        <m:acc>
-          <m:accPr>
-            <m:chr m:val="̃"/>
-          </m:accPr>
+        <m:limLow>
           <m:e>
             <m:r>
               <m:t>x</m:t>
             </m:r>
           </m:e>
-        </m:acc>
+          <m:lim>
+            <m:r>
+              <m:rPr>
+                <m:sty m:val="p"/>
+              </m:rPr>
+              <m:t>∼</m:t>
+            </m:r>
+          </m:lim>
+        </m:limLow>
         <m:r>
           <m:rPr>
             <m:sty m:val="p"/>
           </m:rPr>
           <m:t>⟂</m:t>
         </m:r>
-        <m:acc>
-          <m:accPr>
-            <m:chr m:val="̃"/>
-          </m:accPr>
+        <m:limLow>
           <m:e>
             <m:r>
               <m:t>y</m:t>
             </m:r>
           </m:e>
-        </m:acc>
+          <m:lim>
+            <m:r>
+              <m:rPr>
+                <m:sty m:val="p"/>
+              </m:rPr>
+              <m:t>∼</m:t>
+            </m:r>
+          </m:lim>
+        </m:limLow>
       </m:oMath>
       <w:r>
         <w:t xml:space="preserve">) if their dot product (</w:t>
@@ -11143,64 +11658,84 @@
           <m:jc m:val="center"/>
         </m:oMathParaPr>
         <m:oMath>
-          <m:acc>
-            <m:accPr>
-              <m:chr m:val="̃"/>
-            </m:accPr>
+          <m:limLow>
             <m:e>
               <m:r>
                 <m:t>x</m:t>
               </m:r>
             </m:e>
-          </m:acc>
+            <m:lim>
+              <m:r>
+                <m:rPr>
+                  <m:sty m:val="p"/>
+                </m:rPr>
+                <m:t>∼</m:t>
+              </m:r>
+            </m:lim>
+          </m:limLow>
           <m:r>
             <m:rPr>
               <m:sty m:val="p"/>
             </m:rPr>
             <m:t>⟂</m:t>
           </m:r>
-          <m:acc>
-            <m:accPr>
-              <m:chr m:val="̃"/>
-            </m:accPr>
+          <m:limLow>
             <m:e>
               <m:r>
                 <m:t>y</m:t>
               </m:r>
             </m:e>
-          </m:acc>
+            <m:lim>
+              <m:r>
+                <m:rPr>
+                  <m:sty m:val="p"/>
+                </m:rPr>
+                <m:t>∼</m:t>
+              </m:r>
+            </m:lim>
+          </m:limLow>
           <m:r>
             <m:rPr>
               <m:sty m:val="p"/>
             </m:rPr>
             <m:t>⇔</m:t>
           </m:r>
-          <m:acc>
-            <m:accPr>
-              <m:chr m:val="̃"/>
-            </m:accPr>
+          <m:limLow>
             <m:e>
               <m:r>
                 <m:t>x</m:t>
               </m:r>
             </m:e>
-          </m:acc>
+            <m:lim>
+              <m:r>
+                <m:rPr>
+                  <m:sty m:val="p"/>
+                </m:rPr>
+                <m:t>∼</m:t>
+              </m:r>
+            </m:lim>
+          </m:limLow>
           <m:r>
             <m:rPr>
               <m:sty m:val="p"/>
             </m:rPr>
             <m:t>⋅</m:t>
           </m:r>
-          <m:acc>
-            <m:accPr>
-              <m:chr m:val="̃"/>
-            </m:accPr>
+          <m:limLow>
             <m:e>
               <m:r>
                 <m:t>y</m:t>
               </m:r>
             </m:e>
-          </m:acc>
+            <m:lim>
+              <m:r>
+                <m:rPr>
+                  <m:sty m:val="p"/>
+                </m:rPr>
+                <m:t>∼</m:t>
+              </m:r>
+            </m:lim>
+          </m:limLow>
           <m:r>
             <m:rPr>
               <m:sty m:val="p"/>
@@ -12030,16 +12565,21 @@
             <m:grow/>
           </m:dPr>
           <m:e>
-            <m:acc>
-              <m:accPr>
-                <m:chr m:val="̃"/>
-              </m:accPr>
+            <m:limLow>
               <m:e>
                 <m:r>
                   <m:t>x</m:t>
                 </m:r>
               </m:e>
-            </m:acc>
+              <m:lim>
+                <m:r>
+                  <m:rPr>
+                    <m:sty m:val="p"/>
+                  </m:rPr>
+                  <m:t>∼</m:t>
+                </m:r>
+              </m:lim>
+            </m:limLow>
           </m:e>
         </m:d>
         <m:sSub>
@@ -12062,16 +12602,21 @@
         <w:t xml:space="preserve"> </w:t>
       </w:r>
       <m:oMath>
-        <m:acc>
-          <m:accPr>
-            <m:chr m:val="̃"/>
-          </m:accPr>
+        <m:limLow>
           <m:e>
             <m:r>
               <m:t>x</m:t>
             </m:r>
           </m:e>
-        </m:acc>
+          <m:lim>
+            <m:r>
+              <m:rPr>
+                <m:sty m:val="p"/>
+              </m:rPr>
+              <m:t>∼</m:t>
+            </m:r>
+          </m:lim>
+        </m:limLow>
       </m:oMath>
       <w:r>
         <w:t xml:space="preserve"> </w:t>
@@ -12115,16 +12660,21 @@
               <m:grow/>
             </m:dPr>
             <m:e>
-              <m:acc>
-                <m:accPr>
-                  <m:chr m:val="̃"/>
-                </m:accPr>
+              <m:limLow>
                 <m:e>
                   <m:r>
                     <m:t>x</m:t>
                   </m:r>
                 </m:e>
-              </m:acc>
+                <m:lim>
+                  <m:r>
+                    <m:rPr>
+                      <m:sty m:val="p"/>
+                    </m:rPr>
+                    <m:t>∼</m:t>
+                  </m:r>
+                </m:lim>
+              </m:limLow>
             </m:e>
           </m:d>
           <m:r>
@@ -12155,32 +12705,42 @@
             </m:radPr>
             <m:deg/>
             <m:e>
-              <m:acc>
-                <m:accPr>
-                  <m:chr m:val="̃"/>
-                </m:accPr>
+              <m:limLow>
                 <m:e>
                   <m:r>
                     <m:t>x</m:t>
                   </m:r>
                 </m:e>
-              </m:acc>
+                <m:lim>
+                  <m:r>
+                    <m:rPr>
+                      <m:sty m:val="p"/>
+                    </m:rPr>
+                    <m:t>∼</m:t>
+                  </m:r>
+                </m:lim>
+              </m:limLow>
               <m:r>
                 <m:rPr>
                   <m:sty m:val="p"/>
                 </m:rPr>
                 <m:t>⋅</m:t>
               </m:r>
-              <m:acc>
-                <m:accPr>
-                  <m:chr m:val="̃"/>
-                </m:accPr>
+              <m:limLow>
                 <m:e>
                   <m:r>
                     <m:t>x</m:t>
                   </m:r>
                 </m:e>
-              </m:acc>
+                <m:lim>
+                  <m:r>
+                    <m:rPr>
+                      <m:sty m:val="p"/>
+                    </m:rPr>
+                    <m:t>∼</m:t>
+                  </m:r>
+                </m:lim>
+              </m:limLow>
             </m:e>
           </m:rad>
           <m:r>
@@ -12335,16 +12895,21 @@
         <w:t xml:space="preserve"> </w:t>
       </w:r>
       <m:oMath>
-        <m:acc>
-          <m:accPr>
-            <m:chr m:val="̃"/>
-          </m:accPr>
+        <m:limLow>
           <m:e>
             <m:r>
               <m:t>x</m:t>
             </m:r>
           </m:e>
-        </m:acc>
+          <m:lim>
+            <m:r>
+              <m:rPr>
+                <m:sty m:val="p"/>
+              </m:rPr>
+              <m:t>∼</m:t>
+            </m:r>
+          </m:lim>
+        </m:limLow>
         <m:r>
           <m:rPr>
             <m:sty m:val="p"/>
@@ -12402,16 +12967,21 @@
                   <m:grow/>
                 </m:dPr>
                 <m:e>
-                  <m:acc>
-                    <m:accPr>
-                      <m:chr m:val="̃"/>
-                    </m:accPr>
+                  <m:limLow>
                     <m:e>
                       <m:r>
                         <m:t>x</m:t>
                       </m:r>
                     </m:e>
-                  </m:acc>
+                    <m:lim>
+                      <m:r>
+                        <m:rPr>
+                          <m:sty m:val="p"/>
+                        </m:rPr>
+                        <m:t>∼</m:t>
+                      </m:r>
+                    </m:lim>
+                  </m:limLow>
                 </m:e>
               </m:d>
               <m:r>
@@ -12711,16 +13281,21 @@
         <w:t xml:space="preserve"> </w:t>
       </w:r>
       <m:oMath>
-        <m:acc>
-          <m:accPr>
-            <m:chr m:val="̃"/>
-          </m:accPr>
+        <m:limLow>
           <m:e>
             <m:r>
               <m:t>x</m:t>
             </m:r>
           </m:e>
-        </m:acc>
+          <m:lim>
+            <m:r>
+              <m:rPr>
+                <m:sty m:val="p"/>
+              </m:rPr>
+              <m:t>∼</m:t>
+            </m:r>
+          </m:lim>
+        </m:limLow>
         <m:r>
           <m:rPr>
             <m:sty m:val="p"/>
@@ -12778,16 +13353,21 @@
                   <m:grow/>
                 </m:dPr>
                 <m:e>
-                  <m:acc>
-                    <m:accPr>
-                      <m:chr m:val="̃"/>
-                    </m:accPr>
+                  <m:limLow>
                     <m:e>
                       <m:r>
                         <m:t>x</m:t>
                       </m:r>
                     </m:e>
-                  </m:acc>
+                    <m:lim>
+                      <m:r>
+                        <m:rPr>
+                          <m:sty m:val="p"/>
+                        </m:rPr>
+                        <m:t>∼</m:t>
+                      </m:r>
+                    </m:lim>
+                  </m:limLow>
                 </m:e>
               </m:d>
               <m:r>
@@ -13216,16 +13796,21 @@
         <w:t xml:space="preserve"> </w:t>
       </w:r>
       <m:oMath>
-        <m:acc>
-          <m:accPr>
-            <m:chr m:val="̃"/>
-          </m:accPr>
+        <m:limLow>
           <m:e>
             <m:r>
               <m:t>x</m:t>
             </m:r>
           </m:e>
-        </m:acc>
+          <m:lim>
+            <m:r>
+              <m:rPr>
+                <m:sty m:val="p"/>
+              </m:rPr>
+              <m:t>∼</m:t>
+            </m:r>
+          </m:lim>
+        </m:limLow>
         <m:r>
           <m:rPr>
             <m:sty m:val="p"/>
@@ -13267,16 +13852,21 @@
         <w:t xml:space="preserve"> </w:t>
       </w:r>
       <m:oMath>
-        <m:acc>
-          <m:accPr>
-            <m:chr m:val="̃"/>
-          </m:accPr>
+        <m:limLow>
           <m:e>
             <m:r>
               <m:t>y</m:t>
             </m:r>
           </m:e>
-        </m:acc>
+          <m:lim>
+            <m:r>
+              <m:rPr>
+                <m:sty m:val="p"/>
+              </m:rPr>
+              <m:t>∼</m:t>
+            </m:r>
+          </m:lim>
+        </m:limLow>
         <m:r>
           <m:rPr>
             <m:sty m:val="p"/>
@@ -13327,32 +13917,42 @@
         <w:t xml:space="preserve"> </w:t>
       </w:r>
       <m:oMath>
-        <m:acc>
-          <m:accPr>
-            <m:chr m:val="̃"/>
-          </m:accPr>
+        <m:limLow>
           <m:e>
             <m:r>
               <m:t>x</m:t>
             </m:r>
           </m:e>
-        </m:acc>
+          <m:lim>
+            <m:r>
+              <m:rPr>
+                <m:sty m:val="p"/>
+              </m:rPr>
+              <m:t>∼</m:t>
+            </m:r>
+          </m:lim>
+        </m:limLow>
         <m:r>
           <m:rPr>
             <m:sty m:val="p"/>
           </m:rPr>
           <m:t>−</m:t>
         </m:r>
-        <m:acc>
-          <m:accPr>
-            <m:chr m:val="̃"/>
-          </m:accPr>
+        <m:limLow>
           <m:e>
             <m:r>
               <m:t>y</m:t>
             </m:r>
           </m:e>
-        </m:acc>
+          <m:lim>
+            <m:r>
+              <m:rPr>
+                <m:sty m:val="p"/>
+              </m:rPr>
+              <m:t>∼</m:t>
+            </m:r>
+          </m:lim>
+        </m:limLow>
       </m:oMath>
       <w:r>
         <w:t xml:space="preserve">.</w:t>
@@ -13373,32 +13973,42 @@
         <w:t xml:space="preserve"> </w:t>
       </w:r>
       <m:oMath>
-        <m:acc>
-          <m:accPr>
-            <m:chr m:val="̃"/>
-          </m:accPr>
+        <m:limLow>
           <m:e>
             <m:r>
               <m:t>x</m:t>
             </m:r>
           </m:e>
-        </m:acc>
+          <m:lim>
+            <m:r>
+              <m:rPr>
+                <m:sty m:val="p"/>
+              </m:rPr>
+              <m:t>∼</m:t>
+            </m:r>
+          </m:lim>
+        </m:limLow>
         <m:r>
           <m:rPr>
             <m:sty m:val="p"/>
           </m:rPr>
           <m:t>−</m:t>
         </m:r>
-        <m:acc>
-          <m:accPr>
-            <m:chr m:val="̃"/>
-          </m:accPr>
+        <m:limLow>
           <m:e>
             <m:r>
               <m:t>y</m:t>
             </m:r>
           </m:e>
-        </m:acc>
+          <m:lim>
+            <m:r>
+              <m:rPr>
+                <m:sty m:val="p"/>
+              </m:rPr>
+              <m:t>∼</m:t>
+            </m:r>
+          </m:lim>
+        </m:limLow>
       </m:oMath>
       <w:r>
         <w:t xml:space="preserve">,</w:t>
@@ -13439,32 +14049,42 @@
         <w:t xml:space="preserve"> </w:t>
       </w:r>
       <m:oMath>
-        <m:acc>
-          <m:accPr>
-            <m:chr m:val="̃"/>
-          </m:accPr>
+        <m:limLow>
           <m:e>
             <m:r>
               <m:t>y</m:t>
             </m:r>
           </m:e>
-        </m:acc>
+          <m:lim>
+            <m:r>
+              <m:rPr>
+                <m:sty m:val="p"/>
+              </m:rPr>
+              <m:t>∼</m:t>
+            </m:r>
+          </m:lim>
+        </m:limLow>
         <m:r>
           <m:rPr>
             <m:sty m:val="p"/>
           </m:rPr>
           <m:t>−</m:t>
         </m:r>
-        <m:acc>
-          <m:accPr>
-            <m:chr m:val="̃"/>
-          </m:accPr>
+        <m:limLow>
           <m:e>
             <m:r>
               <m:t>x</m:t>
             </m:r>
           </m:e>
-        </m:acc>
+          <m:lim>
+            <m:r>
+              <m:rPr>
+                <m:sty m:val="p"/>
+              </m:rPr>
+              <m:t>∼</m:t>
+            </m:r>
+          </m:lim>
+        </m:limLow>
       </m:oMath>
       <w:r>
         <w:t xml:space="preserve"> </w:t>
@@ -13501,32 +14121,42 @@
         <m:oMath>
           <m:eqArr>
             <m:e>
-              <m:acc>
-                <m:accPr>
-                  <m:chr m:val="̃"/>
-                </m:accPr>
+              <m:limLow>
                 <m:e>
                   <m:r>
                     <m:t>x</m:t>
                   </m:r>
                 </m:e>
-              </m:acc>
+                <m:lim>
+                  <m:r>
+                    <m:rPr>
+                      <m:sty m:val="p"/>
+                    </m:rPr>
+                    <m:t>∼</m:t>
+                  </m:r>
+                </m:lim>
+              </m:limLow>
               <m:r>
                 <m:rPr>
                   <m:sty m:val="p"/>
                 </m:rPr>
                 <m:t>−</m:t>
               </m:r>
-              <m:acc>
-                <m:accPr>
-                  <m:chr m:val="̃"/>
-                </m:accPr>
+              <m:limLow>
                 <m:e>
                   <m:r>
                     <m:t>y</m:t>
                   </m:r>
                 </m:e>
-              </m:acc>
+                <m:lim>
+                  <m:r>
+                    <m:rPr>
+                      <m:sty m:val="p"/>
+                    </m:rPr>
+                    <m:t>∼</m:t>
+                  </m:r>
+                </m:lim>
+              </m:limLow>
               <m:r>
                 <m:t>&amp;</m:t>
               </m:r>
@@ -13658,32 +14288,42 @@
                   <m:grow/>
                 </m:dPr>
                 <m:e>
-                  <m:acc>
-                    <m:accPr>
-                      <m:chr m:val="̃"/>
-                    </m:accPr>
+                  <m:limLow>
                     <m:e>
                       <m:r>
                         <m:t>x</m:t>
                       </m:r>
                     </m:e>
-                  </m:acc>
+                    <m:lim>
+                      <m:r>
+                        <m:rPr>
+                          <m:sty m:val="p"/>
+                        </m:rPr>
+                        <m:t>∼</m:t>
+                      </m:r>
+                    </m:lim>
+                  </m:limLow>
                   <m:r>
                     <m:rPr>
                       <m:sty m:val="p"/>
                     </m:rPr>
                     <m:t>−</m:t>
                   </m:r>
-                  <m:acc>
-                    <m:accPr>
-                      <m:chr m:val="̃"/>
-                    </m:accPr>
+                  <m:limLow>
                     <m:e>
                       <m:r>
                         <m:t>y</m:t>
                       </m:r>
                     </m:e>
-                  </m:acc>
+                    <m:lim>
+                      <m:r>
+                        <m:rPr>
+                          <m:sty m:val="p"/>
+                        </m:rPr>
+                        <m:t>∼</m:t>
+                      </m:r>
+                    </m:lim>
+                  </m:limLow>
                 </m:e>
               </m:d>
               <m:r>
@@ -13827,32 +14467,42 @@
         </w:numPr>
       </w:pPr>
       <m:oMath>
-        <m:acc>
-          <m:accPr>
-            <m:chr m:val="̃"/>
-          </m:accPr>
+        <m:limLow>
           <m:e>
             <m:r>
               <m:t>y</m:t>
             </m:r>
           </m:e>
-        </m:acc>
+          <m:lim>
+            <m:r>
+              <m:rPr>
+                <m:sty m:val="p"/>
+              </m:rPr>
+              <m:t>∼</m:t>
+            </m:r>
+          </m:lim>
+        </m:limLow>
         <m:r>
           <m:rPr>
             <m:sty m:val="p"/>
           </m:rPr>
           <m:t>−</m:t>
         </m:r>
-        <m:acc>
-          <m:accPr>
-            <m:chr m:val="̃"/>
-          </m:accPr>
+        <m:limLow>
           <m:e>
             <m:r>
               <m:t>x</m:t>
             </m:r>
           </m:e>
-        </m:acc>
+          <m:lim>
+            <m:r>
+              <m:rPr>
+                <m:sty m:val="p"/>
+              </m:rPr>
+              <m:t>∼</m:t>
+            </m:r>
+          </m:lim>
+        </m:limLow>
         <m:r>
           <m:rPr>
             <m:sty m:val="p"/>
@@ -13916,32 +14566,42 @@
                   <m:grow/>
                 </m:dPr>
                 <m:e>
-                  <m:acc>
-                    <m:accPr>
-                      <m:chr m:val="̃"/>
-                    </m:accPr>
+                  <m:limLow>
                     <m:e>
                       <m:r>
                         <m:t>y</m:t>
                       </m:r>
                     </m:e>
-                  </m:acc>
+                    <m:lim>
+                      <m:r>
+                        <m:rPr>
+                          <m:sty m:val="p"/>
+                        </m:rPr>
+                        <m:t>∼</m:t>
+                      </m:r>
+                    </m:lim>
+                  </m:limLow>
                   <m:r>
                     <m:rPr>
                       <m:sty m:val="p"/>
                     </m:rPr>
                     <m:t>−</m:t>
                   </m:r>
-                  <m:acc>
-                    <m:accPr>
-                      <m:chr m:val="̃"/>
-                    </m:accPr>
+                  <m:limLow>
                     <m:e>
                       <m:r>
                         <m:t>x</m:t>
                       </m:r>
                     </m:e>
-                  </m:acc>
+                    <m:lim>
+                      <m:r>
+                        <m:rPr>
+                          <m:sty m:val="p"/>
+                        </m:rPr>
+                        <m:t>∼</m:t>
+                      </m:r>
+                    </m:lim>
+                  </m:limLow>
                 </m:e>
               </m:d>
               <m:r>
@@ -14069,16 +14729,21 @@
         <w:t xml:space="preserve"> </w:t>
       </w:r>
       <m:oMath>
-        <m:acc>
-          <m:accPr>
-            <m:chr m:val="̃"/>
-          </m:accPr>
+        <m:limLow>
           <m:e>
             <m:r>
               <m:t>x</m:t>
             </m:r>
           </m:e>
-        </m:acc>
+          <m:lim>
+            <m:r>
+              <m:rPr>
+                <m:sty m:val="p"/>
+              </m:rPr>
+              <m:t>∼</m:t>
+            </m:r>
+          </m:lim>
+        </m:limLow>
       </m:oMath>
       <w:r>
         <w:t xml:space="preserve"> </w:t>
@@ -14090,16 +14755,21 @@
         <w:t xml:space="preserve"> </w:t>
       </w:r>
       <m:oMath>
-        <m:acc>
-          <m:accPr>
-            <m:chr m:val="̃"/>
-          </m:accPr>
+        <m:limLow>
           <m:e>
             <m:r>
               <m:t>y</m:t>
             </m:r>
           </m:e>
-        </m:acc>
+          <m:lim>
+            <m:r>
+              <m:rPr>
+                <m:sty m:val="p"/>
+              </m:rPr>
+              <m:t>∼</m:t>
+            </m:r>
+          </m:lim>
+        </m:limLow>
       </m:oMath>
       <w:r>
         <w:t xml:space="preserve"> </w:t>
@@ -14158,32 +14828,42 @@
             </m:rPr>
             <m:t>(</m:t>
           </m:r>
-          <m:acc>
-            <m:accPr>
-              <m:chr m:val="̃"/>
-            </m:accPr>
+          <m:limLow>
             <m:e>
               <m:r>
                 <m:t>x</m:t>
               </m:r>
             </m:e>
-          </m:acc>
+            <m:lim>
+              <m:r>
+                <m:rPr>
+                  <m:sty m:val="p"/>
+                </m:rPr>
+                <m:t>∼</m:t>
+              </m:r>
+            </m:lim>
+          </m:limLow>
           <m:r>
             <m:rPr>
               <m:sty m:val="p"/>
             </m:rPr>
             <m:t>,</m:t>
           </m:r>
-          <m:acc>
-            <m:accPr>
-              <m:chr m:val="̃"/>
-            </m:accPr>
+          <m:limLow>
             <m:e>
               <m:r>
                 <m:t>y</m:t>
               </m:r>
             </m:e>
-          </m:acc>
+            <m:lim>
+              <m:r>
+                <m:rPr>
+                  <m:sty m:val="p"/>
+                </m:rPr>
+                <m:t>∼</m:t>
+              </m:r>
+            </m:lim>
+          </m:limLow>
           <m:r>
             <m:rPr>
               <m:sty m:val="p"/>
@@ -14220,32 +14900,42 @@
               <m:grow/>
             </m:dPr>
             <m:e>
-              <m:acc>
-                <m:accPr>
-                  <m:chr m:val="̃"/>
-                </m:accPr>
+              <m:limLow>
                 <m:e>
                   <m:r>
                     <m:t>x</m:t>
                   </m:r>
                 </m:e>
-              </m:acc>
+                <m:lim>
+                  <m:r>
+                    <m:rPr>
+                      <m:sty m:val="p"/>
+                    </m:rPr>
+                    <m:t>∼</m:t>
+                  </m:r>
+                </m:lim>
+              </m:limLow>
               <m:r>
                 <m:rPr>
                   <m:sty m:val="p"/>
                 </m:rPr>
                 <m:t>−</m:t>
               </m:r>
-              <m:acc>
-                <m:accPr>
-                  <m:chr m:val="̃"/>
-                </m:accPr>
+              <m:limLow>
                 <m:e>
                   <m:r>
                     <m:t>y</m:t>
                   </m:r>
                 </m:e>
-              </m:acc>
+                <m:lim>
+                  <m:r>
+                    <m:rPr>
+                      <m:sty m:val="p"/>
+                    </m:rPr>
+                    <m:t>∼</m:t>
+                  </m:r>
+                </m:lim>
+              </m:limLow>
             </m:e>
           </m:d>
           <m:r>
@@ -14390,16 +15080,21 @@
         <w:t xml:space="preserve"> </w:t>
       </w:r>
       <m:oMath>
-        <m:acc>
-          <m:accPr>
-            <m:chr m:val="̃"/>
-          </m:accPr>
+        <m:limLow>
           <m:e>
             <m:r>
               <m:t>0</m:t>
             </m:r>
           </m:e>
-        </m:acc>
+          <m:lim>
+            <m:r>
+              <m:rPr>
+                <m:sty m:val="p"/>
+              </m:rPr>
+              <m:t>∼</m:t>
+            </m:r>
+          </m:lim>
+        </m:limLow>
       </m:oMath>
       <w:r>
         <w:t xml:space="preserve"> </w:t>
@@ -14411,16 +15106,21 @@
         <w:t xml:space="preserve"> </w:t>
       </w:r>
       <m:oMath>
-        <m:acc>
-          <m:accPr>
-            <m:chr m:val="̃"/>
-          </m:accPr>
+        <m:limLow>
           <m:e>
             <m:r>
               <m:t>x</m:t>
             </m:r>
           </m:e>
-        </m:acc>
+          <m:lim>
+            <m:r>
+              <m:rPr>
+                <m:sty m:val="p"/>
+              </m:rPr>
+              <m:t>∼</m:t>
+            </m:r>
+          </m:lim>
+        </m:limLow>
       </m:oMath>
       <w:r>
         <w:t xml:space="preserve"> </w:t>
@@ -14432,16 +15132,21 @@
         <w:t xml:space="preserve"> </w:t>
       </w:r>
       <m:oMath>
-        <m:acc>
-          <m:accPr>
-            <m:chr m:val="̃"/>
-          </m:accPr>
+        <m:limLow>
           <m:e>
             <m:r>
               <m:t>x</m:t>
             </m:r>
           </m:e>
-        </m:acc>
+          <m:lim>
+            <m:r>
+              <m:rPr>
+                <m:sty m:val="p"/>
+              </m:rPr>
+              <m:t>∼</m:t>
+            </m:r>
+          </m:lim>
+        </m:limLow>
       </m:oMath>
       <w:r>
         <w:t xml:space="preserve">:</w:t>
@@ -14467,32 +15172,42 @@
                 </m:rPr>
                 <m:t>(</m:t>
               </m:r>
-              <m:acc>
-                <m:accPr>
-                  <m:chr m:val="̃"/>
-                </m:accPr>
+              <m:limLow>
                 <m:e>
                   <m:r>
                     <m:t>x</m:t>
                   </m:r>
                 </m:e>
-              </m:acc>
+                <m:lim>
+                  <m:r>
+                    <m:rPr>
+                      <m:sty m:val="p"/>
+                    </m:rPr>
+                    <m:t>∼</m:t>
+                  </m:r>
+                </m:lim>
+              </m:limLow>
               <m:r>
                 <m:rPr>
                   <m:sty m:val="p"/>
                 </m:rPr>
                 <m:t>,</m:t>
               </m:r>
-              <m:acc>
-                <m:accPr>
-                  <m:chr m:val="̃"/>
-                </m:accPr>
+              <m:limLow>
                 <m:e>
                   <m:r>
                     <m:t>0</m:t>
                   </m:r>
                 </m:e>
-              </m:acc>
+                <m:lim>
+                  <m:r>
+                    <m:rPr>
+                      <m:sty m:val="p"/>
+                    </m:rPr>
+                    <m:t>∼</m:t>
+                  </m:r>
+                </m:lim>
+              </m:limLow>
               <m:r>
                 <m:rPr>
                   <m:sty m:val="p"/>
@@ -14519,32 +15234,42 @@
                   <m:grow/>
                 </m:dPr>
                 <m:e>
-                  <m:acc>
-                    <m:accPr>
-                      <m:chr m:val="̃"/>
-                    </m:accPr>
+                  <m:limLow>
                     <m:e>
                       <m:r>
                         <m:t>x</m:t>
                       </m:r>
                     </m:e>
-                  </m:acc>
+                    <m:lim>
+                      <m:r>
+                        <m:rPr>
+                          <m:sty m:val="p"/>
+                        </m:rPr>
+                        <m:t>∼</m:t>
+                      </m:r>
+                    </m:lim>
+                  </m:limLow>
                   <m:r>
                     <m:rPr>
                       <m:sty m:val="p"/>
                     </m:rPr>
                     <m:t>−</m:t>
                   </m:r>
-                  <m:acc>
-                    <m:accPr>
-                      <m:chr m:val="̃"/>
-                    </m:accPr>
+                  <m:limLow>
                     <m:e>
                       <m:r>
                         <m:t>0</m:t>
                       </m:r>
                     </m:e>
-                  </m:acc>
+                    <m:lim>
+                      <m:r>
+                        <m:rPr>
+                          <m:sty m:val="p"/>
+                        </m:rPr>
+                        <m:t>∼</m:t>
+                      </m:r>
+                    </m:lim>
+                  </m:limLow>
                 </m:e>
               </m:d>
               <m:r>
@@ -14572,16 +15297,21 @@
                   <m:grow/>
                 </m:dPr>
                 <m:e>
-                  <m:acc>
-                    <m:accPr>
-                      <m:chr m:val="̃"/>
-                    </m:accPr>
+                  <m:limLow>
                     <m:e>
                       <m:r>
                         <m:t>x</m:t>
                       </m:r>
                     </m:e>
-                  </m:acc>
+                    <m:lim>
+                      <m:r>
+                        <m:rPr>
+                          <m:sty m:val="p"/>
+                        </m:rPr>
+                        <m:t>∼</m:t>
+                      </m:r>
+                    </m:lim>
+                  </m:limLow>
                 </m:e>
               </m:d>
               <m:r>
@@ -14614,16 +15344,21 @@
         <w:t xml:space="preserve"> </w:t>
       </w:r>
       <m:oMath>
-        <m:acc>
-          <m:accPr>
-            <m:chr m:val="̃"/>
-          </m:accPr>
+        <m:limLow>
           <m:e>
             <m:r>
               <m:t>0</m:t>
             </m:r>
           </m:e>
-        </m:acc>
+          <m:lim>
+            <m:r>
+              <m:rPr>
+                <m:sty m:val="p"/>
+              </m:rPr>
+              <m:t>∼</m:t>
+            </m:r>
+          </m:lim>
+        </m:limLow>
       </m:oMath>
       <w:r>
         <w:t xml:space="preserve"> </w:t>
@@ -14775,16 +15510,21 @@
         </m:r>
         <m:sSub>
           <m:e>
-            <m:acc>
-              <m:accPr>
-                <m:chr m:val="̃"/>
-              </m:accPr>
+            <m:limLow>
               <m:e>
                 <m:r>
                   <m:t>x</m:t>
                 </m:r>
               </m:e>
-            </m:acc>
+              <m:lim>
+                <m:r>
+                  <m:rPr>
+                    <m:sty m:val="p"/>
+                  </m:rPr>
+                  <m:t>∼</m:t>
+                </m:r>
+              </m:lim>
+            </m:limLow>
           </m:e>
           <m:sub>
             <m:r>
@@ -14800,16 +15540,21 @@
         </m:r>
         <m:sSub>
           <m:e>
-            <m:acc>
-              <m:accPr>
-                <m:chr m:val="̃"/>
-              </m:accPr>
+            <m:limLow>
               <m:e>
                 <m:r>
                   <m:t>x</m:t>
                 </m:r>
               </m:e>
-            </m:acc>
+              <m:lim>
+                <m:r>
+                  <m:rPr>
+                    <m:sty m:val="p"/>
+                  </m:rPr>
+                  <m:t>∼</m:t>
+                </m:r>
+              </m:lim>
+            </m:limLow>
           </m:e>
           <m:sub>
             <m:r>
@@ -14837,16 +15582,21 @@
         </m:r>
         <m:sSub>
           <m:e>
-            <m:acc>
-              <m:accPr>
-                <m:chr m:val="̃"/>
-              </m:accPr>
+            <m:limLow>
               <m:e>
                 <m:r>
                   <m:t>x</m:t>
                 </m:r>
               </m:e>
-            </m:acc>
+              <m:lim>
+                <m:r>
+                  <m:rPr>
+                    <m:sty m:val="p"/>
+                  </m:rPr>
+                  <m:t>∼</m:t>
+                </m:r>
+              </m:lim>
+            </m:limLow>
           </m:e>
           <m:sub>
             <m:r>
@@ -14957,16 +15707,21 @@
         <m:oMath>
           <m:sSub>
             <m:e>
-              <m:acc>
-                <m:accPr>
-                  <m:chr m:val="̃"/>
-                </m:accPr>
+              <m:limLow>
                 <m:e>
                   <m:r>
                     <m:t>x</m:t>
                   </m:r>
                 </m:e>
-              </m:acc>
+                <m:lim>
+                  <m:r>
+                    <m:rPr>
+                      <m:sty m:val="p"/>
+                    </m:rPr>
+                    <m:t>∼</m:t>
+                  </m:r>
+                </m:lim>
+              </m:limLow>
             </m:e>
             <m:sub>
               <m:r>
@@ -14982,16 +15737,21 @@
           </m:r>
           <m:sSub>
             <m:e>
-              <m:acc>
-                <m:accPr>
-                  <m:chr m:val="̃"/>
-                </m:accPr>
+              <m:limLow>
                 <m:e>
                   <m:r>
                     <m:t>x</m:t>
                   </m:r>
                 </m:e>
-              </m:acc>
+                <m:lim>
+                  <m:r>
+                    <m:rPr>
+                      <m:sty m:val="p"/>
+                    </m:rPr>
+                    <m:t>∼</m:t>
+                  </m:r>
+                </m:lim>
+              </m:limLow>
             </m:e>
             <m:sub>
               <m:r>
@@ -15119,16 +15879,21 @@
       <m:oMath>
         <m:sSub>
           <m:e>
-            <m:acc>
-              <m:accPr>
-                <m:chr m:val="̃"/>
-              </m:accPr>
+            <m:limLow>
               <m:e>
                 <m:r>
                   <m:t>e</m:t>
                 </m:r>
               </m:e>
-            </m:acc>
+              <m:lim>
+                <m:r>
+                  <m:rPr>
+                    <m:sty m:val="p"/>
+                  </m:rPr>
+                  <m:t>∼</m:t>
+                </m:r>
+              </m:lim>
+            </m:limLow>
           </m:e>
           <m:sub>
             <m:r>
@@ -15144,16 +15909,21 @@
         </m:r>
         <m:sSub>
           <m:e>
-            <m:acc>
-              <m:accPr>
-                <m:chr m:val="̃"/>
-              </m:accPr>
+            <m:limLow>
               <m:e>
                 <m:r>
                   <m:t>e</m:t>
                 </m:r>
               </m:e>
-            </m:acc>
+              <m:lim>
+                <m:r>
+                  <m:rPr>
+                    <m:sty m:val="p"/>
+                  </m:rPr>
+                  <m:t>∼</m:t>
+                </m:r>
+              </m:lim>
+            </m:limLow>
           </m:e>
           <m:sub>
             <m:r>
@@ -15181,16 +15951,21 @@
         </m:r>
         <m:sSub>
           <m:e>
-            <m:acc>
-              <m:accPr>
-                <m:chr m:val="̃"/>
-              </m:accPr>
+            <m:limLow>
               <m:e>
                 <m:r>
                   <m:t>e</m:t>
                 </m:r>
               </m:e>
-            </m:acc>
+              <m:lim>
+                <m:r>
+                  <m:rPr>
+                    <m:sty m:val="p"/>
+                  </m:rPr>
+                  <m:t>∼</m:t>
+                </m:r>
+              </m:lim>
+            </m:limLow>
           </m:e>
           <m:sub>
             <m:r>
@@ -15242,16 +16017,21 @@
       <m:oMath>
         <m:sSub>
           <m:e>
-            <m:acc>
-              <m:accPr>
-                <m:chr m:val="̃"/>
-              </m:accPr>
+            <m:limLow>
               <m:e>
                 <m:r>
                   <m:t>e</m:t>
                 </m:r>
               </m:e>
-            </m:acc>
+              <m:lim>
+                <m:r>
+                  <m:rPr>
+                    <m:sty m:val="p"/>
+                  </m:rPr>
+                  <m:t>∼</m:t>
+                </m:r>
+              </m:lim>
+            </m:limLow>
           </m:e>
           <m:sub>
             <m:r>
@@ -15267,16 +16047,21 @@
         </m:r>
         <m:sSub>
           <m:e>
-            <m:acc>
-              <m:accPr>
-                <m:chr m:val="̃"/>
-              </m:accPr>
+            <m:limLow>
               <m:e>
                 <m:r>
                   <m:t>e</m:t>
                 </m:r>
               </m:e>
-            </m:acc>
+              <m:lim>
+                <m:r>
+                  <m:rPr>
+                    <m:sty m:val="p"/>
+                  </m:rPr>
+                  <m:t>∼</m:t>
+                </m:r>
+              </m:lim>
+            </m:limLow>
           </m:e>
           <m:sub>
             <m:r>
@@ -15311,16 +16096,21 @@
       <m:oMath>
         <m:sSub>
           <m:e>
-            <m:acc>
-              <m:accPr>
-                <m:chr m:val="̃"/>
-              </m:accPr>
+            <m:limLow>
               <m:e>
                 <m:r>
                   <m:t>e</m:t>
                 </m:r>
               </m:e>
-            </m:acc>
+              <m:lim>
+                <m:r>
+                  <m:rPr>
+                    <m:sty m:val="p"/>
+                  </m:rPr>
+                  <m:t>∼</m:t>
+                </m:r>
+              </m:lim>
+            </m:limLow>
           </m:e>
           <m:sub>
             <m:r>
@@ -15449,16 +16239,21 @@
             <m:e>
               <m:sSub>
                 <m:e>
-                  <m:acc>
-                    <m:accPr>
-                      <m:chr m:val="̃"/>
-                    </m:accPr>
+                  <m:limLow>
                     <m:e>
                       <m:r>
                         <m:t>e</m:t>
                       </m:r>
                     </m:e>
-                  </m:acc>
+                    <m:lim>
+                      <m:r>
+                        <m:rPr>
+                          <m:sty m:val="p"/>
+                        </m:rPr>
+                        <m:t>∼</m:t>
+                      </m:r>
+                    </m:lim>
+                  </m:limLow>
                 </m:e>
                 <m:sub>
                   <m:r>
@@ -15474,16 +16269,21 @@
               </m:r>
               <m:sSub>
                 <m:e>
-                  <m:acc>
-                    <m:accPr>
-                      <m:chr m:val="̃"/>
-                    </m:accPr>
+                  <m:limLow>
                     <m:e>
                       <m:r>
                         <m:t>e</m:t>
                       </m:r>
                     </m:e>
-                  </m:acc>
+                    <m:lim>
+                      <m:r>
+                        <m:rPr>
+                          <m:sty m:val="p"/>
+                        </m:rPr>
+                        <m:t>∼</m:t>
+                      </m:r>
+                    </m:lim>
+                  </m:limLow>
                 </m:e>
                 <m:sub>
                   <m:r>
@@ -15568,16 +16368,21 @@
             <m:e>
               <m:sSub>
                 <m:e>
-                  <m:acc>
-                    <m:accPr>
-                      <m:chr m:val="̃"/>
-                    </m:accPr>
+                  <m:limLow>
                     <m:e>
                       <m:r>
                         <m:t>e</m:t>
                       </m:r>
                     </m:e>
-                  </m:acc>
+                    <m:lim>
+                      <m:r>
+                        <m:rPr>
+                          <m:sty m:val="p"/>
+                        </m:rPr>
+                        <m:t>∼</m:t>
+                      </m:r>
+                    </m:lim>
+                  </m:limLow>
                 </m:e>
                 <m:sub>
                   <m:r>
@@ -15593,16 +16398,21 @@
               </m:r>
               <m:sSub>
                 <m:e>
-                  <m:acc>
-                    <m:accPr>
-                      <m:chr m:val="̃"/>
-                    </m:accPr>
+                  <m:limLow>
                     <m:e>
                       <m:r>
                         <m:t>e</m:t>
                       </m:r>
                     </m:e>
-                  </m:acc>
+                    <m:lim>
+                      <m:r>
+                        <m:rPr>
+                          <m:sty m:val="p"/>
+                        </m:rPr>
+                        <m:t>∼</m:t>
+                      </m:r>
+                    </m:lim>
+                  </m:limLow>
                 </m:e>
                 <m:sub>
                   <m:r>
@@ -15695,16 +16505,21 @@
             <m:e>
               <m:sSub>
                 <m:e>
-                  <m:acc>
-                    <m:accPr>
-                      <m:chr m:val="̃"/>
-                    </m:accPr>
+                  <m:limLow>
                     <m:e>
                       <m:r>
                         <m:t>e</m:t>
                       </m:r>
                     </m:e>
-                  </m:acc>
+                    <m:lim>
+                      <m:r>
+                        <m:rPr>
+                          <m:sty m:val="p"/>
+                        </m:rPr>
+                        <m:t>∼</m:t>
+                      </m:r>
+                    </m:lim>
+                  </m:limLow>
                 </m:e>
                 <m:sub>
                   <m:r>
@@ -15720,16 +16535,21 @@
               </m:r>
               <m:sSub>
                 <m:e>
-                  <m:acc>
-                    <m:accPr>
-                      <m:chr m:val="̃"/>
-                    </m:accPr>
+                  <m:limLow>
                     <m:e>
                       <m:r>
                         <m:t>e</m:t>
                       </m:r>
                     </m:e>
-                  </m:acc>
+                    <m:lim>
+                      <m:r>
+                        <m:rPr>
+                          <m:sty m:val="p"/>
+                        </m:rPr>
+                        <m:t>∼</m:t>
+                      </m:r>
+                    </m:lim>
+                  </m:limLow>
                 </m:e>
                 <m:sub>
                   <m:r>
@@ -16439,16 +17259,21 @@
           <m:jc m:val="center"/>
         </m:oMathParaPr>
         <m:oMath>
-          <m:acc>
-            <m:accPr>
-              <m:chr m:val="̃"/>
-            </m:accPr>
+          <m:limLow>
             <m:e>
               <m:r>
                 <m:t>a</m:t>
               </m:r>
             </m:e>
-          </m:acc>
+            <m:lim>
+              <m:r>
+                <m:rPr>
+                  <m:sty m:val="p"/>
+                </m:rPr>
+                <m:t>∼</m:t>
+              </m:r>
+            </m:lim>
+          </m:limLow>
           <m:r>
             <m:rPr>
               <m:sty m:val="p"/>
@@ -16515,16 +17340,21 @@
           <m:r>
             <m:t>  </m:t>
           </m:r>
-          <m:acc>
-            <m:accPr>
-              <m:chr m:val="̃"/>
-            </m:accPr>
+          <m:limLow>
             <m:e>
               <m:r>
                 <m:t>b</m:t>
               </m:r>
             </m:e>
-          </m:acc>
+            <m:lim>
+              <m:r>
+                <m:rPr>
+                  <m:sty m:val="p"/>
+                </m:rPr>
+                <m:t>∼</m:t>
+              </m:r>
+            </m:lim>
+          </m:limLow>
           <m:r>
             <m:rPr>
               <m:sty m:val="p"/>
@@ -16598,16 +17428,21 @@
       <m:oMath>
         <m:sSup>
           <m:e>
-            <m:acc>
-              <m:accPr>
-                <m:chr m:val="̃"/>
-              </m:accPr>
+            <m:limLow>
               <m:e>
                 <m:r>
                   <m:t>a</m:t>
                 </m:r>
               </m:e>
-            </m:acc>
+              <m:lim>
+                <m:r>
+                  <m:rPr>
+                    <m:sty m:val="p"/>
+                  </m:rPr>
+                  <m:t>∼</m:t>
+                </m:r>
+              </m:lim>
+            </m:limLow>
           </m:e>
           <m:sup>
             <m:r>
@@ -16618,16 +17453,21 @@
             </m:r>
           </m:sup>
         </m:sSup>
-        <m:acc>
-          <m:accPr>
-            <m:chr m:val="̃"/>
-          </m:accPr>
+        <m:limLow>
           <m:e>
             <m:r>
               <m:t>b</m:t>
             </m:r>
           </m:e>
-        </m:acc>
+          <m:lim>
+            <m:r>
+              <m:rPr>
+                <m:sty m:val="p"/>
+              </m:rPr>
+              <m:t>∼</m:t>
+            </m:r>
+          </m:lim>
+        </m:limLow>
       </m:oMath>
       <w:r>
         <w:t xml:space="preserve"> </w:t>
@@ -16650,16 +17490,21 @@
             <m:grow/>
           </m:dPr>
           <m:e>
-            <m:acc>
-              <m:accPr>
-                <m:chr m:val="̃"/>
-              </m:accPr>
+            <m:limLow>
               <m:e>
                 <m:r>
                   <m:t>a</m:t>
                 </m:r>
               </m:e>
-            </m:acc>
+              <m:lim>
+                <m:r>
+                  <m:rPr>
+                    <m:sty m:val="p"/>
+                  </m:rPr>
+                  <m:t>∼</m:t>
+                </m:r>
+              </m:lim>
+            </m:limLow>
           </m:e>
         </m:d>
         <m:sSub>
@@ -16710,32 +17555,42 @@
         <m:oMath>
           <m:eqArr>
             <m:e>
-              <m:acc>
-                <m:accPr>
-                  <m:chr m:val="̃"/>
-                </m:accPr>
+              <m:limLow>
                 <m:e>
                   <m:r>
                     <m:t>a</m:t>
                   </m:r>
                 </m:e>
-              </m:acc>
+                <m:lim>
+                  <m:r>
+                    <m:rPr>
+                      <m:sty m:val="p"/>
+                    </m:rPr>
+                    <m:t>∼</m:t>
+                  </m:r>
+                </m:lim>
+              </m:limLow>
               <m:r>
                 <m:rPr>
                   <m:sty m:val="p"/>
                 </m:rPr>
                 <m:t>⋅</m:t>
               </m:r>
-              <m:acc>
-                <m:accPr>
-                  <m:chr m:val="̃"/>
-                </m:accPr>
+              <m:limLow>
                 <m:e>
                   <m:r>
                     <m:t>b</m:t>
                   </m:r>
                 </m:e>
-              </m:acc>
+                <m:lim>
+                  <m:r>
+                    <m:rPr>
+                      <m:sty m:val="p"/>
+                    </m:rPr>
+                    <m:t>∼</m:t>
+                  </m:r>
+                </m:lim>
+              </m:limLow>
               <m:r>
                 <m:t>&amp;</m:t>
               </m:r>
@@ -16927,16 +17782,21 @@
         <w:t xml:space="preserve"> </w:t>
       </w:r>
       <m:oMath>
-        <m:acc>
-          <m:accPr>
-            <m:chr m:val="̃"/>
-          </m:accPr>
+        <m:limLow>
           <m:e>
             <m:r>
               <m:t>a</m:t>
             </m:r>
           </m:e>
-        </m:acc>
+          <m:lim>
+            <m:r>
+              <m:rPr>
+                <m:sty m:val="p"/>
+              </m:rPr>
+              <m:t>∼</m:t>
+            </m:r>
+          </m:lim>
+        </m:limLow>
       </m:oMath>
       <w:r>
         <w:t xml:space="preserve"> </w:t>
@@ -16956,32 +17816,42 @@
         <m:oMath>
           <m:eqArr>
             <m:e>
-              <m:acc>
-                <m:accPr>
-                  <m:chr m:val="̃"/>
-                </m:accPr>
+              <m:limLow>
                 <m:e>
                   <m:r>
                     <m:t>a</m:t>
                   </m:r>
                 </m:e>
-              </m:acc>
+                <m:lim>
+                  <m:r>
+                    <m:rPr>
+                      <m:sty m:val="p"/>
+                    </m:rPr>
+                    <m:t>∼</m:t>
+                  </m:r>
+                </m:lim>
+              </m:limLow>
               <m:r>
                 <m:rPr>
                   <m:sty m:val="p"/>
                 </m:rPr>
                 <m:t>⋅</m:t>
               </m:r>
-              <m:acc>
-                <m:accPr>
-                  <m:chr m:val="̃"/>
-                </m:accPr>
+              <m:limLow>
                 <m:e>
                   <m:r>
                     <m:t>a</m:t>
                   </m:r>
                 </m:e>
-              </m:acc>
+                <m:lim>
+                  <m:r>
+                    <m:rPr>
+                      <m:sty m:val="p"/>
+                    </m:rPr>
+                    <m:t>∼</m:t>
+                  </m:r>
+                </m:lim>
+              </m:limLow>
               <m:r>
                 <m:t>&amp;</m:t>
               </m:r>
@@ -17136,16 +18006,21 @@
               <m:grow/>
             </m:dPr>
             <m:e>
-              <m:acc>
-                <m:accPr>
-                  <m:chr m:val="̃"/>
-                </m:accPr>
+              <m:limLow>
                 <m:e>
                   <m:r>
                     <m:t>a</m:t>
                   </m:r>
                 </m:e>
-              </m:acc>
+                <m:lim>
+                  <m:r>
+                    <m:rPr>
+                      <m:sty m:val="p"/>
+                    </m:rPr>
+                    <m:t>∼</m:t>
+                  </m:r>
+                </m:lim>
+              </m:limLow>
             </m:e>
           </m:d>
           <m:sSub>

--- a/linear-algebra-vectors.docx
+++ b/linear-algebra-vectors.docx
@@ -15,7 +15,7 @@
         <w:pStyle w:val="Date"/>
       </w:pPr>
       <w:r>
-        <w:t xml:space="preserve">Last modified: 2026-10-16 03:50:53 (PDT)</w:t>
+        <w:t xml:space="preserve">Last modified: 2026-10-16 04:38:30 (PDT)</w:t>
       </w:r>
     </w:p>
     <w:bookmarkStart w:id="92" w:name="vectors"/>

--- a/linear-algebra-vectors.docx
+++ b/linear-algebra-vectors.docx
@@ -15,7 +15,7 @@
         <w:pStyle w:val="Date"/>
       </w:pPr>
       <w:r>
-        <w:t xml:space="preserve">Last modified: 2026-10-16 04:38:30 (PDT)</w:t>
+        <w:t xml:space="preserve">Last modified: 2026-10-16 05:24:53 (PDT)</w:t>
       </w:r>
     </w:p>
     <w:bookmarkStart w:id="92" w:name="vectors"/>

--- a/linear-algebra-vectors.docx
+++ b/linear-algebra-vectors.docx
@@ -15,7 +15,7 @@
         <w:pStyle w:val="Date"/>
       </w:pPr>
       <w:r>
-        <w:t xml:space="preserve">Last modified: 2026-10-16 05:24:53 (PDT)</w:t>
+        <w:t xml:space="preserve">Last modified: 2026-10-16 06:27:40 (PDT)</w:t>
       </w:r>
     </w:p>
     <w:bookmarkStart w:id="92" w:name="vectors"/>

--- a/linear-algebra-vectors.docx
+++ b/linear-algebra-vectors.docx
@@ -15,7 +15,7 @@
         <w:pStyle w:val="Date"/>
       </w:pPr>
       <w:r>
-        <w:t xml:space="preserve">Last modified: 2026-10-16 06:27:40 (PDT)</w:t>
+        <w:t xml:space="preserve">Last modified: 2026-10-16 10:11:43 (PDT)</w:t>
       </w:r>
     </w:p>
     <w:bookmarkStart w:id="92" w:name="vectors"/>

--- a/linear-algebra-vectors.docx
+++ b/linear-algebra-vectors.docx
@@ -15,7 +15,7 @@
         <w:pStyle w:val="Date"/>
       </w:pPr>
       <w:r>
-        <w:t xml:space="preserve">Last modified: 2026-10-16 10:11:43 (PDT)</w:t>
+        <w:t xml:space="preserve">Last modified: 2026-10-16 10:58:47 (PDT)</w:t>
       </w:r>
     </w:p>
     <w:bookmarkStart w:id="92" w:name="vectors"/>

--- a/linear-algebra-vectors.docx
+++ b/linear-algebra-vectors.docx
@@ -15,7 +15,7 @@
         <w:pStyle w:val="Date"/>
       </w:pPr>
       <w:r>
-        <w:t xml:space="preserve">Last modified: 2026-10-16 10:58:47 (PDT)</w:t>
+        <w:t xml:space="preserve">Last modified: 2026-10-16 18:32:13 (PDT)</w:t>
       </w:r>
     </w:p>
     <w:bookmarkStart w:id="92" w:name="vectors"/>

--- a/linear-algebra-vectors.docx
+++ b/linear-algebra-vectors.docx
@@ -15,7 +15,7 @@
         <w:pStyle w:val="Date"/>
       </w:pPr>
       <w:r>
-        <w:t xml:space="preserve">Last modified: 2026-10-16 18:32:13 (PDT)</w:t>
+        <w:t xml:space="preserve">Last modified: 2026-10-16 19:32:00 (PDT)</w:t>
       </w:r>
     </w:p>
     <w:bookmarkStart w:id="92" w:name="vectors"/>

--- a/linear-algebra-vectors.docx
+++ b/linear-algebra-vectors.docx
@@ -15,7 +15,7 @@
         <w:pStyle w:val="Date"/>
       </w:pPr>
       <w:r>
-        <w:t xml:space="preserve">Last modified: 2026-10-16 19:32:00 (PDT)</w:t>
+        <w:t xml:space="preserve">Last modified: 2026-10-17 02:34:23 (PDT)</w:t>
       </w:r>
     </w:p>
     <w:bookmarkStart w:id="92" w:name="vectors"/>

--- a/linear-algebra-vectors.docx
+++ b/linear-algebra-vectors.docx
@@ -15,7 +15,7 @@
         <w:pStyle w:val="Date"/>
       </w:pPr>
       <w:r>
-        <w:t xml:space="preserve">Last modified: 2026-10-17 02:34:23 (PDT)</w:t>
+        <w:t xml:space="preserve">Last modified: 2026-10-17 03:46:15 (PDT)</w:t>
       </w:r>
     </w:p>
     <w:bookmarkStart w:id="92" w:name="vectors"/>

--- a/linear-algebra-vectors.docx
+++ b/linear-algebra-vectors.docx
@@ -15,7 +15,7 @@
         <w:pStyle w:val="Date"/>
       </w:pPr>
       <w:r>
-        <w:t xml:space="preserve">Last modified: 2026-10-17 04:46:25 (PDT)</w:t>
+        <w:t xml:space="preserve">Last modified: 2026-10-17 06:29:34 (PDT)</w:t>
       </w:r>
     </w:p>
     <w:bookmarkStart w:id="92" w:name="vectors"/>

--- a/linear-algebra-vectors.docx
+++ b/linear-algebra-vectors.docx
@@ -15,7 +15,7 @@
         <w:pStyle w:val="Date"/>
       </w:pPr>
       <w:r>
-        <w:t xml:space="preserve">Last modified: 2026-10-17 06:29:34 (PDT)</w:t>
+        <w:t xml:space="preserve">Last modified: 2026-10-17 07:35:34 (PDT)</w:t>
       </w:r>
     </w:p>
     <w:bookmarkStart w:id="92" w:name="vectors"/>

--- a/linear-algebra-vectors.docx
+++ b/linear-algebra-vectors.docx
@@ -15,7 +15,7 @@
         <w:pStyle w:val="Date"/>
       </w:pPr>
       <w:r>
-        <w:t xml:space="preserve">Last modified: 2026-10-17 15:54:57 (PDT)</w:t>
+        <w:t xml:space="preserve">Last modified: 2026-10-17 22:01:17 (PDT)</w:t>
       </w:r>
     </w:p>
     <w:bookmarkStart w:id="85" w:name="vectors"/>

--- a/linear-algebra-vectors.docx
+++ b/linear-algebra-vectors.docx
@@ -15,7 +15,7 @@
         <w:pStyle w:val="Date"/>
       </w:pPr>
       <w:r>
-        <w:t xml:space="preserve">Last modified: 2026-10-17 22:01:17 (PDT)</w:t>
+        <w:t xml:space="preserve">Last modified: 2026-10-18 11:27:44 (PDT)</w:t>
       </w:r>
     </w:p>
     <w:bookmarkStart w:id="85" w:name="vectors"/>
@@ -489,7 +489,7 @@
         <w:t xml:space="preserve"> </w:t>
       </w:r>
       <w:r>
-        <w:t xml:space="preserve">(Wikipedia contributors 2026e)</w:t>
+        <w:t xml:space="preserve">[1]</w:t>
       </w:r>
       <w:r>
         <w:t xml:space="preserve"> </w:t>
@@ -1188,7 +1188,7 @@
         <w:t xml:space="preserve"> </w:t>
       </w:r>
       <w:r>
-        <w:t xml:space="preserve">(Wikipedia contributors 2026f)</w:t>
+        <w:t xml:space="preserve">[2]</w:t>
       </w:r>
       <w:r>
         <w:t xml:space="preserve"> </w:t>
@@ -2735,7 +2735,7 @@
         </w:numPr>
       </w:pPr>
       <w:r>
-        <w:t xml:space="preserve">Dobson and Barnett (2018)</w:t>
+        <w:t xml:space="preserve">Dobson and Barnett [3]</w:t>
       </w:r>
       <w:r>
         <w:t xml:space="preserve">, Section 1.3 (equation 1.1, page 7)</w:t>
@@ -2749,7 +2749,7 @@
         </w:numPr>
       </w:pPr>
       <w:r>
-        <w:t xml:space="preserve">Kaplan (2022)</w:t>
+        <w:t xml:space="preserve">Kaplan [4]</w:t>
       </w:r>
       <w:r>
         <w:t xml:space="preserve">, chapter on vectors</w:t>
@@ -4580,7 +4580,7 @@
         <w:t xml:space="preserve"> </w:t>
       </w:r>
       <w:r>
-        <w:t xml:space="preserve">(Wikipedia contributors 2026a)</w:t>
+        <w:t xml:space="preserve">[5]</w:t>
       </w:r>
       <w:r>
         <w:t xml:space="preserve"> </w:t>
@@ -5497,7 +5497,7 @@
         <w:t xml:space="preserve"> </w:t>
       </w:r>
       <w:r>
-        <w:t xml:space="preserve">(Wikipedia contributors 2026g)</w:t>
+        <w:t xml:space="preserve">[6]</w:t>
       </w:r>
       <w:r>
         <w:t xml:space="preserve"> </w:t>
@@ -6293,7 +6293,7 @@
         <w:t xml:space="preserve"> </w:t>
       </w:r>
       <w:r>
-        <w:t xml:space="preserve">(Wikipedia contributors 2026d)</w:t>
+        <w:t xml:space="preserve">[7]</w:t>
       </w:r>
       <w:r>
         <w:t xml:space="preserve"> </w:t>
@@ -7080,7 +7080,7 @@
         <w:t xml:space="preserve"> </w:t>
       </w:r>
       <w:r>
-        <w:t xml:space="preserve">(Wikipedia contributors 2026c)</w:t>
+        <w:t xml:space="preserve">[8]</w:t>
       </w:r>
       <w:r>
         <w:t xml:space="preserve"> </w:t>
@@ -7392,7 +7392,7 @@
         <w:t xml:space="preserve"> </w:t>
       </w:r>
       <w:r>
-        <w:t xml:space="preserve">(Wikipedia contributors 2026h)</w:t>
+        <w:t xml:space="preserve">[9]</w:t>
       </w:r>
       <w:r>
         <w:t xml:space="preserve"> </w:t>
@@ -7971,7 +7971,7 @@
         <w:t xml:space="preserve"> </w:t>
       </w:r>
       <w:r>
-        <w:t xml:space="preserve">(Wikipedia contributors 2026b)</w:t>
+        <w:t xml:space="preserve">[10]</w:t>
       </w:r>
       <w:r>
         <w:t xml:space="preserve"> </w:t>
@@ -8116,7 +8116,7 @@
         <w:pStyle w:val="FirstParagraph"/>
       </w:pPr>
       <w:r>
-        <w:t xml:space="preserve">(Goodfellow et al. 2016, 39)</w:t>
+        <w:t xml:space="preserve">[11, p. 39]</w:t>
       </w:r>
       <w:r>
         <w:t xml:space="preserve">.</w:t>
@@ -10129,7 +10129,7 @@
               <w:t xml:space="preserve"> </w:t>
             </w:r>
             <w:r>
-              <w:t xml:space="preserve">(Hutchinson, n.d.)</w:t>
+              <w:t xml:space="preserve">[12]</w:t>
             </w:r>
             <w:r>
               <w:t xml:space="preserve">.</w:t>
@@ -10178,7 +10178,7 @@
         </w:numPr>
       </w:pPr>
       <w:r>
-        <w:t xml:space="preserve">Wikipedia contributors (2026e)</w:t>
+        <w:t xml:space="preserve">Wikipedia contributors [1]</w:t>
       </w:r>
       <w:r>
         <w:t xml:space="preserve"> </w:t>
@@ -10195,7 +10195,7 @@
         </w:numPr>
       </w:pPr>
       <w:r>
-        <w:t xml:space="preserve">Wikipedia contributors (2026c)</w:t>
+        <w:t xml:space="preserve">Wikipedia contributors [8]</w:t>
       </w:r>
       <w:r>
         <w:t xml:space="preserve"> </w:t>
@@ -10212,7 +10212,7 @@
         </w:numPr>
       </w:pPr>
       <w:r>
-        <w:t xml:space="preserve">Wikipedia contributors (2026f)</w:t>
+        <w:t xml:space="preserve">Wikipedia contributors [2]</w:t>
       </w:r>
       <w:r>
         <w:t xml:space="preserve"> </w:t>
@@ -10229,7 +10229,7 @@
         </w:numPr>
       </w:pPr>
       <w:r>
-        <w:t xml:space="preserve">Wikipedia contributors (2026a)</w:t>
+        <w:t xml:space="preserve">Wikipedia contributors [5]</w:t>
       </w:r>
       <w:r>
         <w:t xml:space="preserve"> </w:t>
@@ -10246,7 +10246,7 @@
         </w:numPr>
       </w:pPr>
       <w:r>
-        <w:t xml:space="preserve">Wikipedia contributors (2026d)</w:t>
+        <w:t xml:space="preserve">Wikipedia contributors [7]</w:t>
       </w:r>
       <w:r>
         <w:t xml:space="preserve"> </w:t>
@@ -10263,7 +10263,7 @@
         </w:numPr>
       </w:pPr>
       <w:r>
-        <w:t xml:space="preserve">Wikipedia contributors (2026h)</w:t>
+        <w:t xml:space="preserve">Wikipedia contributors [9]</w:t>
       </w:r>
       <w:r>
         <w:t xml:space="preserve"> </w:t>
@@ -10280,7 +10280,7 @@
         </w:numPr>
       </w:pPr>
       <w:r>
-        <w:t xml:space="preserve">Wikipedia contributors (2026b)</w:t>
+        <w:t xml:space="preserve">Wikipedia contributors [10]</w:t>
       </w:r>
       <w:r>
         <w:t xml:space="preserve"> </w:t>
@@ -10297,7 +10297,7 @@
         </w:numPr>
       </w:pPr>
       <w:r>
-        <w:t xml:space="preserve">Wikipedia contributors (2026g)</w:t>
+        <w:t xml:space="preserve">Wikipedia contributors [6]</w:t>
       </w:r>
       <w:r>
         <w:t xml:space="preserve"> </w:t>
@@ -10307,26 +10307,49 @@
       </w:r>
     </w:p>
     <w:bookmarkStart w:id="110" w:name="refs"/>
-    <w:bookmarkStart w:id="87" w:name="ref-dobson4e"/>
+    <w:bookmarkStart w:id="87" w:name="ref-wikipedia_row_and_column_vectors"/>
     <w:p>
       <w:pPr>
         <w:pStyle w:val="Bibliography"/>
       </w:pPr>
       <w:r>
-        <w:t xml:space="preserve">Dobson, Annette J, and Adrian G Barnett. 2018.</w:t>
-      </w:r>
-      <w:r>
-        <w:t xml:space="preserve"> </w:t>
-      </w:r>
-      <w:r>
-        <w:rPr>
-          <w:i/>
-          <w:iCs/>
-        </w:rPr>
-        <w:t xml:space="preserve">An Introduction to Generalized Linear Models</w:t>
-      </w:r>
-      <w:r>
-        <w:t xml:space="preserve">. 4th ed. CRC press.</w:t>
+        <w:t xml:space="preserve">[1]</w:t>
+      </w:r>
+      <w:r>
+        <w:t xml:space="preserve"> </w:t>
+      </w:r>
+      <w:r>
+        <w:t xml:space="preserve">	</w:t>
+      </w:r>
+      <w:r>
+        <w:t xml:space="preserve">Wikipedia contributors,</w:t>
+      </w:r>
+      <w:r>
+        <w:t xml:space="preserve"> </w:t>
+      </w:r>
+      <w:r>
+        <w:t xml:space="preserve">“Row and column vectors —</w:t>
+      </w:r>
+      <w:r>
+        <w:t xml:space="preserve"> </w:t>
+      </w:r>
+      <w:r>
+        <w:t xml:space="preserve">Wikipedia</w:t>
+      </w:r>
+      <w:r>
+        <w:t xml:space="preserve">,</w:t>
+      </w:r>
+      <w:r>
+        <w:t xml:space="preserve"> </w:t>
+      </w:r>
+      <w:r>
+        <w:t xml:space="preserve">the free encyclopedia.”</w:t>
+      </w:r>
+      <w:r>
+        <w:t xml:space="preserve"> </w:t>
+      </w:r>
+      <w:r>
+        <w:t xml:space="preserve">2026. Available:</w:t>
       </w:r>
       <w:r>
         <w:t xml:space="preserve"> </w:t>
@@ -10336,34 +10359,54 @@
           <w:rPr>
             <w:rStyle w:val="Hyperlink"/>
           </w:rPr>
-          <w:t xml:space="preserve">https://doi.org/10.1201/9781315182780</w:t>
+          <w:t xml:space="preserve">https://en.wikipedia.org/wiki/Row_and_column_vectors</w:t>
         </w:r>
       </w:hyperlink>
-      <w:r>
-        <w:t xml:space="preserve">.</w:t>
-      </w:r>
     </w:p>
     <w:bookmarkEnd w:id="87"/>
-    <w:bookmarkStart w:id="89" w:name="ref-goodfellow2016deep"/>
+    <w:bookmarkStart w:id="89" w:name="ref-wikipedia_scalar_mathematics"/>
     <w:p>
       <w:pPr>
         <w:pStyle w:val="Bibliography"/>
       </w:pPr>
       <w:r>
-        <w:t xml:space="preserve">Goodfellow, Ian, Yoshua Bengio, and Aaron Courville. 2016.</w:t>
-      </w:r>
-      <w:r>
-        <w:t xml:space="preserve"> </w:t>
-      </w:r>
-      <w:r>
-        <w:rPr>
-          <w:i/>
-          <w:iCs/>
-        </w:rPr>
-        <w:t xml:space="preserve">Deep Learning</w:t>
-      </w:r>
-      <w:r>
-        <w:t xml:space="preserve">. MIT Press.</w:t>
+        <w:t xml:space="preserve">[2]</w:t>
+      </w:r>
+      <w:r>
+        <w:t xml:space="preserve"> </w:t>
+      </w:r>
+      <w:r>
+        <w:t xml:space="preserve">	</w:t>
+      </w:r>
+      <w:r>
+        <w:t xml:space="preserve">Wikipedia contributors,</w:t>
+      </w:r>
+      <w:r>
+        <w:t xml:space="preserve"> </w:t>
+      </w:r>
+      <w:r>
+        <w:t xml:space="preserve">“Scalar (mathematics) —</w:t>
+      </w:r>
+      <w:r>
+        <w:t xml:space="preserve"> </w:t>
+      </w:r>
+      <w:r>
+        <w:t xml:space="preserve">Wikipedia</w:t>
+      </w:r>
+      <w:r>
+        <w:t xml:space="preserve">,</w:t>
+      </w:r>
+      <w:r>
+        <w:t xml:space="preserve"> </w:t>
+      </w:r>
+      <w:r>
+        <w:t xml:space="preserve">the free encyclopedia.”</w:t>
+      </w:r>
+      <w:r>
+        <w:t xml:space="preserve"> </w:t>
+      </w:r>
+      <w:r>
+        <w:t xml:space="preserve">2026. Available:</w:t>
       </w:r>
       <w:r>
         <w:t xml:space="preserve"> </w:t>
@@ -10373,21 +10416,27 @@
           <w:rPr>
             <w:rStyle w:val="Hyperlink"/>
           </w:rPr>
-          <w:t xml:space="preserve">https://www.deeplearningbook.org/</w:t>
+          <w:t xml:space="preserve">https://en.wikipedia.org/wiki/Scalar_(mathematics)</w:t>
         </w:r>
       </w:hyperlink>
-      <w:r>
-        <w:t xml:space="preserve">.</w:t>
-      </w:r>
     </w:p>
     <w:bookmarkEnd w:id="89"/>
-    <w:bookmarkStart w:id="91" w:name="ref-hutchinson_wwu_ml_videos"/>
+    <w:bookmarkStart w:id="91" w:name="ref-dobson4e"/>
     <w:p>
       <w:pPr>
         <w:pStyle w:val="Bibliography"/>
       </w:pPr>
       <w:r>
-        <w:t xml:space="preserve">Hutchinson, Brian. n.d.</w:t>
+        <w:t xml:space="preserve">[3]</w:t>
+      </w:r>
+      <w:r>
+        <w:t xml:space="preserve"> </w:t>
+      </w:r>
+      <w:r>
+        <w:t xml:space="preserve">	</w:t>
+      </w:r>
+      <w:r>
+        <w:t xml:space="preserve">A. J. Dobson and A. G. Barnett,</w:t>
       </w:r>
       <w:r>
         <w:t xml:space="preserve"> </w:t>
@@ -10397,52 +10446,10 @@
           <w:i/>
           <w:iCs/>
         </w:rPr>
-        <w:t xml:space="preserve">DATA</w:t>
-      </w:r>
-      <w:r>
-        <w:rPr>
-          <w:i/>
-          <w:iCs/>
-        </w:rPr>
-        <w:t xml:space="preserve"> </w:t>
-      </w:r>
-      <w:r>
-        <w:rPr>
-          <w:i/>
-          <w:iCs/>
-        </w:rPr>
-        <w:t xml:space="preserve">471/571 (Machine Learning) and</w:t>
-      </w:r>
-      <w:r>
-        <w:rPr>
-          <w:i/>
-          <w:iCs/>
-        </w:rPr>
-        <w:t xml:space="preserve"> </w:t>
-      </w:r>
-      <w:r>
-        <w:rPr>
-          <w:i/>
-          <w:iCs/>
-        </w:rPr>
-        <w:t xml:space="preserve">CSCI</w:t>
-      </w:r>
-      <w:r>
-        <w:rPr>
-          <w:i/>
-          <w:iCs/>
-        </w:rPr>
-        <w:t xml:space="preserve"> </w:t>
-      </w:r>
-      <w:r>
-        <w:rPr>
-          <w:i/>
-          <w:iCs/>
-        </w:rPr>
-        <w:t xml:space="preserve">481/581 (Deep Learning) Video Lectures</w:t>
-      </w:r>
-      <w:r>
-        <w:t xml:space="preserve">. Western Washington University. Accessed September 28, 2026.</w:t>
+        <w:t xml:space="preserve">An introduction to generalized linear models</w:t>
+      </w:r>
+      <w:r>
+        <w:t xml:space="preserve">, 4th ed. CRC press, 2018. doi:</w:t>
       </w:r>
       <w:r>
         <w:t xml:space="preserve"> </w:t>
@@ -10452,7 +10459,7 @@
           <w:rPr>
             <w:rStyle w:val="Hyperlink"/>
           </w:rPr>
-          <w:t xml:space="preserve">https://facultyweb.cs.wwu.edu/~hutchib2/video_lectures/data371/</w:t>
+          <w:t xml:space="preserve">10.1201/9781315182780</w:t>
         </w:r>
       </w:hyperlink>
       <w:r>
@@ -10466,7 +10473,16 @@
         <w:pStyle w:val="Bibliography"/>
       </w:pPr>
       <w:r>
-        <w:t xml:space="preserve">Kaplan, Daniel. 2022.</w:t>
+        <w:t xml:space="preserve">[4]</w:t>
+      </w:r>
+      <w:r>
+        <w:t xml:space="preserve"> </w:t>
+      </w:r>
+      <w:r>
+        <w:t xml:space="preserve">	</w:t>
+      </w:r>
+      <w:r>
+        <w:t xml:space="preserve">D. Kaplan,</w:t>
       </w:r>
       <w:r>
         <w:t xml:space="preserve"> </w:t>
@@ -10476,10 +10492,10 @@
           <w:i/>
           <w:iCs/>
         </w:rPr>
-        <w:t xml:space="preserve">MOSAIC Calculus</w:t>
-      </w:r>
-      <w:r>
-        <w:t xml:space="preserve">. Www.mosaic-web.org.</w:t>
+        <w:t xml:space="preserve">MOSAIC calculus</w:t>
+      </w:r>
+      <w:r>
+        <w:t xml:space="preserve">. www.mosaic-web.org, 2022. Available:</w:t>
       </w:r>
       <w:r>
         <w:t xml:space="preserve"> </w:t>
@@ -10492,9 +10508,6 @@
           <w:t xml:space="preserve">www.mosaic-web.org</w:t>
         </w:r>
       </w:hyperlink>
-      <w:r>
-        <w:t xml:space="preserve">.</w:t>
-      </w:r>
     </w:p>
     <w:bookmarkEnd w:id="93"/>
     <w:bookmarkStart w:id="95" w:name="ref-wikipedia_arithmetic_mean"/>
@@ -10503,55 +10516,43 @@
         <w:pStyle w:val="Bibliography"/>
       </w:pPr>
       <w:r>
-        <w:t xml:space="preserve">Wikipedia contributors. 2026a.</w:t>
-      </w:r>
-      <w:r>
-        <w:t xml:space="preserve"> </w:t>
-      </w:r>
-      <w:r>
-        <w:rPr>
-          <w:i/>
-          <w:iCs/>
-        </w:rPr>
-        <w:t xml:space="preserve">Arithmetic Mean —</w:t>
-      </w:r>
-      <w:r>
-        <w:rPr>
-          <w:i/>
-          <w:iCs/>
-        </w:rPr>
-        <w:t xml:space="preserve"> </w:t>
-      </w:r>
-      <w:r>
-        <w:rPr>
-          <w:i/>
-          <w:iCs/>
-        </w:rPr>
+        <w:t xml:space="preserve">[5]</w:t>
+      </w:r>
+      <w:r>
+        <w:t xml:space="preserve"> </w:t>
+      </w:r>
+      <w:r>
+        <w:t xml:space="preserve">	</w:t>
+      </w:r>
+      <w:r>
+        <w:t xml:space="preserve">Wikipedia contributors,</w:t>
+      </w:r>
+      <w:r>
+        <w:t xml:space="preserve"> </w:t>
+      </w:r>
+      <w:r>
+        <w:t xml:space="preserve">“Arithmetic mean —</w:t>
+      </w:r>
+      <w:r>
+        <w:t xml:space="preserve"> </w:t>
+      </w:r>
+      <w:r>
         <w:t xml:space="preserve">Wikipedia</w:t>
       </w:r>
       <w:r>
-        <w:rPr>
-          <w:i/>
-          <w:iCs/>
-        </w:rPr>
         <w:t xml:space="preserve">,</w:t>
       </w:r>
       <w:r>
-        <w:rPr>
-          <w:i/>
-          <w:iCs/>
-        </w:rPr>
-        <w:t xml:space="preserve"> </w:t>
-      </w:r>
-      <w:r>
-        <w:rPr>
-          <w:i/>
-          <w:iCs/>
-        </w:rPr>
-        <w:t xml:space="preserve">the Free Encyclopedia</w:t>
-      </w:r>
-      <w:r>
-        <w:t xml:space="preserve">.</w:t>
+        <w:t xml:space="preserve"> </w:t>
+      </w:r>
+      <w:r>
+        <w:t xml:space="preserve">the free encyclopedia.”</w:t>
+      </w:r>
+      <w:r>
+        <w:t xml:space="preserve"> </w:t>
+      </w:r>
+      <w:r>
+        <w:t xml:space="preserve">2026. Available:</w:t>
       </w:r>
       <w:r>
         <w:t xml:space="preserve"> </w:t>
@@ -10564,71 +10565,284 @@
           <w:t xml:space="preserve">https://en.wikipedia.org/wiki/Arithmetic_mean</w:t>
         </w:r>
       </w:hyperlink>
-      <w:r>
-        <w:t xml:space="preserve">.</w:t>
-      </w:r>
     </w:p>
     <w:bookmarkEnd w:id="95"/>
-    <w:bookmarkStart w:id="97" w:name="ref-wikipedia_euclidean_distance"/>
+    <w:bookmarkStart w:id="97" w:name="ref-wikipedia_standard_basis"/>
     <w:p>
       <w:pPr>
         <w:pStyle w:val="Bibliography"/>
       </w:pPr>
       <w:r>
-        <w:t xml:space="preserve">Wikipedia contributors. 2026b.</w:t>
-      </w:r>
-      <w:r>
-        <w:t xml:space="preserve"> </w:t>
-      </w:r>
-      <w:r>
-        <w:rPr>
-          <w:i/>
-          <w:iCs/>
-        </w:rPr>
-        <w:t xml:space="preserve">Euclidean Distance —</w:t>
-      </w:r>
-      <w:r>
-        <w:rPr>
-          <w:i/>
-          <w:iCs/>
-        </w:rPr>
-        <w:t xml:space="preserve"> </w:t>
-      </w:r>
-      <w:r>
-        <w:rPr>
-          <w:i/>
-          <w:iCs/>
-        </w:rPr>
+        <w:t xml:space="preserve">[6]</w:t>
+      </w:r>
+      <w:r>
+        <w:t xml:space="preserve"> </w:t>
+      </w:r>
+      <w:r>
+        <w:t xml:space="preserve">	</w:t>
+      </w:r>
+      <w:r>
+        <w:t xml:space="preserve">Wikipedia contributors,</w:t>
+      </w:r>
+      <w:r>
+        <w:t xml:space="preserve"> </w:t>
+      </w:r>
+      <w:r>
+        <w:t xml:space="preserve">“Standard basis —</w:t>
+      </w:r>
+      <w:r>
+        <w:t xml:space="preserve"> </w:t>
+      </w:r>
+      <w:r>
         <w:t xml:space="preserve">Wikipedia</w:t>
       </w:r>
       <w:r>
-        <w:rPr>
-          <w:i/>
-          <w:iCs/>
-        </w:rPr>
         <w:t xml:space="preserve">,</w:t>
       </w:r>
       <w:r>
-        <w:rPr>
-          <w:i/>
-          <w:iCs/>
-        </w:rPr>
-        <w:t xml:space="preserve"> </w:t>
-      </w:r>
-      <w:r>
-        <w:rPr>
-          <w:i/>
-          <w:iCs/>
-        </w:rPr>
-        <w:t xml:space="preserve">the Free Encyclopedia</w:t>
-      </w:r>
-      <w:r>
-        <w:t xml:space="preserve">.</w:t>
+        <w:t xml:space="preserve"> </w:t>
+      </w:r>
+      <w:r>
+        <w:t xml:space="preserve">the free encyclopedia.”</w:t>
+      </w:r>
+      <w:r>
+        <w:t xml:space="preserve"> </w:t>
+      </w:r>
+      <w:r>
+        <w:t xml:space="preserve">2026. Available:</w:t>
       </w:r>
       <w:r>
         <w:t xml:space="preserve"> </w:t>
       </w:r>
       <w:hyperlink r:id="rId96">
+        <w:r>
+          <w:rPr>
+            <w:rStyle w:val="Hyperlink"/>
+          </w:rPr>
+          <w:t xml:space="preserve">https://en.wikipedia.org/wiki/Standard_basis</w:t>
+        </w:r>
+      </w:hyperlink>
+    </w:p>
+    <w:bookmarkEnd w:id="97"/>
+    <w:bookmarkStart w:id="99" w:name="ref-wikipedia_orthogonality"/>
+    <w:p>
+      <w:pPr>
+        <w:pStyle w:val="Bibliography"/>
+      </w:pPr>
+      <w:r>
+        <w:t xml:space="preserve">[7]</w:t>
+      </w:r>
+      <w:r>
+        <w:t xml:space="preserve"> </w:t>
+      </w:r>
+      <w:r>
+        <w:t xml:space="preserve">	</w:t>
+      </w:r>
+      <w:r>
+        <w:t xml:space="preserve">Wikipedia contributors,</w:t>
+      </w:r>
+      <w:r>
+        <w:t xml:space="preserve"> </w:t>
+      </w:r>
+      <w:r>
+        <w:t xml:space="preserve">“Orthogonality —</w:t>
+      </w:r>
+      <w:r>
+        <w:t xml:space="preserve"> </w:t>
+      </w:r>
+      <w:r>
+        <w:t xml:space="preserve">Wikipedia</w:t>
+      </w:r>
+      <w:r>
+        <w:t xml:space="preserve">,</w:t>
+      </w:r>
+      <w:r>
+        <w:t xml:space="preserve"> </w:t>
+      </w:r>
+      <w:r>
+        <w:t xml:space="preserve">the free encyclopedia.”</w:t>
+      </w:r>
+      <w:r>
+        <w:t xml:space="preserve"> </w:t>
+      </w:r>
+      <w:r>
+        <w:t xml:space="preserve">2026. Available:</w:t>
+      </w:r>
+      <w:r>
+        <w:t xml:space="preserve"> </w:t>
+      </w:r>
+      <w:hyperlink r:id="rId98">
+        <w:r>
+          <w:rPr>
+            <w:rStyle w:val="Hyperlink"/>
+          </w:rPr>
+          <w:t xml:space="preserve">https://en.wikipedia.org/wiki/Orthogonality</w:t>
+        </w:r>
+      </w:hyperlink>
+    </w:p>
+    <w:bookmarkEnd w:id="99"/>
+    <w:bookmarkStart w:id="101" w:name="ref-wikipedia_euclidean_vector"/>
+    <w:p>
+      <w:pPr>
+        <w:pStyle w:val="Bibliography"/>
+      </w:pPr>
+      <w:r>
+        <w:t xml:space="preserve">[8]</w:t>
+      </w:r>
+      <w:r>
+        <w:t xml:space="preserve"> </w:t>
+      </w:r>
+      <w:r>
+        <w:t xml:space="preserve">	</w:t>
+      </w:r>
+      <w:r>
+        <w:t xml:space="preserve">Wikipedia contributors,</w:t>
+      </w:r>
+      <w:r>
+        <w:t xml:space="preserve"> </w:t>
+      </w:r>
+      <w:r>
+        <w:t xml:space="preserve">“Euclidean vector —</w:t>
+      </w:r>
+      <w:r>
+        <w:t xml:space="preserve"> </w:t>
+      </w:r>
+      <w:r>
+        <w:t xml:space="preserve">Wikipedia</w:t>
+      </w:r>
+      <w:r>
+        <w:t xml:space="preserve">,</w:t>
+      </w:r>
+      <w:r>
+        <w:t xml:space="preserve"> </w:t>
+      </w:r>
+      <w:r>
+        <w:t xml:space="preserve">the free encyclopedia.”</w:t>
+      </w:r>
+      <w:r>
+        <w:t xml:space="preserve"> </w:t>
+      </w:r>
+      <w:r>
+        <w:t xml:space="preserve">2026. Available:</w:t>
+      </w:r>
+      <w:r>
+        <w:t xml:space="preserve"> </w:t>
+      </w:r>
+      <w:hyperlink r:id="rId100">
+        <w:r>
+          <w:rPr>
+            <w:rStyle w:val="Hyperlink"/>
+          </w:rPr>
+          <w:t xml:space="preserve">https://en.wikipedia.org/wiki/Euclidean_vector</w:t>
+        </w:r>
+      </w:hyperlink>
+    </w:p>
+    <w:bookmarkEnd w:id="101"/>
+    <w:bookmarkStart w:id="103" w:name="ref-wikipedia_unit_vector"/>
+    <w:p>
+      <w:pPr>
+        <w:pStyle w:val="Bibliography"/>
+      </w:pPr>
+      <w:r>
+        <w:t xml:space="preserve">[9]</w:t>
+      </w:r>
+      <w:r>
+        <w:t xml:space="preserve"> </w:t>
+      </w:r>
+      <w:r>
+        <w:t xml:space="preserve">	</w:t>
+      </w:r>
+      <w:r>
+        <w:t xml:space="preserve">Wikipedia contributors,</w:t>
+      </w:r>
+      <w:r>
+        <w:t xml:space="preserve"> </w:t>
+      </w:r>
+      <w:r>
+        <w:t xml:space="preserve">“Unit vector —</w:t>
+      </w:r>
+      <w:r>
+        <w:t xml:space="preserve"> </w:t>
+      </w:r>
+      <w:r>
+        <w:t xml:space="preserve">Wikipedia</w:t>
+      </w:r>
+      <w:r>
+        <w:t xml:space="preserve">,</w:t>
+      </w:r>
+      <w:r>
+        <w:t xml:space="preserve"> </w:t>
+      </w:r>
+      <w:r>
+        <w:t xml:space="preserve">the free encyclopedia.”</w:t>
+      </w:r>
+      <w:r>
+        <w:t xml:space="preserve"> </w:t>
+      </w:r>
+      <w:r>
+        <w:t xml:space="preserve">2026. Available:</w:t>
+      </w:r>
+      <w:r>
+        <w:t xml:space="preserve"> </w:t>
+      </w:r>
+      <w:hyperlink r:id="rId102">
+        <w:r>
+          <w:rPr>
+            <w:rStyle w:val="Hyperlink"/>
+          </w:rPr>
+          <w:t xml:space="preserve">https://en.wikipedia.org/wiki/Unit_vector</w:t>
+        </w:r>
+      </w:hyperlink>
+    </w:p>
+    <w:bookmarkEnd w:id="103"/>
+    <w:bookmarkStart w:id="105" w:name="ref-wikipedia_euclidean_distance"/>
+    <w:p>
+      <w:pPr>
+        <w:pStyle w:val="Bibliography"/>
+      </w:pPr>
+      <w:r>
+        <w:t xml:space="preserve">[10]</w:t>
+      </w:r>
+      <w:r>
+        <w:t xml:space="preserve"> </w:t>
+      </w:r>
+      <w:r>
+        <w:t xml:space="preserve">	</w:t>
+      </w:r>
+      <w:r>
+        <w:t xml:space="preserve">Wikipedia contributors,</w:t>
+      </w:r>
+      <w:r>
+        <w:t xml:space="preserve"> </w:t>
+      </w:r>
+      <w:r>
+        <w:t xml:space="preserve">“Euclidean distance —</w:t>
+      </w:r>
+      <w:r>
+        <w:t xml:space="preserve"> </w:t>
+      </w:r>
+      <w:r>
+        <w:t xml:space="preserve">Wikipedia</w:t>
+      </w:r>
+      <w:r>
+        <w:t xml:space="preserve">,</w:t>
+      </w:r>
+      <w:r>
+        <w:t xml:space="preserve"> </w:t>
+      </w:r>
+      <w:r>
+        <w:t xml:space="preserve">the free encyclopedia.”</w:t>
+      </w:r>
+      <w:r>
+        <w:t xml:space="preserve"> </w:t>
+      </w:r>
+      <w:r>
+        <w:t xml:space="preserve">2026. Available:</w:t>
+      </w:r>
+      <w:r>
+        <w:t xml:space="preserve"> </w:t>
+      </w:r>
+      <w:hyperlink r:id="rId104">
         <w:r>
           <w:rPr>
             <w:rStyle w:val="Hyperlink"/>
@@ -10636,18 +10850,24 @@
           <w:t xml:space="preserve">https://en.wikipedia.org/wiki/Euclidean_distance</w:t>
         </w:r>
       </w:hyperlink>
-      <w:r>
-        <w:t xml:space="preserve">.</w:t>
-      </w:r>
-    </w:p>
-    <w:bookmarkEnd w:id="97"/>
-    <w:bookmarkStart w:id="99" w:name="ref-wikipedia_euclidean_vector"/>
+    </w:p>
+    <w:bookmarkEnd w:id="105"/>
+    <w:bookmarkStart w:id="107" w:name="ref-goodfellow2016deep"/>
     <w:p>
       <w:pPr>
         <w:pStyle w:val="Bibliography"/>
       </w:pPr>
       <w:r>
-        <w:t xml:space="preserve">Wikipedia contributors. 2026c.</w:t>
+        <w:t xml:space="preserve">[11]</w:t>
+      </w:r>
+      <w:r>
+        <w:t xml:space="preserve"> </w:t>
+      </w:r>
+      <w:r>
+        <w:t xml:space="preserve">	</w:t>
+      </w:r>
+      <w:r>
+        <w:t xml:space="preserve">I. Goodfellow, Y. Bengio, and A. Courville,</w:t>
       </w:r>
       <w:r>
         <w:t xml:space="preserve"> </w:t>
@@ -10657,333 +10877,10 @@
           <w:i/>
           <w:iCs/>
         </w:rPr>
-        <w:t xml:space="preserve">Euclidean Vector —</w:t>
-      </w:r>
-      <w:r>
-        <w:rPr>
-          <w:i/>
-          <w:iCs/>
-        </w:rPr>
-        <w:t xml:space="preserve"> </w:t>
-      </w:r>
-      <w:r>
-        <w:rPr>
-          <w:i/>
-          <w:iCs/>
-        </w:rPr>
-        <w:t xml:space="preserve">Wikipedia</w:t>
-      </w:r>
-      <w:r>
-        <w:rPr>
-          <w:i/>
-          <w:iCs/>
-        </w:rPr>
-        <w:t xml:space="preserve">,</w:t>
-      </w:r>
-      <w:r>
-        <w:rPr>
-          <w:i/>
-          <w:iCs/>
-        </w:rPr>
-        <w:t xml:space="preserve"> </w:t>
-      </w:r>
-      <w:r>
-        <w:rPr>
-          <w:i/>
-          <w:iCs/>
-        </w:rPr>
-        <w:t xml:space="preserve">the Free Encyclopedia</w:t>
-      </w:r>
-      <w:r>
-        <w:t xml:space="preserve">.</w:t>
-      </w:r>
-      <w:r>
-        <w:t xml:space="preserve"> </w:t>
-      </w:r>
-      <w:hyperlink r:id="rId98">
-        <w:r>
-          <w:rPr>
-            <w:rStyle w:val="Hyperlink"/>
-          </w:rPr>
-          <w:t xml:space="preserve">https://en.wikipedia.org/wiki/Euclidean_vector</w:t>
-        </w:r>
-      </w:hyperlink>
-      <w:r>
-        <w:t xml:space="preserve">.</w:t>
-      </w:r>
-    </w:p>
-    <w:bookmarkEnd w:id="99"/>
-    <w:bookmarkStart w:id="101" w:name="ref-wikipedia_orthogonality"/>
-    <w:p>
-      <w:pPr>
-        <w:pStyle w:val="Bibliography"/>
-      </w:pPr>
-      <w:r>
-        <w:t xml:space="preserve">Wikipedia contributors. 2026d.</w:t>
-      </w:r>
-      <w:r>
-        <w:t xml:space="preserve"> </w:t>
-      </w:r>
-      <w:r>
-        <w:rPr>
-          <w:i/>
-          <w:iCs/>
-        </w:rPr>
-        <w:t xml:space="preserve">Orthogonality —</w:t>
-      </w:r>
-      <w:r>
-        <w:rPr>
-          <w:i/>
-          <w:iCs/>
-        </w:rPr>
-        <w:t xml:space="preserve"> </w:t>
-      </w:r>
-      <w:r>
-        <w:rPr>
-          <w:i/>
-          <w:iCs/>
-        </w:rPr>
-        <w:t xml:space="preserve">Wikipedia</w:t>
-      </w:r>
-      <w:r>
-        <w:rPr>
-          <w:i/>
-          <w:iCs/>
-        </w:rPr>
-        <w:t xml:space="preserve">,</w:t>
-      </w:r>
-      <w:r>
-        <w:rPr>
-          <w:i/>
-          <w:iCs/>
-        </w:rPr>
-        <w:t xml:space="preserve"> </w:t>
-      </w:r>
-      <w:r>
-        <w:rPr>
-          <w:i/>
-          <w:iCs/>
-        </w:rPr>
-        <w:t xml:space="preserve">the Free Encyclopedia</w:t>
-      </w:r>
-      <w:r>
-        <w:t xml:space="preserve">.</w:t>
-      </w:r>
-      <w:r>
-        <w:t xml:space="preserve"> </w:t>
-      </w:r>
-      <w:hyperlink r:id="rId100">
-        <w:r>
-          <w:rPr>
-            <w:rStyle w:val="Hyperlink"/>
-          </w:rPr>
-          <w:t xml:space="preserve">https://en.wikipedia.org/wiki/Orthogonality</w:t>
-        </w:r>
-      </w:hyperlink>
-      <w:r>
-        <w:t xml:space="preserve">.</w:t>
-      </w:r>
-    </w:p>
-    <w:bookmarkEnd w:id="101"/>
-    <w:bookmarkStart w:id="103" w:name="ref-wikipedia_row_and_column_vectors"/>
-    <w:p>
-      <w:pPr>
-        <w:pStyle w:val="Bibliography"/>
-      </w:pPr>
-      <w:r>
-        <w:t xml:space="preserve">Wikipedia contributors. 2026e.</w:t>
-      </w:r>
-      <w:r>
-        <w:t xml:space="preserve"> </w:t>
-      </w:r>
-      <w:r>
-        <w:rPr>
-          <w:i/>
-          <w:iCs/>
-        </w:rPr>
-        <w:t xml:space="preserve">Row and Column Vectors —</w:t>
-      </w:r>
-      <w:r>
-        <w:rPr>
-          <w:i/>
-          <w:iCs/>
-        </w:rPr>
-        <w:t xml:space="preserve"> </w:t>
-      </w:r>
-      <w:r>
-        <w:rPr>
-          <w:i/>
-          <w:iCs/>
-        </w:rPr>
-        <w:t xml:space="preserve">Wikipedia</w:t>
-      </w:r>
-      <w:r>
-        <w:rPr>
-          <w:i/>
-          <w:iCs/>
-        </w:rPr>
-        <w:t xml:space="preserve">,</w:t>
-      </w:r>
-      <w:r>
-        <w:rPr>
-          <w:i/>
-          <w:iCs/>
-        </w:rPr>
-        <w:t xml:space="preserve"> </w:t>
-      </w:r>
-      <w:r>
-        <w:rPr>
-          <w:i/>
-          <w:iCs/>
-        </w:rPr>
-        <w:t xml:space="preserve">the Free Encyclopedia</w:t>
-      </w:r>
-      <w:r>
-        <w:t xml:space="preserve">.</w:t>
-      </w:r>
-      <w:r>
-        <w:t xml:space="preserve"> </w:t>
-      </w:r>
-      <w:hyperlink r:id="rId102">
-        <w:r>
-          <w:rPr>
-            <w:rStyle w:val="Hyperlink"/>
-          </w:rPr>
-          <w:t xml:space="preserve">https://en.wikipedia.org/wiki/Row_and_column_vectors</w:t>
-        </w:r>
-      </w:hyperlink>
-      <w:r>
-        <w:t xml:space="preserve">.</w:t>
-      </w:r>
-    </w:p>
-    <w:bookmarkEnd w:id="103"/>
-    <w:bookmarkStart w:id="105" w:name="ref-wikipedia_scalar_mathematics"/>
-    <w:p>
-      <w:pPr>
-        <w:pStyle w:val="Bibliography"/>
-      </w:pPr>
-      <w:r>
-        <w:t xml:space="preserve">Wikipedia contributors. 2026f.</w:t>
-      </w:r>
-      <w:r>
-        <w:t xml:space="preserve"> </w:t>
-      </w:r>
-      <w:r>
-        <w:rPr>
-          <w:i/>
-          <w:iCs/>
-        </w:rPr>
-        <w:t xml:space="preserve">Scalar (Mathematics) —</w:t>
-      </w:r>
-      <w:r>
-        <w:rPr>
-          <w:i/>
-          <w:iCs/>
-        </w:rPr>
-        <w:t xml:space="preserve"> </w:t>
-      </w:r>
-      <w:r>
-        <w:rPr>
-          <w:i/>
-          <w:iCs/>
-        </w:rPr>
-        <w:t xml:space="preserve">Wikipedia</w:t>
-      </w:r>
-      <w:r>
-        <w:rPr>
-          <w:i/>
-          <w:iCs/>
-        </w:rPr>
-        <w:t xml:space="preserve">,</w:t>
-      </w:r>
-      <w:r>
-        <w:rPr>
-          <w:i/>
-          <w:iCs/>
-        </w:rPr>
-        <w:t xml:space="preserve"> </w:t>
-      </w:r>
-      <w:r>
-        <w:rPr>
-          <w:i/>
-          <w:iCs/>
-        </w:rPr>
-        <w:t xml:space="preserve">the Free Encyclopedia</w:t>
-      </w:r>
-      <w:r>
-        <w:t xml:space="preserve">.</w:t>
-      </w:r>
-      <w:r>
-        <w:t xml:space="preserve"> </w:t>
-      </w:r>
-      <w:hyperlink r:id="rId104">
-        <w:r>
-          <w:rPr>
-            <w:rStyle w:val="Hyperlink"/>
-          </w:rPr>
-          <w:t xml:space="preserve">https://en.wikipedia.org/wiki/Scalar_(mathematics)</w:t>
-        </w:r>
-      </w:hyperlink>
-      <w:r>
-        <w:t xml:space="preserve">.</w:t>
-      </w:r>
-    </w:p>
-    <w:bookmarkEnd w:id="105"/>
-    <w:bookmarkStart w:id="107" w:name="ref-wikipedia_standard_basis"/>
-    <w:p>
-      <w:pPr>
-        <w:pStyle w:val="Bibliography"/>
-      </w:pPr>
-      <w:r>
-        <w:t xml:space="preserve">Wikipedia contributors. 2026g.</w:t>
-      </w:r>
-      <w:r>
-        <w:t xml:space="preserve"> </w:t>
-      </w:r>
-      <w:r>
-        <w:rPr>
-          <w:i/>
-          <w:iCs/>
-        </w:rPr>
-        <w:t xml:space="preserve">Standard Basis —</w:t>
-      </w:r>
-      <w:r>
-        <w:rPr>
-          <w:i/>
-          <w:iCs/>
-        </w:rPr>
-        <w:t xml:space="preserve"> </w:t>
-      </w:r>
-      <w:r>
-        <w:rPr>
-          <w:i/>
-          <w:iCs/>
-        </w:rPr>
-        <w:t xml:space="preserve">Wikipedia</w:t>
-      </w:r>
-      <w:r>
-        <w:rPr>
-          <w:i/>
-          <w:iCs/>
-        </w:rPr>
-        <w:t xml:space="preserve">,</w:t>
-      </w:r>
-      <w:r>
-        <w:rPr>
-          <w:i/>
-          <w:iCs/>
-        </w:rPr>
-        <w:t xml:space="preserve"> </w:t>
-      </w:r>
-      <w:r>
-        <w:rPr>
-          <w:i/>
-          <w:iCs/>
-        </w:rPr>
-        <w:t xml:space="preserve">the Free Encyclopedia</w:t>
-      </w:r>
-      <w:r>
-        <w:t xml:space="preserve">.</w:t>
+        <w:t xml:space="preserve">Deep learning</w:t>
+      </w:r>
+      <w:r>
+        <w:t xml:space="preserve">. MIT Press, 2016. Available:</w:t>
       </w:r>
       <w:r>
         <w:t xml:space="preserve"> </w:t>
@@ -10993,69 +10890,60 @@
           <w:rPr>
             <w:rStyle w:val="Hyperlink"/>
           </w:rPr>
-          <w:t xml:space="preserve">https://en.wikipedia.org/wiki/Standard_basis</w:t>
+          <w:t xml:space="preserve">https://www.deeplearningbook.org/</w:t>
         </w:r>
       </w:hyperlink>
-      <w:r>
-        <w:t xml:space="preserve">.</w:t>
-      </w:r>
     </w:p>
     <w:bookmarkEnd w:id="107"/>
-    <w:bookmarkStart w:id="109" w:name="ref-wikipedia_unit_vector"/>
+    <w:bookmarkStart w:id="109" w:name="ref-hutchinson_wwu_ml_videos"/>
     <w:p>
       <w:pPr>
         <w:pStyle w:val="Bibliography"/>
       </w:pPr>
       <w:r>
-        <w:t xml:space="preserve">Wikipedia contributors. 2026h.</w:t>
-      </w:r>
-      <w:r>
-        <w:t xml:space="preserve"> </w:t>
-      </w:r>
-      <w:r>
-        <w:rPr>
-          <w:i/>
-          <w:iCs/>
-        </w:rPr>
-        <w:t xml:space="preserve">Unit Vector —</w:t>
-      </w:r>
-      <w:r>
-        <w:rPr>
-          <w:i/>
-          <w:iCs/>
-        </w:rPr>
-        <w:t xml:space="preserve"> </w:t>
-      </w:r>
-      <w:r>
-        <w:rPr>
-          <w:i/>
-          <w:iCs/>
-        </w:rPr>
-        <w:t xml:space="preserve">Wikipedia</w:t>
-      </w:r>
-      <w:r>
-        <w:rPr>
-          <w:i/>
-          <w:iCs/>
-        </w:rPr>
-        <w:t xml:space="preserve">,</w:t>
-      </w:r>
-      <w:r>
-        <w:rPr>
-          <w:i/>
-          <w:iCs/>
-        </w:rPr>
-        <w:t xml:space="preserve"> </w:t>
-      </w:r>
-      <w:r>
-        <w:rPr>
-          <w:i/>
-          <w:iCs/>
-        </w:rPr>
-        <w:t xml:space="preserve">the Free Encyclopedia</w:t>
-      </w:r>
-      <w:r>
-        <w:t xml:space="preserve">.</w:t>
+        <w:t xml:space="preserve">[12]</w:t>
+      </w:r>
+      <w:r>
+        <w:t xml:space="preserve"> </w:t>
+      </w:r>
+      <w:r>
+        <w:t xml:space="preserve">	</w:t>
+      </w:r>
+      <w:r>
+        <w:t xml:space="preserve">B. Hutchinson,</w:t>
+      </w:r>
+      <w:r>
+        <w:t xml:space="preserve"> </w:t>
+      </w:r>
+      <w:r>
+        <w:t xml:space="preserve">“</w:t>
+      </w:r>
+      <w:r>
+        <w:t xml:space="preserve">DATA</w:t>
+      </w:r>
+      <w:r>
+        <w:t xml:space="preserve"> </w:t>
+      </w:r>
+      <w:r>
+        <w:t xml:space="preserve">471/571 (machine learning) and</w:t>
+      </w:r>
+      <w:r>
+        <w:t xml:space="preserve"> </w:t>
+      </w:r>
+      <w:r>
+        <w:t xml:space="preserve">CSCI</w:t>
+      </w:r>
+      <w:r>
+        <w:t xml:space="preserve"> </w:t>
+      </w:r>
+      <w:r>
+        <w:t xml:space="preserve">481/581 (deep learning) video lectures.”</w:t>
+      </w:r>
+      <w:r>
+        <w:t xml:space="preserve"> </w:t>
+      </w:r>
+      <w:r>
+        <w:t xml:space="preserve">Western Washington University. Accessed: Sep. 28, 2026. [Online]. Available:</w:t>
       </w:r>
       <w:r>
         <w:t xml:space="preserve"> </w:t>
@@ -11065,12 +10953,9 @@
           <w:rPr>
             <w:rStyle w:val="Hyperlink"/>
           </w:rPr>
-          <w:t xml:space="preserve">https://en.wikipedia.org/wiki/Unit_vector</w:t>
+          <w:t xml:space="preserve">https://facultyweb.cs.wwu.edu/~hutchib2/video_lectures/data371/</w:t>
         </w:r>
       </w:hyperlink>
-      <w:r>
-        <w:t xml:space="preserve">.</w:t>
-      </w:r>
     </w:p>
     <w:bookmarkEnd w:id="109"/>
     <w:bookmarkEnd w:id="110"/>

--- a/linear-algebra-vectors.docx
+++ b/linear-algebra-vectors.docx
@@ -15,10 +15,10 @@
         <w:pStyle w:val="Date"/>
       </w:pPr>
       <w:r>
-        <w:t xml:space="preserve">Last modified: 2026-10-18 11:27:44 (PDT)</w:t>
-      </w:r>
-    </w:p>
-    <w:bookmarkStart w:id="85" w:name="vectors"/>
+        <w:t xml:space="preserve">Last modified: 2026-10-18 13:21:32 (PDT)</w:t>
+      </w:r>
+    </w:p>
+    <w:bookmarkStart w:id="110" w:name="vectors"/>
     <w:p>
       <w:pPr>
         <w:pStyle w:val="Heading2"/>
@@ -6228,7 +6228,7 @@
     </w:p>
     <w:bookmarkEnd w:id="56"/>
     <w:bookmarkEnd w:id="57"/>
-    <w:bookmarkStart w:id="84" w:name="orthogonality"/>
+    <w:bookmarkStart w:id="109" w:name="orthogonality"/>
     <w:p>
       <w:pPr>
         <w:pStyle w:val="Heading3"/>
@@ -10159,155 +10159,8 @@
         </w:tc>
       </w:tr>
     </w:tbl>
-    <w:bookmarkEnd w:id="84"/>
-    <w:bookmarkEnd w:id="85"/>
-    <w:bookmarkStart w:id="111" w:name="further-reading"/>
-    <w:p>
-      <w:pPr>
-        <w:pStyle w:val="Heading2"/>
-      </w:pPr>
-      <w:r>
-        <w:t xml:space="preserve">Further reading</w:t>
-      </w:r>
-    </w:p>
-    <w:p>
-      <w:pPr>
-        <w:numPr>
-          <w:ilvl w:val="0"/>
-          <w:numId w:val="1007"/>
-        </w:numPr>
-      </w:pPr>
-      <w:r>
-        <w:t xml:space="preserve">Wikipedia contributors [1]</w:t>
-      </w:r>
-      <w:r>
-        <w:t xml:space="preserve"> </w:t>
-      </w:r>
-      <w:r>
-        <w:t xml:space="preserve">— row and column vectors</w:t>
-      </w:r>
-    </w:p>
-    <w:p>
-      <w:pPr>
-        <w:numPr>
-          <w:ilvl w:val="0"/>
-          <w:numId w:val="1007"/>
-        </w:numPr>
-      </w:pPr>
-      <w:r>
-        <w:t xml:space="preserve">Wikipedia contributors [8]</w:t>
-      </w:r>
-      <w:r>
-        <w:t xml:space="preserve"> </w:t>
-      </w:r>
-      <w:r>
-        <w:t xml:space="preserve">— vectors in Euclidean space, with their length and direction</w:t>
-      </w:r>
-    </w:p>
-    <w:p>
-      <w:pPr>
-        <w:numPr>
-          <w:ilvl w:val="0"/>
-          <w:numId w:val="1007"/>
-        </w:numPr>
-      </w:pPr>
-      <w:r>
-        <w:t xml:space="preserve">Wikipedia contributors [2]</w:t>
-      </w:r>
-      <w:r>
-        <w:t xml:space="preserve"> </w:t>
-      </w:r>
-      <w:r>
-        <w:t xml:space="preserve">— scalars</w:t>
-      </w:r>
-    </w:p>
-    <w:p>
-      <w:pPr>
-        <w:numPr>
-          <w:ilvl w:val="0"/>
-          <w:numId w:val="1007"/>
-        </w:numPr>
-      </w:pPr>
-      <w:r>
-        <w:t xml:space="preserve">Wikipedia contributors [5]</w:t>
-      </w:r>
-      <w:r>
-        <w:t xml:space="preserve"> </w:t>
-      </w:r>
-      <w:r>
-        <w:t xml:space="preserve">— the arithmetic mean and other averages</w:t>
-      </w:r>
-    </w:p>
-    <w:p>
-      <w:pPr>
-        <w:numPr>
-          <w:ilvl w:val="0"/>
-          <w:numId w:val="1007"/>
-        </w:numPr>
-      </w:pPr>
-      <w:r>
-        <w:t xml:space="preserve">Wikipedia contributors [7]</w:t>
-      </w:r>
-      <w:r>
-        <w:t xml:space="preserve"> </w:t>
-      </w:r>
-      <w:r>
-        <w:t xml:space="preserve">— orthogonality in mathematics</w:t>
-      </w:r>
-    </w:p>
-    <w:p>
-      <w:pPr>
-        <w:numPr>
-          <w:ilvl w:val="0"/>
-          <w:numId w:val="1007"/>
-        </w:numPr>
-      </w:pPr>
-      <w:r>
-        <w:t xml:space="preserve">Wikipedia contributors [9]</w:t>
-      </w:r>
-      <w:r>
-        <w:t xml:space="preserve"> </w:t>
-      </w:r>
-      <w:r>
-        <w:t xml:space="preserve">— unit vectors</w:t>
-      </w:r>
-    </w:p>
-    <w:p>
-      <w:pPr>
-        <w:numPr>
-          <w:ilvl w:val="0"/>
-          <w:numId w:val="1007"/>
-        </w:numPr>
-      </w:pPr>
-      <w:r>
-        <w:t xml:space="preserve">Wikipedia contributors [10]</w:t>
-      </w:r>
-      <w:r>
-        <w:t xml:space="preserve"> </w:t>
-      </w:r>
-      <w:r>
-        <w:t xml:space="preserve">— Euclidean distance</w:t>
-      </w:r>
-    </w:p>
-    <w:p>
-      <w:pPr>
-        <w:numPr>
-          <w:ilvl w:val="0"/>
-          <w:numId w:val="1007"/>
-        </w:numPr>
-      </w:pPr>
-      <w:r>
-        <w:t xml:space="preserve">Wikipedia contributors [6]</w:t>
-      </w:r>
-      <w:r>
-        <w:t xml:space="preserve"> </w:t>
-      </w:r>
-      <w:r>
-        <w:t xml:space="preserve">— the standard basis</w:t>
-      </w:r>
-    </w:p>
-    <w:bookmarkStart w:id="110" w:name="refs"/>
-    <w:bookmarkStart w:id="87" w:name="ref-wikipedia_row_and_column_vectors"/>
+    <w:bookmarkStart w:id="108" w:name="refs"/>
+    <w:bookmarkStart w:id="85" w:name="ref-wikipedia_row_and_column_vectors"/>
     <w:p>
       <w:pPr>
         <w:pStyle w:val="Bibliography"/>
@@ -10354,7 +10207,7 @@
       <w:r>
         <w:t xml:space="preserve"> </w:t>
       </w:r>
-      <w:hyperlink r:id="rId86">
+      <w:hyperlink r:id="rId84">
         <w:r>
           <w:rPr>
             <w:rStyle w:val="Hyperlink"/>
@@ -10363,8 +10216,8 @@
         </w:r>
       </w:hyperlink>
     </w:p>
-    <w:bookmarkEnd w:id="87"/>
-    <w:bookmarkStart w:id="89" w:name="ref-wikipedia_scalar_mathematics"/>
+    <w:bookmarkEnd w:id="85"/>
+    <w:bookmarkStart w:id="87" w:name="ref-wikipedia_scalar_mathematics"/>
     <w:p>
       <w:pPr>
         <w:pStyle w:val="Bibliography"/>
@@ -10411,7 +10264,7 @@
       <w:r>
         <w:t xml:space="preserve"> </w:t>
       </w:r>
-      <w:hyperlink r:id="rId88">
+      <w:hyperlink r:id="rId86">
         <w:r>
           <w:rPr>
             <w:rStyle w:val="Hyperlink"/>
@@ -10420,8 +10273,8 @@
         </w:r>
       </w:hyperlink>
     </w:p>
-    <w:bookmarkEnd w:id="89"/>
-    <w:bookmarkStart w:id="91" w:name="ref-dobson4e"/>
+    <w:bookmarkEnd w:id="87"/>
+    <w:bookmarkStart w:id="89" w:name="ref-dobson4e"/>
     <w:p>
       <w:pPr>
         <w:pStyle w:val="Bibliography"/>
@@ -10454,7 +10307,7 @@
       <w:r>
         <w:t xml:space="preserve"> </w:t>
       </w:r>
-      <w:hyperlink r:id="rId90">
+      <w:hyperlink r:id="rId88">
         <w:r>
           <w:rPr>
             <w:rStyle w:val="Hyperlink"/>
@@ -10466,8 +10319,8 @@
         <w:t xml:space="preserve">.</w:t>
       </w:r>
     </w:p>
-    <w:bookmarkEnd w:id="91"/>
-    <w:bookmarkStart w:id="93" w:name="ref-mosaiccalc"/>
+    <w:bookmarkEnd w:id="89"/>
+    <w:bookmarkStart w:id="91" w:name="ref-mosaiccalc"/>
     <w:p>
       <w:pPr>
         <w:pStyle w:val="Bibliography"/>
@@ -10500,7 +10353,7 @@
       <w:r>
         <w:t xml:space="preserve"> </w:t>
       </w:r>
-      <w:hyperlink r:id="rId92">
+      <w:hyperlink r:id="rId90">
         <w:r>
           <w:rPr>
             <w:rStyle w:val="Hyperlink"/>
@@ -10509,8 +10362,8 @@
         </w:r>
       </w:hyperlink>
     </w:p>
-    <w:bookmarkEnd w:id="93"/>
-    <w:bookmarkStart w:id="95" w:name="ref-wikipedia_arithmetic_mean"/>
+    <w:bookmarkEnd w:id="91"/>
+    <w:bookmarkStart w:id="93" w:name="ref-wikipedia_arithmetic_mean"/>
     <w:p>
       <w:pPr>
         <w:pStyle w:val="Bibliography"/>
@@ -10557,7 +10410,7 @@
       <w:r>
         <w:t xml:space="preserve"> </w:t>
       </w:r>
-      <w:hyperlink r:id="rId94">
+      <w:hyperlink r:id="rId92">
         <w:r>
           <w:rPr>
             <w:rStyle w:val="Hyperlink"/>
@@ -10566,8 +10419,8 @@
         </w:r>
       </w:hyperlink>
     </w:p>
-    <w:bookmarkEnd w:id="95"/>
-    <w:bookmarkStart w:id="97" w:name="ref-wikipedia_standard_basis"/>
+    <w:bookmarkEnd w:id="93"/>
+    <w:bookmarkStart w:id="95" w:name="ref-wikipedia_standard_basis"/>
     <w:p>
       <w:pPr>
         <w:pStyle w:val="Bibliography"/>
@@ -10614,7 +10467,7 @@
       <w:r>
         <w:t xml:space="preserve"> </w:t>
       </w:r>
-      <w:hyperlink r:id="rId96">
+      <w:hyperlink r:id="rId94">
         <w:r>
           <w:rPr>
             <w:rStyle w:val="Hyperlink"/>
@@ -10623,8 +10476,8 @@
         </w:r>
       </w:hyperlink>
     </w:p>
-    <w:bookmarkEnd w:id="97"/>
-    <w:bookmarkStart w:id="99" w:name="ref-wikipedia_orthogonality"/>
+    <w:bookmarkEnd w:id="95"/>
+    <w:bookmarkStart w:id="97" w:name="ref-wikipedia_orthogonality"/>
     <w:p>
       <w:pPr>
         <w:pStyle w:val="Bibliography"/>
@@ -10671,7 +10524,7 @@
       <w:r>
         <w:t xml:space="preserve"> </w:t>
       </w:r>
-      <w:hyperlink r:id="rId98">
+      <w:hyperlink r:id="rId96">
         <w:r>
           <w:rPr>
             <w:rStyle w:val="Hyperlink"/>
@@ -10680,8 +10533,8 @@
         </w:r>
       </w:hyperlink>
     </w:p>
-    <w:bookmarkEnd w:id="99"/>
-    <w:bookmarkStart w:id="101" w:name="ref-wikipedia_euclidean_vector"/>
+    <w:bookmarkEnd w:id="97"/>
+    <w:bookmarkStart w:id="99" w:name="ref-wikipedia_euclidean_vector"/>
     <w:p>
       <w:pPr>
         <w:pStyle w:val="Bibliography"/>
@@ -10728,7 +10581,7 @@
       <w:r>
         <w:t xml:space="preserve"> </w:t>
       </w:r>
-      <w:hyperlink r:id="rId100">
+      <w:hyperlink r:id="rId98">
         <w:r>
           <w:rPr>
             <w:rStyle w:val="Hyperlink"/>
@@ -10737,8 +10590,8 @@
         </w:r>
       </w:hyperlink>
     </w:p>
-    <w:bookmarkEnd w:id="101"/>
-    <w:bookmarkStart w:id="103" w:name="ref-wikipedia_unit_vector"/>
+    <w:bookmarkEnd w:id="99"/>
+    <w:bookmarkStart w:id="101" w:name="ref-wikipedia_unit_vector"/>
     <w:p>
       <w:pPr>
         <w:pStyle w:val="Bibliography"/>
@@ -10785,7 +10638,7 @@
       <w:r>
         <w:t xml:space="preserve"> </w:t>
       </w:r>
-      <w:hyperlink r:id="rId102">
+      <w:hyperlink r:id="rId100">
         <w:r>
           <w:rPr>
             <w:rStyle w:val="Hyperlink"/>
@@ -10794,8 +10647,8 @@
         </w:r>
       </w:hyperlink>
     </w:p>
-    <w:bookmarkEnd w:id="103"/>
-    <w:bookmarkStart w:id="105" w:name="ref-wikipedia_euclidean_distance"/>
+    <w:bookmarkEnd w:id="101"/>
+    <w:bookmarkStart w:id="103" w:name="ref-wikipedia_euclidean_distance"/>
     <w:p>
       <w:pPr>
         <w:pStyle w:val="Bibliography"/>
@@ -10842,7 +10695,7 @@
       <w:r>
         <w:t xml:space="preserve"> </w:t>
       </w:r>
-      <w:hyperlink r:id="rId104">
+      <w:hyperlink r:id="rId102">
         <w:r>
           <w:rPr>
             <w:rStyle w:val="Hyperlink"/>
@@ -10851,8 +10704,8 @@
         </w:r>
       </w:hyperlink>
     </w:p>
-    <w:bookmarkEnd w:id="105"/>
-    <w:bookmarkStart w:id="107" w:name="ref-goodfellow2016deep"/>
+    <w:bookmarkEnd w:id="103"/>
+    <w:bookmarkStart w:id="105" w:name="ref-goodfellow2016deep"/>
     <w:p>
       <w:pPr>
         <w:pStyle w:val="Bibliography"/>
@@ -10885,7 +10738,7 @@
       <w:r>
         <w:t xml:space="preserve"> </w:t>
       </w:r>
-      <w:hyperlink r:id="rId106">
+      <w:hyperlink r:id="rId104">
         <w:r>
           <w:rPr>
             <w:rStyle w:val="Hyperlink"/>
@@ -10894,8 +10747,8 @@
         </w:r>
       </w:hyperlink>
     </w:p>
-    <w:bookmarkEnd w:id="107"/>
-    <w:bookmarkStart w:id="109" w:name="ref-hutchinson_wwu_ml_videos"/>
+    <w:bookmarkEnd w:id="105"/>
+    <w:bookmarkStart w:id="107" w:name="ref-hutchinson_wwu_ml_videos"/>
     <w:p>
       <w:pPr>
         <w:pStyle w:val="Bibliography"/>
@@ -10948,7 +10801,7 @@
       <w:r>
         <w:t xml:space="preserve"> </w:t>
       </w:r>
-      <w:hyperlink r:id="rId108">
+      <w:hyperlink r:id="rId106">
         <w:r>
           <w:rPr>
             <w:rStyle w:val="Hyperlink"/>
@@ -10957,9 +10810,10 @@
         </w:r>
       </w:hyperlink>
     </w:p>
+    <w:bookmarkEnd w:id="107"/>
+    <w:bookmarkEnd w:id="108"/>
     <w:bookmarkEnd w:id="109"/>
     <w:bookmarkEnd w:id="110"/>
-    <w:bookmarkEnd w:id="111"/>
     <w:sectPr>
       <w:footnotePr>
         <w:numRestart w:val="eachSect"/>
@@ -11385,9 +11239,6 @@
     </w:lvlOverride>
   </w:num>
   <w:num w:numId="1006">
-    <w:abstractNumId w:val="991"/>
-  </w:num>
-  <w:num w:numId="1007">
     <w:abstractNumId w:val="991"/>
   </w:num>
 </w:numbering>

--- a/linear-algebra-vectors.docx
+++ b/linear-algebra-vectors.docx
@@ -15,7 +15,7 @@
         <w:pStyle w:val="Date"/>
       </w:pPr>
       <w:r>
-        <w:t xml:space="preserve">Last modified: 2026-10-18 13:21:32 (PDT)</w:t>
+        <w:t xml:space="preserve">Last modified: 2026-10-18 16:43:42 (PDT)</w:t>
       </w:r>
     </w:p>
     <w:bookmarkStart w:id="110" w:name="vectors"/>

--- a/linear-algebra-vectors.docx
+++ b/linear-algebra-vectors.docx
@@ -15,7 +15,7 @@
         <w:pStyle w:val="Date"/>
       </w:pPr>
       <w:r>
-        <w:t xml:space="preserve">Last modified: 2026-10-18 16:43:42 (PDT)</w:t>
+        <w:t xml:space="preserve">Last modified: 2026-10-19 00:47:50 (PDT)</w:t>
       </w:r>
     </w:p>
     <w:bookmarkStart w:id="110" w:name="vectors"/>

--- a/linear-algebra-vectors.docx
+++ b/linear-algebra-vectors.docx
@@ -15,7 +15,7 @@
         <w:pStyle w:val="Date"/>
       </w:pPr>
       <w:r>
-        <w:t xml:space="preserve">Last modified: 2026-10-19 00:47:50 (PDT)</w:t>
+        <w:t xml:space="preserve">Last modified: 2026-10-19 02:15:55 (PDT)</w:t>
       </w:r>
     </w:p>
     <w:bookmarkStart w:id="110" w:name="vectors"/>

--- a/linear-algebra-vectors.docx
+++ b/linear-algebra-vectors.docx
@@ -15,7 +15,7 @@
         <w:pStyle w:val="Date"/>
       </w:pPr>
       <w:r>
-        <w:t xml:space="preserve">Last modified: 2026-10-19 02:15:55 (PDT)</w:t>
+        <w:t xml:space="preserve">Last modified: 2026-10-19 03:23:43 (PDT)</w:t>
       </w:r>
     </w:p>
     <w:bookmarkStart w:id="110" w:name="vectors"/>

--- a/linear-algebra-vectors.docx
+++ b/linear-algebra-vectors.docx
@@ -15,7 +15,7 @@
         <w:pStyle w:val="Date"/>
       </w:pPr>
       <w:r>
-        <w:t xml:space="preserve">Last modified: 2026-10-19 03:23:43 (PDT)</w:t>
+        <w:t xml:space="preserve">Last modified: 2026-10-19 04:41:29 (PDT)</w:t>
       </w:r>
     </w:p>
     <w:bookmarkStart w:id="110" w:name="vectors"/>

--- a/linear-algebra-vectors.docx
+++ b/linear-algebra-vectors.docx
@@ -15,7 +15,7 @@
         <w:pStyle w:val="Date"/>
       </w:pPr>
       <w:r>
-        <w:t xml:space="preserve">Last modified: 2026-10-19 04:41:29 (PDT)</w:t>
+        <w:t xml:space="preserve">Last modified: 2026-10-19 05:58:02 (PDT)</w:t>
       </w:r>
     </w:p>
     <w:bookmarkStart w:id="110" w:name="vectors"/>

--- a/linear-algebra-vectors.docx
+++ b/linear-algebra-vectors.docx
@@ -15,7 +15,7 @@
         <w:pStyle w:val="Date"/>
       </w:pPr>
       <w:r>
-        <w:t xml:space="preserve">Last modified: 2026-10-19 05:58:02 (PDT)</w:t>
+        <w:t xml:space="preserve">Last modified: 2026-10-19 09:38:56 (PDT)</w:t>
       </w:r>
     </w:p>
     <w:bookmarkStart w:id="110" w:name="vectors"/>

--- a/linear-algebra-vectors.docx
+++ b/linear-algebra-vectors.docx
@@ -15,7 +15,7 @@
         <w:pStyle w:val="Date"/>
       </w:pPr>
       <w:r>
-        <w:t xml:space="preserve">Last modified: 2026-10-19 09:38:56 (PDT)</w:t>
+        <w:t xml:space="preserve">Last modified: 2026-10-19 11:02:25 (PDT)</w:t>
       </w:r>
     </w:p>
     <w:bookmarkStart w:id="110" w:name="vectors"/>

--- a/linear-algebra-vectors.docx
+++ b/linear-algebra-vectors.docx
@@ -15,7 +15,7 @@
         <w:pStyle w:val="Date"/>
       </w:pPr>
       <w:r>
-        <w:t xml:space="preserve">Last modified: 2026-10-19 11:02:25 (PDT)</w:t>
+        <w:t xml:space="preserve">Last modified: 2026-10-19 12:33:15 (PDT)</w:t>
       </w:r>
     </w:p>
     <w:bookmarkStart w:id="110" w:name="vectors"/>

--- a/linear-algebra-vectors.docx
+++ b/linear-algebra-vectors.docx
@@ -15,7 +15,7 @@
         <w:pStyle w:val="Date"/>
       </w:pPr>
       <w:r>
-        <w:t xml:space="preserve">Last modified: 2026-10-19 12:33:15 (PDT)</w:t>
+        <w:t xml:space="preserve">Last modified: 2026-10-19 23:31:34 (PDT)</w:t>
       </w:r>
     </w:p>
     <w:bookmarkStart w:id="110" w:name="vectors"/>
@@ -9577,31 +9577,339 @@
       </w:r>
       <w:r>
         <w:rPr>
+          <w:rStyle w:val="NormalTok"/>
+        </w:rPr>
+        <w:t xml:space="preserve">inner </w:t>
+      </w:r>
+      <w:r>
+        <w:rPr>
+          <w:rStyle w:val="OperatorTok"/>
+        </w:rPr>
+        <w:t xml:space="preserve">=</w:t>
+      </w:r>
+      <w:r>
+        <w:rPr>
+          <w:rStyle w:val="NormalTok"/>
+        </w:rPr>
+        <w:t xml:space="preserve"> </w:t>
+      </w:r>
+      <w:r>
+        <w:rPr>
           <w:rStyle w:val="BuiltInTok"/>
         </w:rPr>
+        <w:t xml:space="preserve">float</w:t>
+      </w:r>
+      <w:r>
+        <w:rPr>
+          <w:rStyle w:val="NormalTok"/>
+        </w:rPr>
+        <w:t xml:space="preserve">(a </w:t>
+      </w:r>
+      <w:r>
+        <w:rPr>
+          <w:rStyle w:val="OperatorTok"/>
+        </w:rPr>
+        <w:t xml:space="preserve">@</w:t>
+      </w:r>
+      <w:r>
+        <w:rPr>
+          <w:rStyle w:val="NormalTok"/>
+        </w:rPr>
+        <w:t xml:space="preserve"> b)</w:t>
+      </w:r>
+      <w:r>
+        <w:br/>
+      </w:r>
+      <w:r>
+        <w:rPr>
+          <w:rStyle w:val="NormalTok"/>
+        </w:rPr>
+        <w:t xml:space="preserve">norm_a </w:t>
+      </w:r>
+      <w:r>
+        <w:rPr>
+          <w:rStyle w:val="OperatorTok"/>
+        </w:rPr>
+        <w:t xml:space="preserve">=</w:t>
+      </w:r>
+      <w:r>
+        <w:rPr>
+          <w:rStyle w:val="NormalTok"/>
+        </w:rPr>
+        <w:t xml:space="preserve"> </w:t>
+      </w:r>
+      <w:r>
+        <w:rPr>
+          <w:rStyle w:val="BuiltInTok"/>
+        </w:rPr>
+        <w:t xml:space="preserve">round</w:t>
+      </w:r>
+      <w:r>
+        <w:rPr>
+          <w:rStyle w:val="NormalTok"/>
+        </w:rPr>
+        <w:t xml:space="preserve">(</w:t>
+      </w:r>
+      <w:r>
+        <w:rPr>
+          <w:rStyle w:val="BuiltInTok"/>
+        </w:rPr>
+        <w:t xml:space="preserve">float</w:t>
+      </w:r>
+      <w:r>
+        <w:rPr>
+          <w:rStyle w:val="NormalTok"/>
+        </w:rPr>
+        <w:t xml:space="preserve">(np.linalg.norm(a)), </w:t>
+      </w:r>
+      <w:r>
+        <w:rPr>
+          <w:rStyle w:val="DecValTok"/>
+        </w:rPr>
+        <w:t xml:space="preserve">3</w:t>
+      </w:r>
+      <w:r>
+        <w:rPr>
+          <w:rStyle w:val="NormalTok"/>
+        </w:rPr>
+        <w:t xml:space="preserve">)</w:t>
+      </w:r>
+      <w:r>
+        <w:br/>
+      </w:r>
+      <w:r>
+        <w:br/>
+      </w:r>
+      <w:r>
+        <w:rPr>
+          <w:rStyle w:val="BuiltInTok"/>
+        </w:rPr>
         <w:t xml:space="preserve">print</w:t>
       </w:r>
       <w:r>
         <w:rPr>
           <w:rStyle w:val="NormalTok"/>
         </w:rPr>
+        <w:t xml:space="preserve">(inner, norm_a)</w:t>
+      </w:r>
+      <w:r>
+        <w:br/>
+      </w:r>
+      <w:r>
+        <w:rPr>
+          <w:rStyle w:val="CommentTok"/>
+        </w:rPr>
+        <w:t xml:space="preserve">#&gt; -8.0 3.742</w:t>
+      </w:r>
+    </w:p>
+    <w:p>
+      <w:pPr>
+        <w:pStyle w:val="SourceCode"/>
+      </w:pPr>
+      <w:r>
+        <w:rPr>
+          <w:rStyle w:val="NormalTok"/>
+        </w:rPr>
+        <w:t xml:space="preserve">a </w:t>
+      </w:r>
+      <w:r>
+        <w:rPr>
+          <w:rStyle w:val="OtherTok"/>
+        </w:rPr>
+        <w:t xml:space="preserve">&lt;-</w:t>
+      </w:r>
+      <w:r>
+        <w:rPr>
+          <w:rStyle w:val="NormalTok"/>
+        </w:rPr>
+        <w:t xml:space="preserve"> </w:t>
+      </w:r>
+      <w:r>
+        <w:rPr>
+          <w:rStyle w:val="FunctionTok"/>
+        </w:rPr>
+        <w:t xml:space="preserve">c</w:t>
+      </w:r>
+      <w:r>
+        <w:rPr>
+          <w:rStyle w:val="NormalTok"/>
+        </w:rPr>
+        <w:t xml:space="preserve">(</w:t>
+      </w:r>
+      <w:r>
+        <w:rPr>
+          <w:rStyle w:val="DecValTok"/>
+        </w:rPr>
+        <w:t xml:space="preserve">3</w:t>
+      </w:r>
+      <w:r>
+        <w:rPr>
+          <w:rStyle w:val="NormalTok"/>
+        </w:rPr>
+        <w:t xml:space="preserve">, </w:t>
+      </w:r>
+      <w:r>
+        <w:rPr>
+          <w:rStyle w:val="SpecialCharTok"/>
+        </w:rPr>
+        <w:t xml:space="preserve">-</w:t>
+      </w:r>
+      <w:r>
+        <w:rPr>
+          <w:rStyle w:val="DecValTok"/>
+        </w:rPr>
+        <w:t xml:space="preserve">1</w:t>
+      </w:r>
+      <w:r>
+        <w:rPr>
+          <w:rStyle w:val="NormalTok"/>
+        </w:rPr>
+        <w:t xml:space="preserve">, </w:t>
+      </w:r>
+      <w:r>
+        <w:rPr>
+          <w:rStyle w:val="DecValTok"/>
+        </w:rPr>
+        <w:t xml:space="preserve">2</w:t>
+      </w:r>
+      <w:r>
+        <w:rPr>
+          <w:rStyle w:val="NormalTok"/>
+        </w:rPr>
+        <w:t xml:space="preserve">)</w:t>
+      </w:r>
+      <w:r>
+        <w:br/>
+      </w:r>
+      <w:r>
+        <w:rPr>
+          <w:rStyle w:val="NormalTok"/>
+        </w:rPr>
+        <w:t xml:space="preserve">b </w:t>
+      </w:r>
+      <w:r>
+        <w:rPr>
+          <w:rStyle w:val="OtherTok"/>
+        </w:rPr>
+        <w:t xml:space="preserve">&lt;-</w:t>
+      </w:r>
+      <w:r>
+        <w:rPr>
+          <w:rStyle w:val="NormalTok"/>
+        </w:rPr>
+        <w:t xml:space="preserve"> </w:t>
+      </w:r>
+      <w:r>
+        <w:rPr>
+          <w:rStyle w:val="FunctionTok"/>
+        </w:rPr>
+        <w:t xml:space="preserve">c</w:t>
+      </w:r>
+      <w:r>
+        <w:rPr>
+          <w:rStyle w:val="NormalTok"/>
+        </w:rPr>
+        <w:t xml:space="preserve">(</w:t>
+      </w:r>
+      <w:r>
+        <w:rPr>
+          <w:rStyle w:val="DecValTok"/>
+        </w:rPr>
+        <w:t xml:space="preserve">0</w:t>
+      </w:r>
+      <w:r>
+        <w:rPr>
+          <w:rStyle w:val="NormalTok"/>
+        </w:rPr>
+        <w:t xml:space="preserve">, </w:t>
+      </w:r>
+      <w:r>
+        <w:rPr>
+          <w:rStyle w:val="DecValTok"/>
+        </w:rPr>
+        <w:t xml:space="preserve">4</w:t>
+      </w:r>
+      <w:r>
+        <w:rPr>
+          <w:rStyle w:val="NormalTok"/>
+        </w:rPr>
+        <w:t xml:space="preserve">, </w:t>
+      </w:r>
+      <w:r>
+        <w:rPr>
+          <w:rStyle w:val="SpecialCharTok"/>
+        </w:rPr>
+        <w:t xml:space="preserve">-</w:t>
+      </w:r>
+      <w:r>
+        <w:rPr>
+          <w:rStyle w:val="DecValTok"/>
+        </w:rPr>
+        <w:t xml:space="preserve">2</w:t>
+      </w:r>
+      <w:r>
+        <w:rPr>
+          <w:rStyle w:val="NormalTok"/>
+        </w:rPr>
+        <w:t xml:space="preserve">)</w:t>
+      </w:r>
+      <w:r>
+        <w:br/>
+      </w:r>
+      <w:r>
+        <w:br/>
+      </w:r>
+      <w:r>
+        <w:rPr>
+          <w:rStyle w:val="FunctionTok"/>
+        </w:rPr>
+        <w:t xml:space="preserve">print</w:t>
+      </w:r>
+      <w:r>
+        <w:rPr>
+          <w:rStyle w:val="NormalTok"/>
+        </w:rPr>
+        <w:t xml:space="preserve">(</w:t>
+      </w:r>
+      <w:r>
+        <w:rPr>
+          <w:rStyle w:val="FunctionTok"/>
+        </w:rPr>
+        <w:t xml:space="preserve">c</w:t>
+      </w:r>
+      <w:r>
+        <w:rPr>
+          <w:rStyle w:val="NormalTok"/>
+        </w:rPr>
+        <w:t xml:space="preserve">(</w:t>
+      </w:r>
+      <w:r>
+        <w:rPr>
+          <w:rStyle w:val="FunctionTok"/>
+        </w:rPr>
+        <w:t xml:space="preserve">sum</w:t>
+      </w:r>
+      <w:r>
+        <w:rPr>
+          <w:rStyle w:val="NormalTok"/>
+        </w:rPr>
         <w:t xml:space="preserve">(a </w:t>
       </w:r>
       <w:r>
         <w:rPr>
-          <w:rStyle w:val="OperatorTok"/>
-        </w:rPr>
-        <w:t xml:space="preserve">@</w:t>
+          <w:rStyle w:val="SpecialCharTok"/>
+        </w:rPr>
+        <w:t xml:space="preserve">*</w:t>
       </w:r>
       <w:r>
         <w:rPr>
           <w:rStyle w:val="NormalTok"/>
         </w:rPr>
-        <w:t xml:space="preserve"> b, </w:t>
-      </w:r>
-      <w:r>
-        <w:rPr>
-          <w:rStyle w:val="BuiltInTok"/>
+        <w:t xml:space="preserve"> b), </w:t>
+      </w:r>
+      <w:r>
+        <w:rPr>
+          <w:rStyle w:val="FunctionTok"/>
         </w:rPr>
         <w:t xml:space="preserve">round</w:t>
       </w:r>
@@ -9613,305 +9921,63 @@
       </w:r>
       <w:r>
         <w:rPr>
-          <w:rStyle w:val="BuiltInTok"/>
-        </w:rPr>
-        <w:t xml:space="preserve">float</w:t>
+          <w:rStyle w:val="FunctionTok"/>
+        </w:rPr>
+        <w:t xml:space="preserve">sqrt</w:t>
       </w:r>
       <w:r>
         <w:rPr>
           <w:rStyle w:val="NormalTok"/>
         </w:rPr>
-        <w:t xml:space="preserve">(np.linalg.norm(a)), </w:t>
+        <w:t xml:space="preserve">(</w:t>
+      </w:r>
+      <w:r>
+        <w:rPr>
+          <w:rStyle w:val="FunctionTok"/>
+        </w:rPr>
+        <w:t xml:space="preserve">sum</w:t>
+      </w:r>
+      <w:r>
+        <w:rPr>
+          <w:rStyle w:val="NormalTok"/>
+        </w:rPr>
+        <w:t xml:space="preserve">(a</w:t>
+      </w:r>
+      <w:r>
+        <w:rPr>
+          <w:rStyle w:val="SpecialCharTok"/>
+        </w:rPr>
+        <w:t xml:space="preserve">^</w:t>
       </w:r>
       <w:r>
         <w:rPr>
           <w:rStyle w:val="DecValTok"/>
         </w:rPr>
+        <w:t xml:space="preserve">2</w:t>
+      </w:r>
+      <w:r>
+        <w:rPr>
+          <w:rStyle w:val="NormalTok"/>
+        </w:rPr>
+        <w:t xml:space="preserve">)), </w:t>
+      </w:r>
+      <w:r>
+        <w:rPr>
+          <w:rStyle w:val="DecValTok"/>
+        </w:rPr>
         <w:t xml:space="preserve">3</w:t>
       </w:r>
       <w:r>
         <w:rPr>
           <w:rStyle w:val="NormalTok"/>
         </w:rPr>
-        <w:t xml:space="preserve">))</w:t>
-      </w:r>
-    </w:p>
-    <w:p>
-      <w:pPr>
-        <w:pStyle w:val="SourceCode"/>
-      </w:pPr>
-      <w:r>
-        <w:rPr>
-          <w:rStyle w:val="NormalTok"/>
-        </w:rPr>
-        <w:t xml:space="preserve">a </w:t>
-      </w:r>
-      <w:r>
-        <w:rPr>
-          <w:rStyle w:val="OtherTok"/>
-        </w:rPr>
-        <w:t xml:space="preserve">&lt;-</w:t>
-      </w:r>
-      <w:r>
-        <w:rPr>
-          <w:rStyle w:val="NormalTok"/>
-        </w:rPr>
-        <w:t xml:space="preserve"> </w:t>
-      </w:r>
-      <w:r>
-        <w:rPr>
-          <w:rStyle w:val="FunctionTok"/>
-        </w:rPr>
-        <w:t xml:space="preserve">c</w:t>
-      </w:r>
-      <w:r>
-        <w:rPr>
-          <w:rStyle w:val="NormalTok"/>
-        </w:rPr>
-        <w:t xml:space="preserve">(</w:t>
-      </w:r>
-      <w:r>
-        <w:rPr>
-          <w:rStyle w:val="DecValTok"/>
-        </w:rPr>
-        <w:t xml:space="preserve">3</w:t>
-      </w:r>
-      <w:r>
-        <w:rPr>
-          <w:rStyle w:val="NormalTok"/>
-        </w:rPr>
-        <w:t xml:space="preserve">, </w:t>
-      </w:r>
-      <w:r>
-        <w:rPr>
-          <w:rStyle w:val="SpecialCharTok"/>
-        </w:rPr>
-        <w:t xml:space="preserve">-</w:t>
-      </w:r>
-      <w:r>
-        <w:rPr>
-          <w:rStyle w:val="DecValTok"/>
-        </w:rPr>
-        <w:t xml:space="preserve">1</w:t>
-      </w:r>
-      <w:r>
-        <w:rPr>
-          <w:rStyle w:val="NormalTok"/>
-        </w:rPr>
-        <w:t xml:space="preserve">, </w:t>
-      </w:r>
-      <w:r>
-        <w:rPr>
-          <w:rStyle w:val="DecValTok"/>
-        </w:rPr>
-        <w:t xml:space="preserve">2</w:t>
-      </w:r>
-      <w:r>
-        <w:rPr>
-          <w:rStyle w:val="NormalTok"/>
-        </w:rPr>
-        <w:t xml:space="preserve">)</w:t>
+        <w:t xml:space="preserve">)))</w:t>
       </w:r>
       <w:r>
         <w:br/>
       </w:r>
       <w:r>
         <w:rPr>
-          <w:rStyle w:val="NormalTok"/>
-        </w:rPr>
-        <w:t xml:space="preserve">b </w:t>
-      </w:r>
-      <w:r>
-        <w:rPr>
-          <w:rStyle w:val="OtherTok"/>
-        </w:rPr>
-        <w:t xml:space="preserve">&lt;-</w:t>
-      </w:r>
-      <w:r>
-        <w:rPr>
-          <w:rStyle w:val="NormalTok"/>
-        </w:rPr>
-        <w:t xml:space="preserve"> </w:t>
-      </w:r>
-      <w:r>
-        <w:rPr>
-          <w:rStyle w:val="FunctionTok"/>
-        </w:rPr>
-        <w:t xml:space="preserve">c</w:t>
-      </w:r>
-      <w:r>
-        <w:rPr>
-          <w:rStyle w:val="NormalTok"/>
-        </w:rPr>
-        <w:t xml:space="preserve">(</w:t>
-      </w:r>
-      <w:r>
-        <w:rPr>
-          <w:rStyle w:val="DecValTok"/>
-        </w:rPr>
-        <w:t xml:space="preserve">0</w:t>
-      </w:r>
-      <w:r>
-        <w:rPr>
-          <w:rStyle w:val="NormalTok"/>
-        </w:rPr>
-        <w:t xml:space="preserve">, </w:t>
-      </w:r>
-      <w:r>
-        <w:rPr>
-          <w:rStyle w:val="DecValTok"/>
-        </w:rPr>
-        <w:t xml:space="preserve">4</w:t>
-      </w:r>
-      <w:r>
-        <w:rPr>
-          <w:rStyle w:val="NormalTok"/>
-        </w:rPr>
-        <w:t xml:space="preserve">, </w:t>
-      </w:r>
-      <w:r>
-        <w:rPr>
-          <w:rStyle w:val="SpecialCharTok"/>
-        </w:rPr>
-        <w:t xml:space="preserve">-</w:t>
-      </w:r>
-      <w:r>
-        <w:rPr>
-          <w:rStyle w:val="DecValTok"/>
-        </w:rPr>
-        <w:t xml:space="preserve">2</w:t>
-      </w:r>
-      <w:r>
-        <w:rPr>
-          <w:rStyle w:val="NormalTok"/>
-        </w:rPr>
-        <w:t xml:space="preserve">)</w:t>
-      </w:r>
-      <w:r>
-        <w:br/>
-      </w:r>
-      <w:r>
-        <w:br/>
-      </w:r>
-      <w:r>
-        <w:rPr>
-          <w:rStyle w:val="FunctionTok"/>
-        </w:rPr>
-        <w:t xml:space="preserve">print</w:t>
-      </w:r>
-      <w:r>
-        <w:rPr>
-          <w:rStyle w:val="NormalTok"/>
-        </w:rPr>
-        <w:t xml:space="preserve">(</w:t>
-      </w:r>
-      <w:r>
-        <w:rPr>
-          <w:rStyle w:val="FunctionTok"/>
-        </w:rPr>
-        <w:t xml:space="preserve">c</w:t>
-      </w:r>
-      <w:r>
-        <w:rPr>
-          <w:rStyle w:val="NormalTok"/>
-        </w:rPr>
-        <w:t xml:space="preserve">(</w:t>
-      </w:r>
-      <w:r>
-        <w:rPr>
-          <w:rStyle w:val="FunctionTok"/>
-        </w:rPr>
-        <w:t xml:space="preserve">sum</w:t>
-      </w:r>
-      <w:r>
-        <w:rPr>
-          <w:rStyle w:val="NormalTok"/>
-        </w:rPr>
-        <w:t xml:space="preserve">(a </w:t>
-      </w:r>
-      <w:r>
-        <w:rPr>
-          <w:rStyle w:val="SpecialCharTok"/>
-        </w:rPr>
-        <w:t xml:space="preserve">*</w:t>
-      </w:r>
-      <w:r>
-        <w:rPr>
-          <w:rStyle w:val="NormalTok"/>
-        </w:rPr>
-        <w:t xml:space="preserve"> b), </w:t>
-      </w:r>
-      <w:r>
-        <w:rPr>
-          <w:rStyle w:val="FunctionTok"/>
-        </w:rPr>
-        <w:t xml:space="preserve">round</w:t>
-      </w:r>
-      <w:r>
-        <w:rPr>
-          <w:rStyle w:val="NormalTok"/>
-        </w:rPr>
-        <w:t xml:space="preserve">(</w:t>
-      </w:r>
-      <w:r>
-        <w:rPr>
-          <w:rStyle w:val="FunctionTok"/>
-        </w:rPr>
-        <w:t xml:space="preserve">sqrt</w:t>
-      </w:r>
-      <w:r>
-        <w:rPr>
-          <w:rStyle w:val="NormalTok"/>
-        </w:rPr>
-        <w:t xml:space="preserve">(</w:t>
-      </w:r>
-      <w:r>
-        <w:rPr>
-          <w:rStyle w:val="FunctionTok"/>
-        </w:rPr>
-        <w:t xml:space="preserve">sum</w:t>
-      </w:r>
-      <w:r>
-        <w:rPr>
-          <w:rStyle w:val="NormalTok"/>
-        </w:rPr>
-        <w:t xml:space="preserve">(a</w:t>
-      </w:r>
-      <w:r>
-        <w:rPr>
-          <w:rStyle w:val="SpecialCharTok"/>
-        </w:rPr>
-        <w:t xml:space="preserve">^</w:t>
-      </w:r>
-      <w:r>
-        <w:rPr>
-          <w:rStyle w:val="DecValTok"/>
-        </w:rPr>
-        <w:t xml:space="preserve">2</w:t>
-      </w:r>
-      <w:r>
-        <w:rPr>
-          <w:rStyle w:val="NormalTok"/>
-        </w:rPr>
-        <w:t xml:space="preserve">)), </w:t>
-      </w:r>
-      <w:r>
-        <w:rPr>
-          <w:rStyle w:val="DecValTok"/>
-        </w:rPr>
-        <w:t xml:space="preserve">3</w:t>
-      </w:r>
-      <w:r>
-        <w:rPr>
-          <w:rStyle w:val="NormalTok"/>
-        </w:rPr>
-        <w:t xml:space="preserve">)))</w:t>
-      </w:r>
-      <w:r>
-        <w:br/>
-      </w:r>
-      <w:r>
-        <w:rPr>
           <w:rStyle w:val="CommentTok"/>
         </w:rPr>
         <w:t xml:space="preserve">#&gt; [1] -8.000  3.742</w:t>
@@ -9922,38 +9988,7 @@
         <w:pStyle w:val="FirstParagraph"/>
       </w:pPr>
       <w:r>
-        <w:t xml:space="preserve">Both print</w:t>
-      </w:r>
-      <w:r>
-        <w:t xml:space="preserve"> </w:t>
-      </w:r>
-      <m:oMath>
-        <m:r>
-          <m:rPr>
-            <m:sty m:val="p"/>
-          </m:rPr>
-          <m:t>−</m:t>
-        </m:r>
-        <m:r>
-          <m:t>8</m:t>
-        </m:r>
-      </m:oMath>
-      <w:r>
-        <w:t xml:space="preserve"> </w:t>
-      </w:r>
-      <w:r>
-        <w:t xml:space="preserve">and</w:t>
-      </w:r>
-      <w:r>
-        <w:t xml:space="preserve"> </w:t>
-      </w:r>
-      <m:oMath>
-        <m:r>
-          <m:t>3.742</m:t>
-        </m:r>
-      </m:oMath>
-      <w:r>
-        <w:t xml:space="preserve">.</w:t>
+        <w:t xml:space="preserve">Both print -8 and 3.742.</w:t>
       </w:r>
     </w:p>
     <w:bookmarkEnd w:id="76"/>

--- a/linear-algebra-vectors.docx
+++ b/linear-algebra-vectors.docx
@@ -15,7 +15,7 @@
         <w:pStyle w:val="Date"/>
       </w:pPr>
       <w:r>
-        <w:t xml:space="preserve">Last modified: 2026-10-19 23:31:34 (PDT)</w:t>
+        <w:t xml:space="preserve">Last modified: 2026-10-20 00:42:48 (PDT)</w:t>
       </w:r>
     </w:p>
     <w:bookmarkStart w:id="110" w:name="vectors"/>

--- a/linear-algebra-vectors.docx
+++ b/linear-algebra-vectors.docx
@@ -15,7 +15,7 @@
         <w:pStyle w:val="Date"/>
       </w:pPr>
       <w:r>
-        <w:t xml:space="preserve">Last modified: 2026-10-20 00:42:48 (PDT)</w:t>
+        <w:t xml:space="preserve">Last modified: 2026-10-21 13:11:08 (PDT)</w:t>
       </w:r>
     </w:p>
     <w:bookmarkStart w:id="110" w:name="vectors"/>

--- a/linear-algebra-vectors.docx
+++ b/linear-algebra-vectors.docx
@@ -15,7 +15,7 @@
         <w:pStyle w:val="Date"/>
       </w:pPr>
       <w:r>
-        <w:t xml:space="preserve">Last modified: 2026-10-21 13:11:08 (PDT)</w:t>
+        <w:t xml:space="preserve">Last modified: 2026-10-21 14:24:09 (PDT)</w:t>
       </w:r>
     </w:p>
     <w:bookmarkStart w:id="110" w:name="vectors"/>

--- a/linear-algebra-vectors.docx
+++ b/linear-algebra-vectors.docx
@@ -15,7 +15,7 @@
         <w:pStyle w:val="Date"/>
       </w:pPr>
       <w:r>
-        <w:t xml:space="preserve">Last modified: 2026-10-21 14:24:09 (PDT)</w:t>
+        <w:t xml:space="preserve">Last modified: 2026-10-22 00:50:13 (PDT)</w:t>
       </w:r>
     </w:p>
     <w:bookmarkStart w:id="110" w:name="vectors"/>

--- a/linear-algebra-vectors.docx
+++ b/linear-algebra-vectors.docx
@@ -15,7 +15,7 @@
         <w:pStyle w:val="Date"/>
       </w:pPr>
       <w:r>
-        <w:t xml:space="preserve">Last modified: 2026-10-22 00:50:13 (PDT)</w:t>
+        <w:t xml:space="preserve">Last modified: 2026-10-22 08:26:35 (PDT)</w:t>
       </w:r>
     </w:p>
     <w:bookmarkStart w:id="110" w:name="vectors"/>

--- a/linear-algebra-vectors.docx
+++ b/linear-algebra-vectors.docx
@@ -15,7 +15,7 @@
         <w:pStyle w:val="Date"/>
       </w:pPr>
       <w:r>
-        <w:t xml:space="preserve">Last modified: 2026-10-22 08:26:35 (PDT)</w:t>
+        <w:t xml:space="preserve">Last modified: 2026-10-22 09:50:17 (PDT)</w:t>
       </w:r>
     </w:p>
     <w:bookmarkStart w:id="110" w:name="vectors"/>

--- a/linear-algebra-vectors.docx
+++ b/linear-algebra-vectors.docx
@@ -15,7 +15,7 @@
         <w:pStyle w:val="Date"/>
       </w:pPr>
       <w:r>
-        <w:t xml:space="preserve">Last modified: 2026-10-22 09:50:17 (PDT)</w:t>
+        <w:t xml:space="preserve">Last modified: 2026-10-22 11:05:55 (PDT)</w:t>
       </w:r>
     </w:p>
     <w:bookmarkStart w:id="110" w:name="vectors"/>

--- a/linear-algebra-vectors.docx
+++ b/linear-algebra-vectors.docx
@@ -15,7 +15,7 @@
         <w:pStyle w:val="Date"/>
       </w:pPr>
       <w:r>
-        <w:t xml:space="preserve">Last modified: 2026-10-24 15:35:26 (PDT)</w:t>
+        <w:t xml:space="preserve">Last modified: 2026-10-24 20:19:00 (PDT)</w:t>
       </w:r>
     </w:p>
     <w:bookmarkStart w:id="118" w:name="vectors"/>

--- a/linear-algebra-vectors.docx
+++ b/linear-algebra-vectors.docx
@@ -15,7 +15,7 @@
         <w:pStyle w:val="Date"/>
       </w:pPr>
       <w:r>
-        <w:t xml:space="preserve">Last modified: 2026-10-24 20:19:00 (PDT)</w:t>
+        <w:t xml:space="preserve">Last modified: 2026-10-25 16:46:34 (PDT)</w:t>
       </w:r>
     </w:p>
     <w:bookmarkStart w:id="118" w:name="vectors"/>

--- a/linear-algebra-vectors.docx
+++ b/linear-algebra-vectors.docx
@@ -15,7 +15,7 @@
         <w:pStyle w:val="Date"/>
       </w:pPr>
       <w:r>
-        <w:t xml:space="preserve">Last modified: 2026-10-25 16:46:34 (PDT)</w:t>
+        <w:t xml:space="preserve">Last modified: 2026-10-25 18:01:14 (PDT)</w:t>
       </w:r>
     </w:p>
     <w:bookmarkStart w:id="118" w:name="vectors"/>

--- a/linear-algebra-vectors.docx
+++ b/linear-algebra-vectors.docx
@@ -15,7 +15,7 @@
         <w:pStyle w:val="Date"/>
       </w:pPr>
       <w:r>
-        <w:t xml:space="preserve">Last modified: 2026-10-25 18:01:14 (PDT)</w:t>
+        <w:t xml:space="preserve">Last modified: 2026-10-26 02:21:32 (PDT)</w:t>
       </w:r>
     </w:p>
     <w:bookmarkStart w:id="118" w:name="vectors"/>

--- a/linear-algebra-vectors.docx
+++ b/linear-algebra-vectors.docx
@@ -15,7 +15,7 @@
         <w:pStyle w:val="Date"/>
       </w:pPr>
       <w:r>
-        <w:t xml:space="preserve">Last modified: 2026-10-26 02:21:32 (PDT)</w:t>
+        <w:t xml:space="preserve">Last modified: 2026-10-26 03:33:07 (PDT)</w:t>
       </w:r>
     </w:p>
     <w:bookmarkStart w:id="118" w:name="vectors"/>

--- a/linear-algebra-vectors.docx
+++ b/linear-algebra-vectors.docx
@@ -15,7 +15,7 @@
         <w:pStyle w:val="Date"/>
       </w:pPr>
       <w:r>
-        <w:t xml:space="preserve">Last modified: 2026-10-26 03:33:07 (PDT)</w:t>
+        <w:t xml:space="preserve">Last modified: 2026-10-26 10:13:13 (PDT)</w:t>
       </w:r>
     </w:p>
     <w:bookmarkStart w:id="118" w:name="vectors"/>

--- a/linear-algebra-vectors.docx
+++ b/linear-algebra-vectors.docx
@@ -15,7 +15,7 @@
         <w:pStyle w:val="Date"/>
       </w:pPr>
       <w:r>
-        <w:t xml:space="preserve">Last modified: 2026-10-26 10:13:13 (PDT)</w:t>
+        <w:t xml:space="preserve">Last modified: 2026-10-26 12:55:55 (PDT)</w:t>
       </w:r>
     </w:p>
     <w:bookmarkStart w:id="118" w:name="vectors"/>

--- a/linear-algebra-vectors.docx
+++ b/linear-algebra-vectors.docx
@@ -15,7 +15,7 @@
         <w:pStyle w:val="Date"/>
       </w:pPr>
       <w:r>
-        <w:t xml:space="preserve">Last modified: 2026-10-26 12:55:55 (PDT)</w:t>
+        <w:t xml:space="preserve">Last modified: 2026-10-26 14:36:46 (PDT)</w:t>
       </w:r>
     </w:p>
     <w:bookmarkStart w:id="118" w:name="vectors"/>

--- a/linear-algebra-vectors.docx
+++ b/linear-algebra-vectors.docx
@@ -15,7 +15,7 @@
         <w:pStyle w:val="Date"/>
       </w:pPr>
       <w:r>
-        <w:t xml:space="preserve">Last modified: 2026-10-26 14:36:46 (PDT)</w:t>
+        <w:t xml:space="preserve">Last modified: 2026-10-26 20:57:05 (PDT)</w:t>
       </w:r>
     </w:p>
     <w:bookmarkStart w:id="118" w:name="vectors"/>

--- a/linear-algebra-vectors.docx
+++ b/linear-algebra-vectors.docx
@@ -15,7 +15,7 @@
         <w:pStyle w:val="Date"/>
       </w:pPr>
       <w:r>
-        <w:t xml:space="preserve">Last modified: 2026-10-26 20:57:05 (PDT)</w:t>
+        <w:t xml:space="preserve">Last modified: 2026-10-26 23:10:47 (PDT)</w:t>
       </w:r>
     </w:p>
     <w:bookmarkStart w:id="118" w:name="vectors"/>

--- a/linear-algebra-vectors.docx
+++ b/linear-algebra-vectors.docx
@@ -15,7 +15,7 @@
         <w:pStyle w:val="Date"/>
       </w:pPr>
       <w:r>
-        <w:t xml:space="preserve">Last modified: 2026-10-26 23:10:47 (PDT)</w:t>
+        <w:t xml:space="preserve">Last modified: 2026-10-27 00:23:12 (PDT)</w:t>
       </w:r>
     </w:p>
     <w:bookmarkStart w:id="118" w:name="vectors"/>

--- a/linear-algebra-vectors.docx
+++ b/linear-algebra-vectors.docx
@@ -15,7 +15,7 @@
         <w:pStyle w:val="Date"/>
       </w:pPr>
       <w:r>
-        <w:t xml:space="preserve">Last modified: 2026-10-27 00:23:12 (PDT)</w:t>
+        <w:t xml:space="preserve">Last modified: 2026-10-27 01:34:30 (PDT)</w:t>
       </w:r>
     </w:p>
     <w:bookmarkStart w:id="118" w:name="vectors"/>

--- a/linear-algebra-vectors.docx
+++ b/linear-algebra-vectors.docx
@@ -15,7 +15,7 @@
         <w:pStyle w:val="Date"/>
       </w:pPr>
       <w:r>
-        <w:t xml:space="preserve">Last modified: 2026-10-27 01:34:30 (PDT)</w:t>
+        <w:t xml:space="preserve">Last modified: 2026-10-27 09:35:20 (PDT)</w:t>
       </w:r>
     </w:p>
     <w:bookmarkStart w:id="118" w:name="vectors"/>

--- a/linear-algebra-vectors.docx
+++ b/linear-algebra-vectors.docx
@@ -15,7 +15,7 @@
         <w:pStyle w:val="Date"/>
       </w:pPr>
       <w:r>
-        <w:t xml:space="preserve">Last modified: 2026-10-27 09:35:20 (PDT)</w:t>
+        <w:t xml:space="preserve">Last modified: 2026-10-27 11:01:31 (PDT)</w:t>
       </w:r>
     </w:p>
     <w:bookmarkStart w:id="118" w:name="vectors"/>

--- a/linear-algebra-vectors.docx
+++ b/linear-algebra-vectors.docx
@@ -15,7 +15,7 @@
         <w:pStyle w:val="Date"/>
       </w:pPr>
       <w:r>
-        <w:t xml:space="preserve">Last modified: 2026-10-27 11:01:31 (PDT)</w:t>
+        <w:t xml:space="preserve">Last modified: 2026-10-27 17:38:18 (PDT)</w:t>
       </w:r>
     </w:p>
     <w:bookmarkStart w:id="118" w:name="vectors"/>

--- a/linear-algebra-vectors.docx
+++ b/linear-algebra-vectors.docx
@@ -15,7 +15,7 @@
         <w:pStyle w:val="Date"/>
       </w:pPr>
       <w:r>
-        <w:t xml:space="preserve">Last modified: 2026-10-27 17:38:18 (PDT)</w:t>
+        <w:t xml:space="preserve">Last modified: 2026-10-27 20:53:54 (PDT)</w:t>
       </w:r>
     </w:p>
     <w:bookmarkStart w:id="118" w:name="vectors"/>

--- a/linear-algebra-vectors.docx
+++ b/linear-algebra-vectors.docx
@@ -15,7 +15,7 @@
         <w:pStyle w:val="Date"/>
       </w:pPr>
       <w:r>
-        <w:t xml:space="preserve">Last modified: 2026-10-27 20:53:54 (PDT)</w:t>
+        <w:t xml:space="preserve">Last modified: 2026-10-28 13:13:09 (PDT)</w:t>
       </w:r>
     </w:p>
     <w:bookmarkStart w:id="118" w:name="vectors"/>

--- a/linear-algebra-vectors.docx
+++ b/linear-algebra-vectors.docx
@@ -15,7 +15,7 @@
         <w:pStyle w:val="Date"/>
       </w:pPr>
       <w:r>
-        <w:t xml:space="preserve">Last modified: 2026-10-28 13:13:09 (PDT)</w:t>
+        <w:t xml:space="preserve">Last modified: 2026-10-28 16:00:43 (PDT)</w:t>
       </w:r>
     </w:p>
     <w:bookmarkStart w:id="118" w:name="vectors"/>

--- a/linear-algebra-vectors.docx
+++ b/linear-algebra-vectors.docx
@@ -15,7 +15,7 @@
         <w:pStyle w:val="Date"/>
       </w:pPr>
       <w:r>
-        <w:t xml:space="preserve">Last modified: 2026-10-28 16:00:43 (PDT)</w:t>
+        <w:t xml:space="preserve">Last modified: 2026-10-28 17:04:35 (PDT)</w:t>
       </w:r>
     </w:p>
     <w:bookmarkStart w:id="118" w:name="vectors"/>

--- a/linear-algebra-vectors.docx
+++ b/linear-algebra-vectors.docx
@@ -15,7 +15,7 @@
         <w:pStyle w:val="Date"/>
       </w:pPr>
       <w:r>
-        <w:t xml:space="preserve">Last modified: 2026-10-28 17:04:35 (PDT)</w:t>
+        <w:t xml:space="preserve">Last modified: 2026-10-28 18:32:18 (PDT)</w:t>
       </w:r>
     </w:p>
     <w:bookmarkStart w:id="118" w:name="vectors"/>

--- a/linear-algebra-vectors.docx
+++ b/linear-algebra-vectors.docx
@@ -15,7 +15,7 @@
         <w:pStyle w:val="Date"/>
       </w:pPr>
       <w:r>
-        <w:t xml:space="preserve">Last modified: 2026-10-28 18:32:18 (PDT)</w:t>
+        <w:t xml:space="preserve">Last modified: 2026-10-28 20:07:26 (PDT)</w:t>
       </w:r>
     </w:p>
     <w:bookmarkStart w:id="118" w:name="vectors"/>

--- a/linear-algebra-vectors.docx
+++ b/linear-algebra-vectors.docx
@@ -15,7 +15,7 @@
         <w:pStyle w:val="Date"/>
       </w:pPr>
       <w:r>
-        <w:t xml:space="preserve">Last modified: 2026-10-28 20:07:26 (PDT)</w:t>
+        <w:t xml:space="preserve">Last modified: 2026-10-28 21:37:44 (PDT)</w:t>
       </w:r>
     </w:p>
     <w:bookmarkStart w:id="118" w:name="vectors"/>

--- a/linear-algebra-vectors.docx
+++ b/linear-algebra-vectors.docx
@@ -15,7 +15,7 @@
         <w:pStyle w:val="Date"/>
       </w:pPr>
       <w:r>
-        <w:t xml:space="preserve">Last modified: 2026-10-28 21:37:44 (PDT)</w:t>
+        <w:t xml:space="preserve">Last modified: 2026-10-28 23:05:07 (PDT)</w:t>
       </w:r>
     </w:p>
     <w:bookmarkStart w:id="118" w:name="vectors"/>

--- a/linear-algebra-vectors.docx
+++ b/linear-algebra-vectors.docx
@@ -15,7 +15,7 @@
         <w:pStyle w:val="Date"/>
       </w:pPr>
       <w:r>
-        <w:t xml:space="preserve">Last modified: 2026-10-28 23:05:07 (PDT)</w:t>
+        <w:t xml:space="preserve">Last modified: 2026-10-29 00:14:30 (PDT)</w:t>
       </w:r>
     </w:p>
     <w:bookmarkStart w:id="118" w:name="vectors"/>

--- a/linear-algebra-vectors.docx
+++ b/linear-algebra-vectors.docx
@@ -15,7 +15,7 @@
         <w:pStyle w:val="Date"/>
       </w:pPr>
       <w:r>
-        <w:t xml:space="preserve">Last modified: 2026-10-29 00:14:30 (PDT)</w:t>
+        <w:t xml:space="preserve">Last modified: 2026-10-29 01:38:31 (PDT)</w:t>
       </w:r>
     </w:p>
     <w:bookmarkStart w:id="118" w:name="vectors"/>

--- a/linear-algebra-vectors.docx
+++ b/linear-algebra-vectors.docx
@@ -15,7 +15,7 @@
         <w:pStyle w:val="Date"/>
       </w:pPr>
       <w:r>
-        <w:t xml:space="preserve">Last modified: 2026-10-29 01:38:31 (PDT)</w:t>
+        <w:t xml:space="preserve">Last modified: 2026-10-29 07:45:31 (PDT)</w:t>
       </w:r>
     </w:p>
     <w:bookmarkStart w:id="118" w:name="vectors"/>

--- a/linear-algebra-vectors.docx
+++ b/linear-algebra-vectors.docx
@@ -15,7 +15,7 @@
         <w:pStyle w:val="Date"/>
       </w:pPr>
       <w:r>
-        <w:t xml:space="preserve">Last modified: 2026-10-29 07:45:31 (PDT)</w:t>
+        <w:t xml:space="preserve">Last modified: 2026-10-29 09:12:46 (PDT)</w:t>
       </w:r>
     </w:p>
     <w:bookmarkStart w:id="118" w:name="vectors"/>

--- a/linear-algebra-vectors.docx
+++ b/linear-algebra-vectors.docx
@@ -15,7 +15,7 @@
         <w:pStyle w:val="Date"/>
       </w:pPr>
       <w:r>
-        <w:t xml:space="preserve">Last modified: 2026-10-29 09:12:46 (PDT)</w:t>
+        <w:t xml:space="preserve">Last modified: 2026-10-29 10:33:15 (PDT)</w:t>
       </w:r>
     </w:p>
     <w:bookmarkStart w:id="118" w:name="vectors"/>

--- a/linear-algebra-vectors.docx
+++ b/linear-algebra-vectors.docx
@@ -15,7 +15,7 @@
         <w:pStyle w:val="Date"/>
       </w:pPr>
       <w:r>
-        <w:t xml:space="preserve">Last modified: 2026-10-29 10:33:15 (PDT)</w:t>
+        <w:t xml:space="preserve">Last modified: 2026-10-29 11:51:41 (PDT)</w:t>
       </w:r>
     </w:p>
     <w:bookmarkStart w:id="118" w:name="vectors"/>

--- a/linear-algebra-vectors.docx
+++ b/linear-algebra-vectors.docx
@@ -15,7 +15,7 @@
         <w:pStyle w:val="Date"/>
       </w:pPr>
       <w:r>
-        <w:t xml:space="preserve">Last modified: 2026-10-29 11:51:41 (PDT)</w:t>
+        <w:t xml:space="preserve">Last modified: 2026-10-29 13:28:16 (PDT)</w:t>
       </w:r>
     </w:p>
     <w:bookmarkStart w:id="118" w:name="vectors"/>

--- a/linear-algebra-vectors.docx
+++ b/linear-algebra-vectors.docx
@@ -15,7 +15,7 @@
         <w:pStyle w:val="Date"/>
       </w:pPr>
       <w:r>
-        <w:t xml:space="preserve">Last modified: 2026-10-29 13:28:16 (PDT)</w:t>
+        <w:t xml:space="preserve">Last modified: 2026-10-29 14:56:31 (PDT)</w:t>
       </w:r>
     </w:p>
     <w:bookmarkStart w:id="118" w:name="vectors"/>

--- a/linear-algebra-vectors.docx
+++ b/linear-algebra-vectors.docx
@@ -15,7 +15,7 @@
         <w:pStyle w:val="Date"/>
       </w:pPr>
       <w:r>
-        <w:t xml:space="preserve">Last modified: 2026-10-29 14:56:31 (PDT)</w:t>
+        <w:t xml:space="preserve">Last modified: 2026-10-29 16:45:03 (PDT)</w:t>
       </w:r>
     </w:p>
     <w:bookmarkStart w:id="118" w:name="vectors"/>

--- a/linear-algebra-vectors.docx
+++ b/linear-algebra-vectors.docx
@@ -15,7 +15,7 @@
         <w:pStyle w:val="Date"/>
       </w:pPr>
       <w:r>
-        <w:t xml:space="preserve">Last modified: 2026-10-29 16:45:03 (PDT)</w:t>
+        <w:t xml:space="preserve">Last modified: 2026-10-29 20:01:11 (PDT)</w:t>
       </w:r>
     </w:p>
     <w:bookmarkStart w:id="118" w:name="vectors"/>

--- a/linear-algebra-vectors.docx
+++ b/linear-algebra-vectors.docx
@@ -15,7 +15,7 @@
         <w:pStyle w:val="Date"/>
       </w:pPr>
       <w:r>
-        <w:t xml:space="preserve">Last modified: 2026-10-29 20:01:11 (PDT)</w:t>
+        <w:t xml:space="preserve">Last modified: 2026-10-30 00:52:40 (PDT)</w:t>
       </w:r>
     </w:p>
     <w:bookmarkStart w:id="118" w:name="vectors"/>

--- a/linear-algebra-vectors.docx
+++ b/linear-algebra-vectors.docx
@@ -15,7 +15,7 @@
         <w:pStyle w:val="Date"/>
       </w:pPr>
       <w:r>
-        <w:t xml:space="preserve">Last modified: 2026-10-30 00:52:40 (PDT)</w:t>
+        <w:t xml:space="preserve">Last modified: 2026-10-30 02:22:19 (PDT)</w:t>
       </w:r>
     </w:p>
     <w:bookmarkStart w:id="118" w:name="vectors"/>

--- a/linear-algebra-vectors.docx
+++ b/linear-algebra-vectors.docx
@@ -15,7 +15,7 @@
         <w:pStyle w:val="Date"/>
       </w:pPr>
       <w:r>
-        <w:t xml:space="preserve">Last modified: 2026-10-30 02:22:19 (PDT)</w:t>
+        <w:t xml:space="preserve">Last modified: 2026-10-30 12:07:09 (PDT)</w:t>
       </w:r>
     </w:p>
     <w:bookmarkStart w:id="118" w:name="vectors"/>

--- a/linear-algebra-vectors.docx
+++ b/linear-algebra-vectors.docx
@@ -15,7 +15,7 @@
         <w:pStyle w:val="Date"/>
       </w:pPr>
       <w:r>
-        <w:t xml:space="preserve">Last modified: 2026-10-30 12:07:09 (PDT)</w:t>
+        <w:t xml:space="preserve">Last modified: 2026-10-30 13:54:56 (PDT)</w:t>
       </w:r>
     </w:p>
     <w:bookmarkStart w:id="118" w:name="vectors"/>

--- a/linear-algebra-vectors.docx
+++ b/linear-algebra-vectors.docx
@@ -15,7 +15,7 @@
         <w:pStyle w:val="Date"/>
       </w:pPr>
       <w:r>
-        <w:t xml:space="preserve">Last modified: 2026-10-30 13:54:56 (PDT)</w:t>
+        <w:t xml:space="preserve">Last modified: 2026-10-30 15:46:06 (PDT)</w:t>
       </w:r>
     </w:p>
     <w:bookmarkStart w:id="118" w:name="vectors"/>

--- a/linear-algebra-vectors.docx
+++ b/linear-algebra-vectors.docx
@@ -15,7 +15,7 @@
         <w:pStyle w:val="Date"/>
       </w:pPr>
       <w:r>
-        <w:t xml:space="preserve">Last modified: 2026-10-30 15:46:06 (PDT)</w:t>
+        <w:t xml:space="preserve">Last modified: 2026-10-30 17:15:43 (PDT)</w:t>
       </w:r>
     </w:p>
     <w:bookmarkStart w:id="118" w:name="vectors"/>

--- a/linear-algebra-vectors.docx
+++ b/linear-algebra-vectors.docx
@@ -15,7 +15,7 @@
         <w:pStyle w:val="Date"/>
       </w:pPr>
       <w:r>
-        <w:t xml:space="preserve">Last modified: 2026-10-30 17:15:43 (PDT)</w:t>
+        <w:t xml:space="preserve">Last modified: 2026-10-30 18:45:42 (PDT)</w:t>
       </w:r>
     </w:p>
     <w:bookmarkStart w:id="118" w:name="vectors"/>

--- a/linear-algebra-vectors.docx
+++ b/linear-algebra-vectors.docx
@@ -15,7 +15,7 @@
         <w:pStyle w:val="Date"/>
       </w:pPr>
       <w:r>
-        <w:t xml:space="preserve">Last modified: 2026-10-30 18:45:42 (PDT)</w:t>
+        <w:t xml:space="preserve">Last modified: 2026-10-30 21:18:12 (PDT)</w:t>
       </w:r>
     </w:p>
     <w:bookmarkStart w:id="118" w:name="vectors"/>

--- a/linear-algebra-vectors.docx
+++ b/linear-algebra-vectors.docx
@@ -15,7 +15,7 @@
         <w:pStyle w:val="Date"/>
       </w:pPr>
       <w:r>
-        <w:t xml:space="preserve">Last modified: 2026-10-30 21:18:12 (PDT)</w:t>
+        <w:t xml:space="preserve">Last modified: 2026-10-31 00:08:50 (PDT)</w:t>
       </w:r>
     </w:p>
     <w:bookmarkStart w:id="118" w:name="vectors"/>

--- a/linear-algebra-vectors.docx
+++ b/linear-algebra-vectors.docx
@@ -15,7 +15,7 @@
         <w:pStyle w:val="Date"/>
       </w:pPr>
       <w:r>
-        <w:t xml:space="preserve">Last modified: 2026-10-31 00:08:50 (PDT)</w:t>
+        <w:t xml:space="preserve">Last modified: 2026-10-31 06:43:52 (PDT)</w:t>
       </w:r>
     </w:p>
     <w:bookmarkStart w:id="118" w:name="vectors"/>
